--- a/backend/word_templates/工程类/集团外工程/材料租赁/邀请询比/3.交易文件.docx
+++ b/backend/word_templates/工程类/集团外工程/材料租赁/邀请询比/3.交易文件.docx
@@ -49,6 +49,7 @@
         <w:rPr>
           <w:rFonts w:hint="eastAsia" w:ascii="方正小标宋简体" w:eastAsia="方正小标宋简体"/>
           <w:b/>
+          <w:color w:val="0000FF"/>
           <w:sz w:val="52"/>
           <w:szCs w:val="52"/>
           <w:highlight w:val="none"/>
@@ -212,54 +213,6 @@
     </w:p>
     <w:p>
       <w:pPr>
-        <w:rPr>
-          <w:rFonts w:hint="eastAsia"/>
-          <w:highlight w:val="none"/>
-        </w:rPr>
-      </w:pPr>
-    </w:p>
-    <w:p>
-      <w:pPr>
-        <w:rPr>
-          <w:rFonts w:hint="eastAsia"/>
-          <w:highlight w:val="none"/>
-        </w:rPr>
-      </w:pPr>
-    </w:p>
-    <w:p>
-      <w:pPr>
-        <w:rPr>
-          <w:rFonts w:hint="eastAsia"/>
-          <w:highlight w:val="none"/>
-        </w:rPr>
-      </w:pPr>
-    </w:p>
-    <w:p>
-      <w:pPr>
-        <w:rPr>
-          <w:rFonts w:hint="eastAsia"/>
-          <w:highlight w:val="none"/>
-        </w:rPr>
-      </w:pPr>
-    </w:p>
-    <w:p>
-      <w:pPr>
-        <w:rPr>
-          <w:rFonts w:hint="eastAsia"/>
-          <w:highlight w:val="none"/>
-        </w:rPr>
-      </w:pPr>
-    </w:p>
-    <w:p>
-      <w:pPr>
-        <w:rPr>
-          <w:rFonts w:hint="eastAsia"/>
-          <w:highlight w:val="none"/>
-        </w:rPr>
-      </w:pPr>
-    </w:p>
-    <w:p>
-      <w:pPr>
         <w:jc w:val="both"/>
         <w:rPr>
           <w:rFonts w:hint="eastAsia" w:ascii="黑体" w:hAnsi="黑体" w:eastAsia="黑体"/>
@@ -282,12 +235,44 @@
       <w:r>
         <w:rPr>
           <w:rFonts w:hint="eastAsia" w:ascii="黑体" w:hAnsi="黑体" w:eastAsia="黑体" w:cs="仿宋_GB2312"/>
+          <w:color w:val="0000FF"/>
           <w:sz w:val="32"/>
           <w:szCs w:val="32"/>
           <w:highlight w:val="none"/>
           <w:lang w:val="en-US" w:eastAsia="zh-CN"/>
         </w:rPr>
-        <w:t>{{jiaoyi_fengmian_year}}年{{jiaoyi_fengmian_month}}月</w:t>
+        <w:t>{{jiaoyi_fengmian_year}}</w:t>
+      </w:r>
+      <w:r>
+        <w:rPr>
+          <w:rFonts w:hint="eastAsia" w:ascii="黑体" w:hAnsi="黑体" w:eastAsia="黑体" w:cs="仿宋_GB2312"/>
+          <w:sz w:val="32"/>
+          <w:szCs w:val="32"/>
+          <w:highlight w:val="none"/>
+          <w:lang w:val="en-US" w:eastAsia="zh-CN"/>
+        </w:rPr>
+        <w:t>年</w:t>
+      </w:r>
+      <w:r>
+        <w:rPr>
+          <w:rFonts w:hint="eastAsia" w:ascii="黑体" w:hAnsi="黑体" w:eastAsia="黑体" w:cs="仿宋_GB2312"/>
+          <w:color w:val="0000FF"/>
+          <w:sz w:val="32"/>
+          <w:szCs w:val="32"/>
+          <w:highlight w:val="none"/>
+          <w:lang w:val="en-US" w:eastAsia="zh-CN"/>
+        </w:rPr>
+        <w:t>{{jiaoyi_fengmian_month}}</w:t>
+      </w:r>
+      <w:r>
+        <w:rPr>
+          <w:rFonts w:hint="eastAsia" w:ascii="黑体" w:hAnsi="黑体" w:eastAsia="黑体" w:cs="仿宋_GB2312"/>
+          <w:sz w:val="32"/>
+          <w:szCs w:val="32"/>
+          <w:highlight w:val="none"/>
+          <w:lang w:val="en-US" w:eastAsia="zh-CN"/>
+        </w:rPr>
+        <w:t>月</w:t>
       </w:r>
     </w:p>
     <w:p>
@@ -297,14 +282,6 @@
           <w:rFonts w:ascii="黑体" w:hAnsi="黑体" w:eastAsia="黑体" w:cs="仿宋_GB2312"/>
           <w:sz w:val="32"/>
           <w:szCs w:val="32"/>
-          <w:highlight w:val="none"/>
-        </w:rPr>
-      </w:pPr>
-    </w:p>
-    <w:p>
-      <w:pPr>
-        <w:pStyle w:val="14"/>
-        <w:rPr>
           <w:highlight w:val="none"/>
         </w:rPr>
       </w:pPr>
@@ -312,10 +289,22 @@
     <w:p>
       <w:pPr>
         <w:pStyle w:val="62"/>
+        <w:keepNext w:val="0"/>
+        <w:keepLines w:val="0"/>
+        <w:pageBreakBefore/>
+        <w:widowControl w:val="0"/>
+        <w:kinsoku/>
+        <w:wordWrap/>
+        <w:overflowPunct/>
+        <w:topLinePunct w:val="0"/>
+        <w:autoSpaceDE/>
+        <w:autoSpaceDN/>
+        <w:bidi w:val="0"/>
         <w:adjustRightInd w:val="0"/>
         <w:snapToGrid w:val="0"/>
         <w:spacing w:before="0" w:line="600" w:lineRule="exact"/>
         <w:jc w:val="center"/>
+        <w:textAlignment w:val="auto"/>
         <w:rPr>
           <w:rFonts w:ascii="方正小标宋简体" w:eastAsia="方正小标宋简体"/>
           <w:b/>
@@ -331,18 +320,6 @@
       <w:r>
         <w:rPr>
           <w:rFonts w:hint="eastAsia" w:ascii="方正小标宋简体" w:eastAsia="方正小标宋简体"/>
-          <w:b/>
-          <w:color w:val="auto"/>
-          <w:sz w:val="44"/>
-          <w:szCs w:val="44"/>
-          <w:highlight w:val="none"/>
-          <w:lang w:val="zh-CN"/>
-        </w:rPr>
-        <w:br w:type="page"/>
-      </w:r>
-      <w:r>
-        <w:rPr>
-          <w:rFonts w:hint="eastAsia" w:ascii="宋体" w:hAnsi="宋体" w:eastAsia="宋体" w:cs="宋体"/>
           <w:b/>
           <w:color w:val="auto"/>
           <w:sz w:val="44"/>
@@ -1361,57 +1338,10 @@
     </w:p>
     <w:p>
       <w:pPr>
-        <w:widowControl/>
-        <w:jc w:val="left"/>
-        <w:rPr>
-          <w:rFonts w:eastAsia="方正小标宋简体"/>
-          <w:bCs/>
-          <w:kern w:val="44"/>
-          <w:sz w:val="28"/>
-          <w:szCs w:val="28"/>
-          <w:highlight w:val="none"/>
-        </w:rPr>
-      </w:pPr>
-    </w:p>
-    <w:p>
-      <w:pPr>
-        <w:pStyle w:val="14"/>
-        <w:rPr>
-          <w:sz w:val="28"/>
-          <w:szCs w:val="28"/>
-          <w:highlight w:val="none"/>
-        </w:rPr>
-      </w:pPr>
-    </w:p>
-    <w:p>
-      <w:pPr>
-        <w:pStyle w:val="59"/>
-        <w:rPr>
-          <w:highlight w:val="none"/>
-        </w:rPr>
-      </w:pPr>
-    </w:p>
-    <w:p>
-      <w:pPr>
-        <w:rPr>
-          <w:rFonts w:hint="eastAsia"/>
-          <w:highlight w:val="none"/>
-        </w:rPr>
-      </w:pPr>
-    </w:p>
-    <w:p>
-      <w:pPr>
-        <w:rPr>
-          <w:rFonts w:hint="eastAsia"/>
-          <w:highlight w:val="none"/>
-        </w:rPr>
-      </w:pPr>
-    </w:p>
-    <w:p>
-      <w:pPr>
         <w:keepNext w:val="0"/>
         <w:keepLines w:val="0"/>
-        <w:pageBreakBefore w:val="0"/>
+        <w:pageBreakBefore/>
+        <w:widowControl w:val="0"/>
         <w:kinsoku/>
         <w:wordWrap/>
         <w:overflowPunct/>
@@ -1419,9 +1349,10 @@
         <w:autoSpaceDE/>
         <w:autoSpaceDN/>
         <w:bidi w:val="0"/>
+        <w:adjustRightInd/>
         <w:snapToGrid w:val="0"/>
         <w:spacing w:line="580" w:lineRule="exact"/>
-        <w:ind w:firstLine="560" w:firstLineChars="200"/>
+        <w:ind w:firstLine="720" w:firstLineChars="200"/>
         <w:jc w:val="center"/>
         <w:textAlignment w:val="auto"/>
         <w:outlineLvl w:val="0"/>
@@ -1435,17 +1366,6 @@
           <w:lang w:val="en-US" w:eastAsia="zh-CN" w:bidi="ar-SA"/>
         </w:rPr>
       </w:pPr>
-      <w:r>
-        <w:rPr>
-          <w:rFonts w:hint="eastAsia" w:ascii="仿宋_GB2312" w:eastAsia="仿宋_GB2312"/>
-          <w:sz w:val="28"/>
-          <w:szCs w:val="28"/>
-          <w:highlight w:val="none"/>
-          <w:u w:val="single"/>
-          <w:lang w:val="en-US" w:eastAsia="zh-CN"/>
-        </w:rPr>
-        <w:br w:type="page"/>
-      </w:r>
       <w:bookmarkStart w:id="3" w:name="_Toc20064"/>
       <w:r>
         <w:rPr>
@@ -1544,6 +1464,7 @@
       <w:r>
         <w:rPr>
           <w:rFonts w:hint="eastAsia" w:ascii="仿宋_GB2312" w:eastAsia="仿宋_GB2312"/>
+          <w:color w:val="0000FF"/>
           <w:sz w:val="28"/>
           <w:szCs w:val="28"/>
           <w:highlight w:val="none"/>
@@ -1666,6 +1587,7 @@
         <w:keepNext w:val="0"/>
         <w:keepLines w:val="0"/>
         <w:pageBreakBefore w:val="0"/>
+        <w:widowControl w:val="0"/>
         <w:kinsoku/>
         <w:wordWrap/>
         <w:overflowPunct/>
@@ -1675,7 +1597,7 @@
         <w:bidi w:val="0"/>
         <w:adjustRightInd w:val="0"/>
         <w:snapToGrid w:val="0"/>
-        <w:spacing w:line="560" w:lineRule="exact"/>
+        <w:spacing w:line="360" w:lineRule="auto"/>
         <w:ind w:firstLine="560" w:firstLineChars="200"/>
         <w:jc w:val="left"/>
         <w:textAlignment w:val="auto"/>
@@ -1684,6 +1606,7 @@
           <w:sz w:val="28"/>
           <w:szCs w:val="28"/>
           <w:highlight w:val="none"/>
+          <w:u w:val="single"/>
         </w:rPr>
       </w:pPr>
       <w:r>
@@ -1698,9 +1621,11 @@
       <w:r>
         <w:rPr>
           <w:rFonts w:hint="eastAsia" w:ascii="仿宋_GB2312" w:eastAsia="仿宋_GB2312"/>
-          <w:sz w:val="28"/>
-          <w:szCs w:val="28"/>
-          <w:highlight w:val="none"/>
+          <w:color w:val="0000FF"/>
+          <w:sz w:val="28"/>
+          <w:szCs w:val="28"/>
+          <w:highlight w:val="none"/>
+          <w:u w:val="single"/>
           <w:lang w:val="en-US" w:eastAsia="zh-CN"/>
         </w:rPr>
         <w:t>{{caigou_xiangmu_ming}}</w:t>
@@ -1711,6 +1636,7 @@
         <w:keepNext w:val="0"/>
         <w:keepLines w:val="0"/>
         <w:pageBreakBefore w:val="0"/>
+        <w:widowControl w:val="0"/>
         <w:kinsoku/>
         <w:wordWrap/>
         <w:overflowPunct/>
@@ -1720,7 +1646,7 @@
         <w:bidi w:val="0"/>
         <w:adjustRightInd w:val="0"/>
         <w:snapToGrid w:val="0"/>
-        <w:spacing w:line="560" w:lineRule="exact"/>
+        <w:spacing w:line="360" w:lineRule="auto"/>
         <w:ind w:firstLine="560" w:firstLineChars="200"/>
         <w:jc w:val="left"/>
         <w:textAlignment w:val="auto"/>
@@ -1779,6 +1705,7 @@
         <w:keepNext w:val="0"/>
         <w:keepLines w:val="0"/>
         <w:pageBreakBefore w:val="0"/>
+        <w:widowControl w:val="0"/>
         <w:kinsoku/>
         <w:wordWrap/>
         <w:overflowPunct/>
@@ -1788,7 +1715,7 @@
         <w:bidi w:val="0"/>
         <w:adjustRightInd w:val="0"/>
         <w:snapToGrid w:val="0"/>
-        <w:spacing w:line="560" w:lineRule="exact"/>
+        <w:spacing w:line="360" w:lineRule="auto"/>
         <w:ind w:firstLine="560" w:firstLineChars="200"/>
         <w:jc w:val="left"/>
         <w:textAlignment w:val="auto"/>
@@ -1832,6 +1759,7 @@
       <w:r>
         <w:rPr>
           <w:rFonts w:hint="eastAsia" w:ascii="仿宋_GB2312" w:eastAsia="仿宋_GB2312"/>
+          <w:color w:val="0000FF"/>
           <w:sz w:val="28"/>
           <w:szCs w:val="28"/>
           <w:highlight w:val="none"/>
@@ -1846,6 +1774,7 @@
         <w:keepNext w:val="0"/>
         <w:keepLines w:val="0"/>
         <w:pageBreakBefore w:val="0"/>
+        <w:widowControl w:val="0"/>
         <w:kinsoku/>
         <w:wordWrap/>
         <w:overflowPunct/>
@@ -1855,7 +1784,7 @@
         <w:bidi w:val="0"/>
         <w:adjustRightInd w:val="0"/>
         <w:snapToGrid w:val="0"/>
-        <w:spacing w:line="560" w:lineRule="exact"/>
+        <w:spacing w:line="360" w:lineRule="auto"/>
         <w:ind w:firstLine="560" w:firstLineChars="200"/>
         <w:jc w:val="left"/>
         <w:textAlignment w:val="auto"/>
@@ -1899,6 +1828,7 @@
       <w:r>
         <w:rPr>
           <w:rFonts w:hint="eastAsia" w:ascii="仿宋_GB2312" w:eastAsia="仿宋_GB2312"/>
+          <w:color w:val="0000FF"/>
           <w:sz w:val="28"/>
           <w:szCs w:val="28"/>
           <w:highlight w:val="none"/>
@@ -1913,6 +1843,7 @@
         <w:keepNext w:val="0"/>
         <w:keepLines w:val="0"/>
         <w:pageBreakBefore w:val="0"/>
+        <w:widowControl w:val="0"/>
         <w:kinsoku/>
         <w:wordWrap/>
         <w:overflowPunct/>
@@ -1922,7 +1853,7 @@
         <w:bidi w:val="0"/>
         <w:adjustRightInd w:val="0"/>
         <w:snapToGrid w:val="0"/>
-        <w:spacing w:line="560" w:lineRule="exact"/>
+        <w:spacing w:line="360" w:lineRule="auto"/>
         <w:ind w:firstLine="560" w:firstLineChars="200"/>
         <w:jc w:val="left"/>
         <w:textAlignment w:val="auto"/>
@@ -1975,16 +1906,27 @@
     <w:p>
       <w:pPr>
         <w:pStyle w:val="96"/>
-        <w:spacing w:before="5"/>
+        <w:keepNext w:val="0"/>
+        <w:keepLines w:val="0"/>
+        <w:pageBreakBefore w:val="0"/>
+        <w:widowControl w:val="0"/>
+        <w:kinsoku/>
+        <w:wordWrap/>
+        <w:overflowPunct/>
+        <w:topLinePunct w:val="0"/>
+        <w:autoSpaceDE/>
+        <w:autoSpaceDN/>
+        <w:bidi w:val="0"/>
+        <w:spacing w:before="5" w:line="360" w:lineRule="auto"/>
         <w:ind w:left="101"/>
         <w:jc w:val="left"/>
+        <w:textAlignment w:val="auto"/>
         <w:rPr>
           <w:rFonts w:hint="eastAsia" w:ascii="仿宋_GB2312" w:hAnsi="Calibri" w:eastAsia="仿宋_GB2312" w:cs="Times New Roman"/>
-          <w:color w:val="FF0000"/>
           <w:kern w:val="2"/>
           <w:sz w:val="28"/>
           <w:szCs w:val="28"/>
-          <w:u w:val="single"/>
+          <w:highlight w:val="none"/>
           <w:lang w:val="en-US" w:eastAsia="zh-CN" w:bidi="ar-SA"/>
         </w:rPr>
       </w:pPr>
@@ -1996,39 +1938,23 @@
           <w:highlight w:val="none"/>
           <w:lang w:val="en-US" w:eastAsia="zh-CN"/>
         </w:rPr>
-        <w:t xml:space="preserve">      项目内容</w:t>
-      </w:r>
-      <w:r>
-        <w:rPr>
-          <w:rFonts w:hint="eastAsia" w:ascii="仿宋_GB2312" w:eastAsia="仿宋_GB2312"/>
-          <w:sz w:val="28"/>
-          <w:szCs w:val="28"/>
-          <w:highlight w:val="none"/>
-        </w:rPr>
-        <w:t>和</w:t>
-      </w:r>
-      <w:r>
-        <w:rPr>
-          <w:rFonts w:hint="eastAsia" w:ascii="仿宋_GB2312" w:eastAsia="仿宋_GB2312"/>
-          <w:sz w:val="28"/>
-          <w:szCs w:val="28"/>
-          <w:highlight w:val="none"/>
-          <w:lang w:val="en-US" w:eastAsia="zh-CN"/>
-        </w:rPr>
-        <w:t>范围</w:t>
-      </w:r>
-      <w:r>
-        <w:rPr>
-          <w:rFonts w:hint="eastAsia" w:ascii="仿宋_GB2312" w:eastAsia="仿宋_GB2312"/>
-          <w:sz w:val="28"/>
-          <w:szCs w:val="28"/>
-          <w:highlight w:val="none"/>
-        </w:rPr>
-        <w:t>：</w:t>
+        <w:t xml:space="preserve">   </w:t>
       </w:r>
       <w:r>
         <w:rPr>
           <w:rFonts w:hint="eastAsia" w:ascii="仿宋_GB2312" w:hAnsi="Calibri" w:eastAsia="仿宋_GB2312" w:cs="Times New Roman"/>
+          <w:kern w:val="2"/>
+          <w:sz w:val="28"/>
+          <w:szCs w:val="28"/>
+          <w:highlight w:val="none"/>
+          <w:lang w:val="en-US" w:eastAsia="zh-CN" w:bidi="ar-SA"/>
+        </w:rPr>
+        <w:t xml:space="preserve">  项目内容和范围：</w:t>
+      </w:r>
+      <w:r>
+        <w:rPr>
+          <w:rFonts w:hint="eastAsia" w:ascii="仿宋_GB2312" w:hAnsi="Calibri" w:eastAsia="仿宋_GB2312" w:cs="Times New Roman"/>
+          <w:color w:val="0000FF"/>
           <w:kern w:val="2"/>
           <w:sz w:val="28"/>
           <w:szCs w:val="28"/>
@@ -2129,7 +2055,7 @@
       <w:r>
         <w:rPr>
           <w:rFonts w:hint="eastAsia" w:ascii="仿宋_GB2312" w:eastAsia="仿宋_GB2312" w:cs="Times New Roman"/>
-          <w:color w:val="auto"/>
+          <w:color w:val="0000FF"/>
           <w:sz w:val="28"/>
           <w:szCs w:val="28"/>
           <w:u w:val="single"/>
@@ -3516,9 +3442,10 @@
     </w:p>
     <w:p>
       <w:pPr>
-        <w:keepNext w:val="0"/>
+        <w:keepNext/>
         <w:keepLines w:val="0"/>
         <w:pageBreakBefore w:val="0"/>
+        <w:widowControl w:val="0"/>
         <w:kinsoku/>
         <w:wordWrap/>
         <w:overflowPunct/>
@@ -3674,7 +3601,7 @@
       <w:r>
         <w:rPr>
           <w:rFonts w:hint="eastAsia" w:ascii="仿宋_GB2312" w:eastAsia="仿宋_GB2312"/>
-          <w:color w:val="auto"/>
+          <w:color w:val="0000FF"/>
           <w:sz w:val="28"/>
           <w:szCs w:val="28"/>
           <w:highlight w:val="none"/>
@@ -3696,7 +3623,7 @@
       <w:r>
         <w:rPr>
           <w:rFonts w:hint="eastAsia" w:ascii="仿宋_GB2312" w:eastAsia="仿宋_GB2312"/>
-          <w:color w:val="auto"/>
+          <w:color w:val="0000FF"/>
           <w:sz w:val="28"/>
           <w:szCs w:val="28"/>
           <w:highlight w:val="none"/>
@@ -3718,7 +3645,7 @@
       <w:r>
         <w:rPr>
           <w:rFonts w:hint="eastAsia" w:ascii="仿宋_GB2312" w:eastAsia="仿宋_GB2312"/>
-          <w:color w:val="auto"/>
+          <w:color w:val="0000FF"/>
           <w:sz w:val="28"/>
           <w:szCs w:val="28"/>
           <w:highlight w:val="none"/>
@@ -4079,10 +4006,11 @@
       <w:r>
         <w:rPr>
           <w:rFonts w:hint="eastAsia" w:ascii="仿宋_GB2312" w:eastAsia="仿宋_GB2312"/>
-          <w:color w:val="auto"/>
-          <w:sz w:val="28"/>
-          <w:szCs w:val="28"/>
-          <w:highlight w:val="none"/>
+          <w:color w:val="0000FF"/>
+          <w:sz w:val="28"/>
+          <w:szCs w:val="28"/>
+          <w:highlight w:val="none"/>
+          <w:u w:val="single"/>
           <w:lang w:val="en-US" w:eastAsia="zh-CN"/>
         </w:rPr>
         <w:t>{{xiangying_dijiao_jiezhi_year}}</w:t>
@@ -4100,7 +4028,7 @@
       <w:r>
         <w:rPr>
           <w:rFonts w:hint="eastAsia" w:ascii="仿宋_GB2312" w:eastAsia="仿宋_GB2312"/>
-          <w:color w:val="auto"/>
+          <w:color w:val="0000FF"/>
           <w:sz w:val="28"/>
           <w:szCs w:val="28"/>
           <w:highlight w:val="none"/>
@@ -4122,7 +4050,7 @@
       <w:r>
         <w:rPr>
           <w:rFonts w:hint="eastAsia" w:ascii="仿宋_GB2312" w:eastAsia="仿宋_GB2312"/>
-          <w:color w:val="auto"/>
+          <w:color w:val="0000FF"/>
           <w:sz w:val="28"/>
           <w:szCs w:val="28"/>
           <w:highlight w:val="none"/>
@@ -4787,144 +4715,10 @@
     </w:p>
     <w:p>
       <w:pPr>
-        <w:keepNext w:val="0"/>
+        <w:keepNext/>
         <w:keepLines w:val="0"/>
         <w:pageBreakBefore w:val="0"/>
-        <w:kinsoku/>
-        <w:wordWrap/>
-        <w:overflowPunct/>
-        <w:topLinePunct w:val="0"/>
-        <w:autoSpaceDE/>
-        <w:autoSpaceDN/>
-        <w:bidi w:val="0"/>
-        <w:adjustRightInd w:val="0"/>
-        <w:snapToGrid w:val="0"/>
-        <w:spacing w:line="560" w:lineRule="exact"/>
-        <w:ind w:firstLine="560" w:firstLineChars="200"/>
-        <w:jc w:val="left"/>
-        <w:textAlignment w:val="auto"/>
-        <w:rPr>
-          <w:rFonts w:ascii="仿宋_GB2312" w:hAnsi="仿宋" w:eastAsia="仿宋_GB2312"/>
-          <w:color w:val="000000"/>
-          <w:sz w:val="28"/>
-          <w:szCs w:val="28"/>
-          <w:highlight w:val="none"/>
-        </w:rPr>
-      </w:pPr>
-    </w:p>
-    <w:p>
-      <w:pPr>
-        <w:keepNext w:val="0"/>
-        <w:keepLines w:val="0"/>
-        <w:pageBreakBefore w:val="0"/>
-        <w:kinsoku/>
-        <w:wordWrap/>
-        <w:overflowPunct/>
-        <w:topLinePunct w:val="0"/>
-        <w:autoSpaceDE/>
-        <w:autoSpaceDN/>
-        <w:bidi w:val="0"/>
-        <w:adjustRightInd w:val="0"/>
-        <w:snapToGrid w:val="0"/>
-        <w:spacing w:line="560" w:lineRule="exact"/>
-        <w:ind w:firstLine="560" w:firstLineChars="200"/>
-        <w:jc w:val="left"/>
-        <w:textAlignment w:val="auto"/>
-        <w:rPr>
-          <w:rFonts w:ascii="仿宋_GB2312" w:hAnsi="仿宋" w:eastAsia="仿宋_GB2312"/>
-          <w:color w:val="000000"/>
-          <w:sz w:val="28"/>
-          <w:szCs w:val="28"/>
-          <w:highlight w:val="none"/>
-        </w:rPr>
-      </w:pPr>
-    </w:p>
-    <w:p>
-      <w:pPr>
-        <w:keepNext w:val="0"/>
-        <w:keepLines w:val="0"/>
-        <w:pageBreakBefore w:val="0"/>
-        <w:kinsoku/>
-        <w:wordWrap/>
-        <w:overflowPunct/>
-        <w:topLinePunct w:val="0"/>
-        <w:autoSpaceDE/>
-        <w:autoSpaceDN/>
-        <w:bidi w:val="0"/>
-        <w:adjustRightInd w:val="0"/>
-        <w:snapToGrid w:val="0"/>
-        <w:spacing w:line="560" w:lineRule="exact"/>
-        <w:ind w:firstLine="560" w:firstLineChars="200"/>
-        <w:jc w:val="left"/>
-        <w:textAlignment w:val="auto"/>
-        <w:rPr>
-          <w:rFonts w:ascii="仿宋_GB2312" w:hAnsi="仿宋" w:eastAsia="仿宋_GB2312"/>
-          <w:color w:val="000000"/>
-          <w:sz w:val="28"/>
-          <w:szCs w:val="28"/>
-          <w:highlight w:val="none"/>
-        </w:rPr>
-      </w:pPr>
-    </w:p>
-    <w:p>
-      <w:pPr>
-        <w:keepNext w:val="0"/>
-        <w:keepLines w:val="0"/>
-        <w:pageBreakBefore w:val="0"/>
-        <w:kinsoku/>
-        <w:wordWrap/>
-        <w:overflowPunct/>
-        <w:topLinePunct w:val="0"/>
-        <w:autoSpaceDE/>
-        <w:autoSpaceDN/>
-        <w:bidi w:val="0"/>
-        <w:adjustRightInd w:val="0"/>
-        <w:snapToGrid w:val="0"/>
-        <w:spacing w:line="560" w:lineRule="exact"/>
-        <w:ind w:firstLine="560" w:firstLineChars="200"/>
-        <w:jc w:val="left"/>
-        <w:textAlignment w:val="auto"/>
-        <w:rPr>
-          <w:rFonts w:ascii="仿宋_GB2312" w:hAnsi="仿宋" w:eastAsia="仿宋_GB2312"/>
-          <w:color w:val="000000"/>
-          <w:sz w:val="28"/>
-          <w:szCs w:val="28"/>
-          <w:highlight w:val="none"/>
-        </w:rPr>
-      </w:pPr>
-    </w:p>
-    <w:p>
-      <w:pPr>
-        <w:keepNext w:val="0"/>
-        <w:keepLines w:val="0"/>
-        <w:pageBreakBefore w:val="0"/>
-        <w:kinsoku/>
-        <w:wordWrap/>
-        <w:overflowPunct/>
-        <w:topLinePunct w:val="0"/>
-        <w:autoSpaceDE/>
-        <w:autoSpaceDN/>
-        <w:bidi w:val="0"/>
-        <w:adjustRightInd w:val="0"/>
-        <w:snapToGrid w:val="0"/>
-        <w:spacing w:line="560" w:lineRule="exact"/>
-        <w:ind w:firstLine="560" w:firstLineChars="200"/>
-        <w:jc w:val="left"/>
-        <w:textAlignment w:val="auto"/>
-        <w:rPr>
-          <w:rFonts w:ascii="仿宋_GB2312" w:hAnsi="仿宋" w:eastAsia="仿宋_GB2312"/>
-          <w:color w:val="000000"/>
-          <w:sz w:val="28"/>
-          <w:szCs w:val="28"/>
-          <w:highlight w:val="none"/>
-        </w:rPr>
-      </w:pPr>
-    </w:p>
-    <w:p>
-      <w:pPr>
-        <w:keepNext w:val="0"/>
-        <w:keepLines w:val="0"/>
-        <w:pageBreakBefore w:val="0"/>
+        <w:widowControl w:val="0"/>
         <w:kinsoku/>
         <w:wordWrap/>
         <w:overflowPunct/>
@@ -4962,9 +4756,10 @@
     </w:p>
     <w:p>
       <w:pPr>
-        <w:keepNext w:val="0"/>
+        <w:keepNext/>
         <w:keepLines w:val="0"/>
         <w:pageBreakBefore w:val="0"/>
+        <w:widowControl w:val="0"/>
         <w:kinsoku/>
         <w:wordWrap/>
         <w:overflowPunct/>
@@ -5016,9 +4811,10 @@
     </w:p>
     <w:p>
       <w:pPr>
-        <w:keepNext w:val="0"/>
+        <w:keepNext/>
         <w:keepLines w:val="0"/>
         <w:pageBreakBefore w:val="0"/>
+        <w:widowControl w:val="0"/>
         <w:kinsoku/>
         <w:wordWrap/>
         <w:overflowPunct/>
@@ -5062,9 +4858,10 @@
     </w:p>
     <w:p>
       <w:pPr>
-        <w:keepNext w:val="0"/>
+        <w:keepNext/>
         <w:keepLines w:val="0"/>
         <w:pageBreakBefore w:val="0"/>
+        <w:widowControl w:val="0"/>
         <w:kinsoku/>
         <w:wordWrap/>
         <w:overflowPunct/>
@@ -5107,9 +4904,10 @@
     </w:p>
     <w:p>
       <w:pPr>
-        <w:keepNext w:val="0"/>
+        <w:keepNext/>
         <w:keepLines w:val="0"/>
         <w:pageBreakBefore w:val="0"/>
+        <w:widowControl w:val="0"/>
         <w:kinsoku/>
         <w:wordWrap/>
         <w:overflowPunct/>
@@ -5160,9 +4958,10 @@
     </w:p>
     <w:p>
       <w:pPr>
-        <w:keepNext w:val="0"/>
+        <w:keepNext/>
         <w:keepLines w:val="0"/>
         <w:pageBreakBefore w:val="0"/>
+        <w:widowControl w:val="0"/>
         <w:kinsoku/>
         <w:wordWrap/>
         <w:overflowPunct/>
@@ -5205,9 +5004,10 @@
     </w:p>
     <w:p>
       <w:pPr>
-        <w:keepNext w:val="0"/>
+        <w:keepNext/>
         <w:keepLines w:val="0"/>
         <w:pageBreakBefore w:val="0"/>
+        <w:widowControl w:val="0"/>
         <w:kinsoku/>
         <w:wordWrap/>
         <w:overflowPunct/>
@@ -5297,236 +5097,28 @@
     </w:p>
     <w:p>
       <w:pPr>
-        <w:pStyle w:val="59"/>
-        <w:ind w:left="0" w:leftChars="0" w:firstLine="0" w:firstLineChars="0"/>
-        <w:jc w:val="both"/>
-        <w:rPr>
-          <w:rFonts w:hint="eastAsia"/>
-          <w:highlight w:val="none"/>
-        </w:rPr>
-      </w:pPr>
-    </w:p>
-    <w:p>
-      <w:pPr>
-        <w:rPr>
-          <w:rFonts w:hint="eastAsia"/>
-          <w:highlight w:val="none"/>
-        </w:rPr>
-      </w:pPr>
-    </w:p>
-    <w:p>
-      <w:pPr>
-        <w:pStyle w:val="4"/>
-        <w:rPr>
-          <w:rFonts w:hint="eastAsia"/>
-          <w:highlight w:val="none"/>
-        </w:rPr>
-      </w:pPr>
-    </w:p>
-    <w:p>
-      <w:pPr>
-        <w:rPr>
-          <w:rFonts w:hint="eastAsia"/>
-          <w:highlight w:val="none"/>
-        </w:rPr>
-      </w:pPr>
-    </w:p>
-    <w:p>
-      <w:pPr>
-        <w:rPr>
-          <w:rFonts w:hint="eastAsia"/>
-          <w:highlight w:val="none"/>
-        </w:rPr>
-      </w:pPr>
-    </w:p>
-    <w:p>
-      <w:pPr>
-        <w:rPr>
-          <w:rFonts w:hint="eastAsia"/>
-          <w:highlight w:val="none"/>
-        </w:rPr>
-      </w:pPr>
-    </w:p>
-    <w:p>
-      <w:pPr>
-        <w:rPr>
-          <w:rFonts w:hint="eastAsia"/>
-          <w:highlight w:val="none"/>
-        </w:rPr>
-      </w:pPr>
-    </w:p>
-    <w:p>
-      <w:pPr>
-        <w:rPr>
-          <w:rFonts w:hint="eastAsia"/>
-          <w:highlight w:val="none"/>
-        </w:rPr>
-      </w:pPr>
-    </w:p>
-    <w:p>
-      <w:pPr>
-        <w:pStyle w:val="29"/>
-        <w:rPr>
-          <w:rFonts w:hint="eastAsia"/>
-          <w:highlight w:val="none"/>
-        </w:rPr>
-      </w:pPr>
-    </w:p>
-    <w:p>
-      <w:pPr>
-        <w:pStyle w:val="29"/>
-        <w:rPr>
-          <w:rFonts w:hint="eastAsia"/>
-          <w:highlight w:val="none"/>
-        </w:rPr>
-      </w:pPr>
-    </w:p>
-    <w:p>
-      <w:pPr>
-        <w:pStyle w:val="29"/>
-        <w:rPr>
-          <w:rFonts w:hint="eastAsia"/>
-          <w:highlight w:val="none"/>
-        </w:rPr>
-      </w:pPr>
-    </w:p>
-    <w:p>
-      <w:pPr>
-        <w:pStyle w:val="29"/>
-        <w:rPr>
-          <w:rFonts w:hint="eastAsia"/>
-          <w:highlight w:val="none"/>
-        </w:rPr>
-      </w:pPr>
-    </w:p>
-    <w:p>
-      <w:pPr>
-        <w:pStyle w:val="29"/>
-        <w:rPr>
-          <w:rFonts w:hint="eastAsia"/>
-          <w:highlight w:val="none"/>
-        </w:rPr>
-      </w:pPr>
-    </w:p>
-    <w:p>
-      <w:pPr>
-        <w:pStyle w:val="29"/>
-        <w:rPr>
-          <w:rFonts w:hint="eastAsia"/>
-          <w:highlight w:val="none"/>
-        </w:rPr>
-      </w:pPr>
-    </w:p>
-    <w:p>
-      <w:pPr>
-        <w:pStyle w:val="29"/>
-        <w:rPr>
-          <w:rFonts w:hint="eastAsia"/>
-          <w:highlight w:val="none"/>
-        </w:rPr>
-      </w:pPr>
-    </w:p>
-    <w:p>
-      <w:pPr>
-        <w:pStyle w:val="29"/>
-        <w:rPr>
-          <w:rFonts w:hint="eastAsia"/>
-          <w:highlight w:val="none"/>
-        </w:rPr>
-      </w:pPr>
-    </w:p>
-    <w:p>
-      <w:pPr>
-        <w:pStyle w:val="29"/>
-        <w:rPr>
-          <w:rFonts w:hint="eastAsia"/>
-          <w:highlight w:val="none"/>
-        </w:rPr>
-      </w:pPr>
-    </w:p>
-    <w:p>
-      <w:pPr>
-        <w:pStyle w:val="29"/>
-        <w:rPr>
-          <w:rFonts w:hint="eastAsia"/>
-          <w:highlight w:val="none"/>
-        </w:rPr>
-      </w:pPr>
-    </w:p>
-    <w:p>
-      <w:pPr>
-        <w:pStyle w:val="29"/>
-        <w:rPr>
-          <w:rFonts w:hint="eastAsia"/>
-          <w:highlight w:val="none"/>
-        </w:rPr>
-      </w:pPr>
-    </w:p>
-    <w:p>
-      <w:pPr>
-        <w:pStyle w:val="29"/>
-        <w:rPr>
-          <w:rFonts w:hint="eastAsia"/>
-          <w:highlight w:val="none"/>
-        </w:rPr>
-      </w:pPr>
-    </w:p>
-    <w:p>
-      <w:pPr>
-        <w:pStyle w:val="29"/>
-        <w:rPr>
-          <w:rFonts w:hint="eastAsia"/>
-          <w:highlight w:val="none"/>
-        </w:rPr>
-      </w:pPr>
-    </w:p>
-    <w:p>
-      <w:pPr>
-        <w:pStyle w:val="29"/>
-        <w:rPr>
-          <w:rFonts w:hint="eastAsia"/>
-          <w:highlight w:val="none"/>
-        </w:rPr>
-      </w:pPr>
-    </w:p>
-    <w:p>
-      <w:pPr>
-        <w:pStyle w:val="29"/>
-        <w:rPr>
-          <w:rFonts w:hint="eastAsia"/>
-          <w:highlight w:val="none"/>
-        </w:rPr>
-      </w:pPr>
-    </w:p>
-    <w:p>
-      <w:pPr>
-        <w:pStyle w:val="29"/>
-        <w:rPr>
-          <w:rFonts w:hint="eastAsia"/>
-          <w:highlight w:val="none"/>
-        </w:rPr>
-      </w:pPr>
-    </w:p>
-    <w:p>
-      <w:pPr>
-        <w:pStyle w:val="29"/>
-        <w:rPr>
-          <w:rFonts w:hint="eastAsia"/>
-          <w:highlight w:val="none"/>
-        </w:rPr>
-      </w:pPr>
-    </w:p>
-    <w:p>
-      <w:pPr>
         <w:pStyle w:val="3"/>
+        <w:keepNext w:val="0"/>
+        <w:keepLines w:val="0"/>
+        <w:pageBreakBefore/>
+        <w:widowControl w:val="0"/>
+        <w:kinsoku/>
+        <w:wordWrap/>
+        <w:overflowPunct/>
+        <w:topLinePunct w:val="0"/>
+        <w:autoSpaceDE/>
+        <w:autoSpaceDN/>
+        <w:bidi w:val="0"/>
+        <w:adjustRightInd/>
+        <w:snapToGrid/>
+        <w:spacing w:line="416" w:lineRule="auto"/>
+        <w:textAlignment w:val="auto"/>
         <w:outlineLvl w:val="0"/>
         <w:rPr>
           <w:highlight w:val="none"/>
         </w:rPr>
       </w:pPr>
       <w:bookmarkStart w:id="16" w:name="_Toc27639"/>
-      <w:bookmarkStart w:id="77" w:name="_GoBack"/>
-      <w:bookmarkEnd w:id="77"/>
       <w:r>
         <w:rPr>
           <w:rFonts w:hint="eastAsia" w:ascii="宋体" w:hAnsi="宋体" w:eastAsia="宋体" w:cs="宋体"/>
@@ -6156,6 +5748,7 @@
                 <w:sz w:val="24"/>
                 <w:szCs w:val="24"/>
                 <w:highlight w:val="none"/>
+                <w:lang w:eastAsia="zh-CN"/>
               </w:rPr>
             </w:pPr>
             <w:r>
@@ -6174,7 +5767,17 @@
                 <w:szCs w:val="24"/>
                 <w:highlight w:val="none"/>
               </w:rPr>
-              <w:t>.4</w:t>
+              <w:t>.</w:t>
+            </w:r>
+            <w:r>
+              <w:rPr>
+                <w:rFonts w:hint="eastAsia" w:ascii="仿宋_GB2312" w:eastAsia="仿宋_GB2312"/>
+                <w:sz w:val="24"/>
+                <w:szCs w:val="24"/>
+                <w:highlight w:val="none"/>
+                <w:lang w:val="en-US" w:eastAsia="zh-CN"/>
+              </w:rPr>
+              <w:t>3</w:t>
             </w:r>
           </w:p>
         </w:tc>
@@ -6387,29 +5990,31 @@
               <w:spacing w:line="600" w:lineRule="exact"/>
               <w:jc w:val="center"/>
               <w:rPr>
-                <w:rFonts w:ascii="仿宋_GB2312" w:eastAsia="仿宋_GB2312"/>
-                <w:sz w:val="24"/>
-                <w:szCs w:val="24"/>
-                <w:highlight w:val="none"/>
-              </w:rPr>
-            </w:pPr>
-            <w:r>
-              <w:rPr>
                 <w:rFonts w:hint="eastAsia" w:ascii="仿宋_GB2312" w:eastAsia="仿宋_GB2312"/>
                 <w:sz w:val="24"/>
                 <w:szCs w:val="24"/>
                 <w:highlight w:val="none"/>
+                <w:lang w:eastAsia="zh-CN"/>
+              </w:rPr>
+            </w:pPr>
+            <w:r>
+              <w:rPr>
+                <w:rFonts w:hint="eastAsia" w:ascii="仿宋_GB2312" w:eastAsia="仿宋_GB2312"/>
+                <w:sz w:val="24"/>
+                <w:szCs w:val="24"/>
+                <w:highlight w:val="none"/>
               </w:rPr>
               <w:t>1.</w:t>
             </w:r>
             <w:r>
               <w:rPr>
-                <w:rFonts w:ascii="仿宋_GB2312" w:eastAsia="仿宋_GB2312"/>
-                <w:sz w:val="24"/>
-                <w:szCs w:val="24"/>
-                <w:highlight w:val="none"/>
-              </w:rPr>
-              <w:t>5</w:t>
+                <w:rFonts w:hint="eastAsia" w:ascii="仿宋_GB2312" w:eastAsia="仿宋_GB2312"/>
+                <w:sz w:val="24"/>
+                <w:szCs w:val="24"/>
+                <w:highlight w:val="none"/>
+                <w:lang w:val="en-US" w:eastAsia="zh-CN"/>
+              </w:rPr>
+              <w:t>4</w:t>
             </w:r>
           </w:p>
         </w:tc>
@@ -6666,7 +6271,7 @@
                 <w:highlight w:val="none"/>
                 <w:lang w:val="en-US" w:eastAsia="zh-CN"/>
               </w:rPr>
-              <w:t>6</w:t>
+              <w:t>5</w:t>
             </w:r>
           </w:p>
         </w:tc>
@@ -6874,7 +6479,7 @@
                 <w:highlight w:val="none"/>
                 <w:lang w:val="en-US" w:eastAsia="zh-CN"/>
               </w:rPr>
-              <w:t>7</w:t>
+              <w:t>6</w:t>
             </w:r>
           </w:p>
         </w:tc>
@@ -6951,10 +6556,22 @@
     </w:tbl>
     <w:p>
       <w:pPr>
+        <w:keepNext w:val="0"/>
+        <w:keepLines w:val="0"/>
+        <w:pageBreakBefore/>
+        <w:widowControl w:val="0"/>
+        <w:kinsoku/>
+        <w:wordWrap/>
+        <w:overflowPunct/>
+        <w:topLinePunct w:val="0"/>
+        <w:autoSpaceDE/>
+        <w:autoSpaceDN/>
+        <w:bidi w:val="0"/>
         <w:adjustRightInd w:val="0"/>
         <w:snapToGrid w:val="0"/>
         <w:spacing w:before="120" w:beforeLines="50" w:after="120" w:afterLines="50" w:line="560" w:lineRule="exact"/>
         <w:jc w:val="left"/>
+        <w:textAlignment w:val="auto"/>
         <w:outlineLvl w:val="1"/>
         <w:rPr>
           <w:rFonts w:ascii="宋体" w:hAnsi="宋体"/>
@@ -6964,16 +6581,6 @@
           <w:highlight w:val="none"/>
         </w:rPr>
       </w:pPr>
-      <w:r>
-        <w:rPr>
-          <w:rFonts w:hint="eastAsia" w:ascii="宋体" w:hAnsi="宋体"/>
-          <w:b/>
-          <w:sz w:val="32"/>
-          <w:szCs w:val="32"/>
-          <w:highlight w:val="none"/>
-        </w:rPr>
-        <w:br w:type="page"/>
-      </w:r>
       <w:r>
         <w:rPr>
           <w:rFonts w:hint="eastAsia" w:ascii="宋体" w:hAnsi="宋体"/>
@@ -11022,6 +10629,7 @@
         <w:textAlignment w:val="auto"/>
         <w:rPr>
           <w:rFonts w:hint="eastAsia" w:ascii="仿宋_GB2312" w:eastAsia="仿宋_GB2312"/>
+          <w:color w:val="auto"/>
           <w:sz w:val="28"/>
           <w:szCs w:val="28"/>
           <w:highlight w:val="none"/>
@@ -11030,6 +10638,7 @@
       <w:r>
         <w:rPr>
           <w:rFonts w:hint="eastAsia" w:ascii="仿宋_GB2312" w:eastAsia="仿宋_GB2312"/>
+          <w:color w:val="auto"/>
           <w:sz w:val="28"/>
           <w:szCs w:val="28"/>
           <w:highlight w:val="none"/>
@@ -11039,6 +10648,7 @@
       <w:r>
         <w:rPr>
           <w:rFonts w:ascii="仿宋_GB2312" w:eastAsia="仿宋_GB2312"/>
+          <w:color w:val="auto"/>
           <w:sz w:val="28"/>
           <w:szCs w:val="28"/>
           <w:highlight w:val="none"/>
@@ -11048,6 +10658,7 @@
       <w:r>
         <w:rPr>
           <w:rFonts w:hint="eastAsia" w:ascii="仿宋_GB2312" w:eastAsia="仿宋_GB2312"/>
+          <w:color w:val="auto"/>
           <w:sz w:val="28"/>
           <w:szCs w:val="28"/>
           <w:highlight w:val="none"/>
@@ -11076,7 +10687,7 @@
         <w:textAlignment w:val="auto"/>
         <w:rPr>
           <w:rFonts w:ascii="仿宋_GB2312" w:eastAsia="仿宋_GB2312"/>
-          <w:color w:val="0000FF"/>
+          <w:color w:val="auto"/>
           <w:sz w:val="28"/>
           <w:szCs w:val="28"/>
           <w:highlight w:val="none"/>
@@ -11085,7 +10696,7 @@
       <w:r>
         <w:rPr>
           <w:rFonts w:hint="eastAsia" w:ascii="仿宋_GB2312" w:eastAsia="仿宋_GB2312"/>
-          <w:color w:val="0000FF"/>
+          <w:color w:val="auto"/>
           <w:sz w:val="28"/>
           <w:szCs w:val="28"/>
           <w:highlight w:val="none"/>
@@ -11095,7 +10706,7 @@
       <w:r>
         <w:rPr>
           <w:rFonts w:ascii="仿宋_GB2312" w:eastAsia="仿宋_GB2312"/>
-          <w:color w:val="0000FF"/>
+          <w:color w:val="auto"/>
           <w:sz w:val="28"/>
           <w:szCs w:val="28"/>
           <w:highlight w:val="none"/>
@@ -11105,7 +10716,7 @@
       <w:r>
         <w:rPr>
           <w:rFonts w:hint="eastAsia" w:ascii="仿宋_GB2312" w:eastAsia="仿宋_GB2312"/>
-          <w:color w:val="0000FF"/>
+          <w:color w:val="auto"/>
           <w:sz w:val="28"/>
           <w:szCs w:val="28"/>
           <w:highlight w:val="none"/>
@@ -11115,7 +10726,7 @@
       <w:r>
         <w:rPr>
           <w:rFonts w:hint="eastAsia" w:ascii="仿宋_GB2312" w:eastAsia="仿宋_GB2312"/>
-          <w:color w:val="0000FF"/>
+          <w:color w:val="auto"/>
           <w:sz w:val="28"/>
           <w:szCs w:val="28"/>
           <w:highlight w:val="none"/>
@@ -11126,7 +10737,7 @@
       <w:r>
         <w:rPr>
           <w:rFonts w:hint="eastAsia" w:ascii="仿宋_GB2312" w:eastAsia="仿宋_GB2312"/>
-          <w:color w:val="0000FF"/>
+          <w:color w:val="auto"/>
           <w:sz w:val="28"/>
           <w:szCs w:val="28"/>
           <w:highlight w:val="none"/>
@@ -11136,7 +10747,7 @@
       <w:r>
         <w:rPr>
           <w:rFonts w:hint="eastAsia" w:ascii="仿宋_GB2312" w:eastAsia="仿宋_GB2312" w:cs="Times New Roman"/>
-          <w:color w:val="0000FF"/>
+          <w:color w:val="auto"/>
           <w:sz w:val="28"/>
           <w:szCs w:val="28"/>
           <w:lang w:val="en-US" w:eastAsia="zh-CN"/>
@@ -11165,6 +10776,7 @@
         <w:textAlignment w:val="auto"/>
         <w:rPr>
           <w:rFonts w:ascii="仿宋_GB2312" w:eastAsia="仿宋_GB2312"/>
+          <w:color w:val="auto"/>
           <w:sz w:val="28"/>
           <w:szCs w:val="28"/>
           <w:highlight w:val="none"/>
@@ -11173,6 +10785,7 @@
       <w:r>
         <w:rPr>
           <w:rFonts w:hint="eastAsia" w:ascii="仿宋_GB2312" w:eastAsia="仿宋_GB2312"/>
+          <w:color w:val="auto"/>
           <w:sz w:val="28"/>
           <w:szCs w:val="28"/>
           <w:highlight w:val="none"/>
@@ -11182,6 +10795,7 @@
       <w:r>
         <w:rPr>
           <w:rFonts w:hint="eastAsia" w:ascii="仿宋_GB2312" w:eastAsia="仿宋_GB2312"/>
+          <w:color w:val="auto"/>
           <w:sz w:val="28"/>
           <w:szCs w:val="28"/>
           <w:highlight w:val="none"/>
@@ -11192,6 +10806,7 @@
       <w:r>
         <w:rPr>
           <w:rFonts w:hint="eastAsia" w:ascii="仿宋_GB2312" w:eastAsia="仿宋_GB2312"/>
+          <w:color w:val="auto"/>
           <w:sz w:val="28"/>
           <w:szCs w:val="28"/>
           <w:highlight w:val="none"/>
@@ -11201,7 +10816,7 @@
       <w:r>
         <w:rPr>
           <w:rFonts w:hint="eastAsia" w:ascii="仿宋_GB2312" w:eastAsia="仿宋_GB2312" w:cs="Times New Roman"/>
-          <w:color w:val="0000FF"/>
+          <w:color w:val="auto"/>
           <w:sz w:val="28"/>
           <w:szCs w:val="28"/>
           <w:lang w:val="en-US" w:eastAsia="zh-CN"/>
@@ -11230,6 +10845,7 @@
         <w:textAlignment w:val="auto"/>
         <w:rPr>
           <w:rFonts w:ascii="仿宋_GB2312" w:eastAsia="仿宋_GB2312"/>
+          <w:color w:val="auto"/>
           <w:sz w:val="28"/>
           <w:szCs w:val="28"/>
           <w:highlight w:val="none"/>
@@ -11238,6 +10854,7 @@
       <w:r>
         <w:rPr>
           <w:rFonts w:hint="eastAsia" w:ascii="仿宋_GB2312" w:eastAsia="仿宋_GB2312"/>
+          <w:color w:val="auto"/>
           <w:sz w:val="28"/>
           <w:szCs w:val="28"/>
           <w:highlight w:val="none"/>
@@ -11247,6 +10864,7 @@
       <w:r>
         <w:rPr>
           <w:rFonts w:hint="eastAsia" w:ascii="仿宋_GB2312" w:eastAsia="仿宋_GB2312"/>
+          <w:color w:val="auto"/>
           <w:sz w:val="28"/>
           <w:szCs w:val="28"/>
           <w:highlight w:val="none"/>
@@ -11257,6 +10875,7 @@
       <w:r>
         <w:rPr>
           <w:rFonts w:hint="eastAsia" w:ascii="仿宋_GB2312" w:eastAsia="仿宋_GB2312"/>
+          <w:color w:val="auto"/>
           <w:sz w:val="28"/>
           <w:szCs w:val="28"/>
           <w:highlight w:val="none"/>
@@ -11266,7 +10885,7 @@
       <w:r>
         <w:rPr>
           <w:rFonts w:hint="eastAsia" w:ascii="仿宋_GB2312" w:eastAsia="仿宋_GB2312" w:cs="Times New Roman"/>
-          <w:color w:val="0000FF"/>
+          <w:color w:val="auto"/>
           <w:sz w:val="28"/>
           <w:szCs w:val="28"/>
           <w:lang w:val="en-US" w:eastAsia="zh-CN"/>
@@ -11295,6 +10914,7 @@
         <w:textAlignment w:val="auto"/>
         <w:rPr>
           <w:rFonts w:ascii="仿宋_GB2312" w:eastAsia="仿宋_GB2312"/>
+          <w:color w:val="auto"/>
           <w:sz w:val="28"/>
           <w:szCs w:val="28"/>
           <w:highlight w:val="none"/>
@@ -11303,6 +10923,7 @@
       <w:r>
         <w:rPr>
           <w:rFonts w:hint="eastAsia" w:ascii="仿宋_GB2312" w:eastAsia="仿宋_GB2312"/>
+          <w:color w:val="auto"/>
           <w:sz w:val="28"/>
           <w:szCs w:val="28"/>
           <w:highlight w:val="none"/>
@@ -11313,6 +10934,7 @@
       <w:r>
         <w:rPr>
           <w:rFonts w:hint="eastAsia" w:ascii="仿宋_GB2312" w:eastAsia="仿宋_GB2312"/>
+          <w:color w:val="auto"/>
           <w:sz w:val="28"/>
           <w:szCs w:val="28"/>
           <w:highlight w:val="none"/>
@@ -11322,6 +10944,7 @@
       <w:r>
         <w:rPr>
           <w:rFonts w:hint="eastAsia" w:ascii="仿宋_GB2312" w:eastAsia="仿宋_GB2312"/>
+          <w:color w:val="auto"/>
           <w:sz w:val="28"/>
           <w:szCs w:val="28"/>
           <w:highlight w:val="none"/>
@@ -11332,6 +10955,7 @@
       <w:r>
         <w:rPr>
           <w:rFonts w:hint="eastAsia" w:ascii="仿宋_GB2312" w:eastAsia="仿宋_GB2312"/>
+          <w:color w:val="auto"/>
           <w:sz w:val="28"/>
           <w:szCs w:val="28"/>
           <w:highlight w:val="none"/>
@@ -11341,6 +10965,7 @@
       <w:r>
         <w:rPr>
           <w:rFonts w:hint="eastAsia" w:ascii="仿宋_GB2312" w:eastAsia="仿宋_GB2312"/>
+          <w:color w:val="auto"/>
           <w:sz w:val="28"/>
           <w:szCs w:val="28"/>
           <w:highlight w:val="none"/>
@@ -11351,6 +10976,7 @@
       <w:r>
         <w:rPr>
           <w:rFonts w:hint="eastAsia" w:ascii="仿宋_GB2312" w:eastAsia="仿宋_GB2312"/>
+          <w:color w:val="auto"/>
           <w:sz w:val="28"/>
           <w:szCs w:val="28"/>
           <w:highlight w:val="none"/>
@@ -11381,6 +11007,7 @@
         <w:rPr>
           <w:rFonts w:ascii="宋体" w:hAnsi="宋体"/>
           <w:b/>
+          <w:color w:val="auto"/>
           <w:sz w:val="32"/>
           <w:szCs w:val="32"/>
           <w:highlight w:val="none"/>
@@ -11391,6 +11018,7 @@
         <w:rPr>
           <w:rFonts w:hint="eastAsia" w:ascii="宋体" w:hAnsi="宋体"/>
           <w:b/>
+          <w:color w:val="auto"/>
           <w:sz w:val="32"/>
           <w:szCs w:val="32"/>
           <w:highlight w:val="none"/>
@@ -11402,6 +11030,7 @@
         <w:rPr>
           <w:rFonts w:hint="eastAsia" w:ascii="宋体" w:hAnsi="宋体"/>
           <w:b/>
+          <w:color w:val="auto"/>
           <w:sz w:val="32"/>
           <w:szCs w:val="32"/>
           <w:highlight w:val="none"/>
@@ -11569,192 +11198,22 @@
     </w:p>
     <w:p>
       <w:pPr>
+        <w:keepNext w:val="0"/>
+        <w:keepLines w:val="0"/>
+        <w:pageBreakBefore/>
+        <w:widowControl w:val="0"/>
+        <w:kinsoku/>
+        <w:wordWrap/>
+        <w:overflowPunct/>
+        <w:topLinePunct w:val="0"/>
+        <w:autoSpaceDE/>
+        <w:autoSpaceDN/>
+        <w:bidi w:val="0"/>
         <w:adjustRightInd w:val="0"/>
         <w:snapToGrid w:val="0"/>
         <w:spacing w:line="600" w:lineRule="exact"/>
         <w:jc w:val="left"/>
-        <w:rPr>
-          <w:rFonts w:hint="eastAsia"/>
-        </w:rPr>
-      </w:pPr>
-    </w:p>
-    <w:p>
-      <w:pPr>
-        <w:adjustRightInd w:val="0"/>
-        <w:snapToGrid w:val="0"/>
-        <w:spacing w:line="600" w:lineRule="exact"/>
-        <w:jc w:val="left"/>
-        <w:rPr>
-          <w:rFonts w:hint="eastAsia"/>
-        </w:rPr>
-      </w:pPr>
-    </w:p>
-    <w:p>
-      <w:pPr>
-        <w:adjustRightInd w:val="0"/>
-        <w:snapToGrid w:val="0"/>
-        <w:spacing w:line="600" w:lineRule="exact"/>
-        <w:jc w:val="left"/>
-        <w:rPr>
-          <w:rFonts w:hint="eastAsia"/>
-        </w:rPr>
-      </w:pPr>
-    </w:p>
-    <w:p>
-      <w:pPr>
-        <w:adjustRightInd w:val="0"/>
-        <w:snapToGrid w:val="0"/>
-        <w:spacing w:line="600" w:lineRule="exact"/>
-        <w:jc w:val="left"/>
-        <w:rPr>
-          <w:rFonts w:hint="eastAsia"/>
-        </w:rPr>
-      </w:pPr>
-    </w:p>
-    <w:p>
-      <w:pPr>
-        <w:adjustRightInd w:val="0"/>
-        <w:snapToGrid w:val="0"/>
-        <w:spacing w:line="600" w:lineRule="exact"/>
-        <w:jc w:val="left"/>
-        <w:rPr>
-          <w:rFonts w:hint="eastAsia"/>
-        </w:rPr>
-      </w:pPr>
-    </w:p>
-    <w:p>
-      <w:pPr>
-        <w:adjustRightInd w:val="0"/>
-        <w:snapToGrid w:val="0"/>
-        <w:spacing w:line="600" w:lineRule="exact"/>
-        <w:jc w:val="left"/>
-        <w:rPr>
-          <w:rFonts w:hint="eastAsia"/>
-        </w:rPr>
-      </w:pPr>
-    </w:p>
-    <w:p>
-      <w:pPr>
-        <w:adjustRightInd w:val="0"/>
-        <w:snapToGrid w:val="0"/>
-        <w:spacing w:line="600" w:lineRule="exact"/>
-        <w:jc w:val="left"/>
-        <w:rPr>
-          <w:rFonts w:hint="eastAsia"/>
-        </w:rPr>
-      </w:pPr>
-    </w:p>
-    <w:p>
-      <w:pPr>
-        <w:adjustRightInd w:val="0"/>
-        <w:snapToGrid w:val="0"/>
-        <w:spacing w:line="600" w:lineRule="exact"/>
-        <w:jc w:val="left"/>
-        <w:rPr>
-          <w:rFonts w:hint="eastAsia"/>
-        </w:rPr>
-      </w:pPr>
-    </w:p>
-    <w:p>
-      <w:pPr>
-        <w:adjustRightInd w:val="0"/>
-        <w:snapToGrid w:val="0"/>
-        <w:spacing w:line="600" w:lineRule="exact"/>
-        <w:jc w:val="left"/>
-        <w:rPr>
-          <w:rFonts w:hint="eastAsia"/>
-        </w:rPr>
-      </w:pPr>
-    </w:p>
-    <w:p>
-      <w:pPr>
-        <w:adjustRightInd w:val="0"/>
-        <w:snapToGrid w:val="0"/>
-        <w:spacing w:line="600" w:lineRule="exact"/>
-        <w:jc w:val="left"/>
-        <w:rPr>
-          <w:rFonts w:hint="eastAsia"/>
-        </w:rPr>
-      </w:pPr>
-    </w:p>
-    <w:p>
-      <w:pPr>
-        <w:adjustRightInd w:val="0"/>
-        <w:snapToGrid w:val="0"/>
-        <w:spacing w:line="600" w:lineRule="exact"/>
-        <w:jc w:val="left"/>
-        <w:rPr>
-          <w:rFonts w:hint="eastAsia"/>
-        </w:rPr>
-      </w:pPr>
-    </w:p>
-    <w:p>
-      <w:pPr>
-        <w:adjustRightInd w:val="0"/>
-        <w:snapToGrid w:val="0"/>
-        <w:spacing w:line="600" w:lineRule="exact"/>
-        <w:jc w:val="left"/>
-        <w:rPr>
-          <w:rFonts w:hint="eastAsia"/>
-        </w:rPr>
-      </w:pPr>
-    </w:p>
-    <w:p>
-      <w:pPr>
-        <w:adjustRightInd w:val="0"/>
-        <w:snapToGrid w:val="0"/>
-        <w:spacing w:line="600" w:lineRule="exact"/>
-        <w:jc w:val="left"/>
-        <w:rPr>
-          <w:rFonts w:hint="eastAsia"/>
-        </w:rPr>
-      </w:pPr>
-    </w:p>
-    <w:p>
-      <w:pPr>
-        <w:adjustRightInd w:val="0"/>
-        <w:snapToGrid w:val="0"/>
-        <w:spacing w:line="600" w:lineRule="exact"/>
-        <w:jc w:val="left"/>
-        <w:rPr>
-          <w:rFonts w:hint="eastAsia"/>
-        </w:rPr>
-      </w:pPr>
-    </w:p>
-    <w:p>
-      <w:pPr>
-        <w:adjustRightInd w:val="0"/>
-        <w:snapToGrid w:val="0"/>
-        <w:spacing w:line="600" w:lineRule="exact"/>
-        <w:jc w:val="left"/>
-        <w:rPr>
-          <w:rFonts w:hint="eastAsia"/>
-        </w:rPr>
-      </w:pPr>
-      <w:r>
-        <w:rPr>
-          <w:rFonts w:hint="eastAsia"/>
-        </w:rPr>
-        <w:t xml:space="preserve"> </w:t>
-      </w:r>
-    </w:p>
-    <w:p>
-      <w:pPr>
-        <w:adjustRightInd w:val="0"/>
-        <w:snapToGrid w:val="0"/>
-        <w:spacing w:line="600" w:lineRule="exact"/>
-        <w:jc w:val="left"/>
-        <w:rPr>
-          <w:rFonts w:hint="eastAsia"/>
-        </w:rPr>
-      </w:pPr>
-    </w:p>
-    <w:p>
-      <w:pPr>
-        <w:adjustRightInd w:val="0"/>
-        <w:snapToGrid w:val="0"/>
-        <w:spacing w:line="600" w:lineRule="exact"/>
-        <w:jc w:val="left"/>
+        <w:textAlignment w:val="auto"/>
         <w:rPr>
           <w:rFonts w:ascii="宋体" w:hAnsi="宋体"/>
           <w:b/>
@@ -11930,6 +11389,7 @@
       <w:r>
         <w:rPr>
           <w:rFonts w:hint="eastAsia" w:ascii="仿宋_GB2312" w:hAnsi="宋体" w:eastAsia="仿宋_GB2312"/>
+          <w:color w:val="0000FF"/>
           <w:sz w:val="28"/>
           <w:szCs w:val="28"/>
           <w:highlight w:val="none"/>
@@ -12043,12 +11503,52 @@
     </w:p>
     <w:p>
       <w:pPr>
-        <w:pStyle w:val="14"/>
-        <w:rPr>
-          <w:rFonts w:hint="eastAsia"/>
-          <w:highlight w:val="none"/>
+        <w:keepNext w:val="0"/>
+        <w:keepLines w:val="0"/>
+        <w:pageBreakBefore/>
+        <w:widowControl w:val="0"/>
+        <w:kinsoku/>
+        <w:wordWrap/>
+        <w:overflowPunct/>
+        <w:topLinePunct w:val="0"/>
+        <w:autoSpaceDE/>
+        <w:autoSpaceDN/>
+        <w:bidi w:val="0"/>
+        <w:adjustRightInd w:val="0"/>
+        <w:snapToGrid w:val="0"/>
+        <w:spacing w:line="600" w:lineRule="exact"/>
+        <w:jc w:val="left"/>
+        <w:textAlignment w:val="auto"/>
+        <w:rPr>
+          <w:rFonts w:hint="eastAsia" w:ascii="宋体" w:hAnsi="宋体" w:eastAsia="宋体"/>
+          <w:b/>
+          <w:sz w:val="28"/>
+          <w:szCs w:val="28"/>
+          <w:highlight w:val="none"/>
+          <w:lang w:eastAsia="zh-CN"/>
         </w:rPr>
       </w:pPr>
+      <w:r>
+        <w:rPr>
+          <w:rFonts w:hint="eastAsia" w:ascii="宋体" w:hAnsi="宋体"/>
+          <w:b/>
+          <w:sz w:val="28"/>
+          <w:szCs w:val="28"/>
+          <w:highlight w:val="none"/>
+        </w:rPr>
+        <w:t>附件</w:t>
+      </w:r>
+      <w:r>
+        <w:rPr>
+          <w:rFonts w:hint="eastAsia" w:ascii="宋体" w:hAnsi="宋体"/>
+          <w:b/>
+          <w:sz w:val="28"/>
+          <w:szCs w:val="28"/>
+          <w:highlight w:val="none"/>
+          <w:lang w:val="en-US" w:eastAsia="zh-CN"/>
+        </w:rPr>
+        <w:t>2</w:t>
+      </w:r>
     </w:p>
     <w:p>
       <w:pPr>
@@ -12057,198 +11557,20 @@
         <w:spacing w:line="600" w:lineRule="exact"/>
         <w:jc w:val="center"/>
         <w:rPr>
-          <w:rFonts w:ascii="方正小标宋简体" w:hAnsi="宋体" w:eastAsia="方正小标宋简体"/>
+          <w:rFonts w:hint="eastAsia" w:ascii="宋体" w:hAnsi="宋体" w:eastAsia="宋体" w:cs="宋体"/>
           <w:sz w:val="32"/>
           <w:szCs w:val="32"/>
           <w:highlight w:val="none"/>
         </w:rPr>
       </w:pPr>
-    </w:p>
-    <w:p>
-      <w:pPr>
-        <w:adjustRightInd w:val="0"/>
-        <w:snapToGrid w:val="0"/>
-        <w:spacing w:line="600" w:lineRule="exact"/>
-        <w:ind w:firstLine="555"/>
-        <w:jc w:val="left"/>
-        <w:rPr>
-          <w:rFonts w:ascii="仿宋_GB2312" w:hAnsi="宋体" w:eastAsia="仿宋_GB2312"/>
-          <w:sz w:val="28"/>
-          <w:szCs w:val="28"/>
-          <w:highlight w:val="none"/>
-        </w:rPr>
-      </w:pPr>
-    </w:p>
-    <w:p>
-      <w:pPr>
-        <w:adjustRightInd w:val="0"/>
-        <w:snapToGrid w:val="0"/>
-        <w:spacing w:line="600" w:lineRule="exact"/>
-        <w:ind w:firstLine="555"/>
-        <w:jc w:val="left"/>
-        <w:rPr>
-          <w:rFonts w:ascii="仿宋_GB2312" w:hAnsi="宋体" w:eastAsia="仿宋_GB2312"/>
-          <w:sz w:val="28"/>
-          <w:szCs w:val="28"/>
-          <w:highlight w:val="none"/>
-        </w:rPr>
-      </w:pPr>
-    </w:p>
-    <w:p>
-      <w:pPr>
-        <w:adjustRightInd w:val="0"/>
-        <w:snapToGrid w:val="0"/>
-        <w:spacing w:line="600" w:lineRule="exact"/>
-        <w:ind w:firstLine="555"/>
-        <w:jc w:val="left"/>
-        <w:rPr>
-          <w:rFonts w:ascii="仿宋_GB2312" w:hAnsi="宋体" w:eastAsia="仿宋_GB2312"/>
-          <w:sz w:val="28"/>
-          <w:szCs w:val="28"/>
-          <w:highlight w:val="none"/>
-        </w:rPr>
-      </w:pPr>
-    </w:p>
-    <w:p>
-      <w:pPr>
-        <w:adjustRightInd w:val="0"/>
-        <w:snapToGrid w:val="0"/>
-        <w:spacing w:line="600" w:lineRule="exact"/>
-        <w:ind w:firstLine="555"/>
-        <w:jc w:val="left"/>
-        <w:rPr>
-          <w:rFonts w:ascii="仿宋_GB2312" w:hAnsi="宋体" w:eastAsia="仿宋_GB2312"/>
-          <w:sz w:val="28"/>
-          <w:szCs w:val="28"/>
-          <w:highlight w:val="none"/>
-        </w:rPr>
-      </w:pPr>
-    </w:p>
-    <w:p>
-      <w:pPr>
-        <w:adjustRightInd w:val="0"/>
-        <w:snapToGrid w:val="0"/>
-        <w:spacing w:line="600" w:lineRule="exact"/>
-        <w:ind w:firstLine="555"/>
-        <w:jc w:val="left"/>
-        <w:rPr>
-          <w:rFonts w:ascii="仿宋_GB2312" w:hAnsi="宋体" w:eastAsia="仿宋_GB2312"/>
-          <w:sz w:val="28"/>
-          <w:szCs w:val="28"/>
-          <w:highlight w:val="none"/>
-        </w:rPr>
-      </w:pPr>
-    </w:p>
-    <w:p>
-      <w:pPr>
-        <w:adjustRightInd w:val="0"/>
-        <w:snapToGrid w:val="0"/>
-        <w:spacing w:line="600" w:lineRule="exact"/>
-        <w:ind w:firstLine="555"/>
-        <w:jc w:val="left"/>
-        <w:rPr>
-          <w:rFonts w:ascii="仿宋_GB2312" w:hAnsi="宋体" w:eastAsia="仿宋_GB2312"/>
-          <w:sz w:val="28"/>
-          <w:szCs w:val="28"/>
-          <w:highlight w:val="none"/>
-        </w:rPr>
-      </w:pPr>
-    </w:p>
-    <w:p>
-      <w:pPr>
-        <w:adjustRightInd w:val="0"/>
-        <w:snapToGrid w:val="0"/>
-        <w:spacing w:line="600" w:lineRule="exact"/>
-        <w:ind w:firstLine="555"/>
-        <w:jc w:val="left"/>
-        <w:rPr>
-          <w:rFonts w:ascii="仿宋_GB2312" w:hAnsi="宋体" w:eastAsia="仿宋_GB2312"/>
-          <w:sz w:val="28"/>
-          <w:szCs w:val="28"/>
-          <w:highlight w:val="none"/>
-        </w:rPr>
-      </w:pPr>
-    </w:p>
-    <w:p>
-      <w:pPr>
-        <w:adjustRightInd w:val="0"/>
-        <w:snapToGrid w:val="0"/>
-        <w:spacing w:line="600" w:lineRule="exact"/>
-        <w:ind w:firstLine="555"/>
-        <w:jc w:val="left"/>
-        <w:rPr>
-          <w:rFonts w:ascii="仿宋_GB2312" w:hAnsi="宋体" w:eastAsia="仿宋_GB2312"/>
-          <w:sz w:val="28"/>
-          <w:szCs w:val="28"/>
-          <w:highlight w:val="none"/>
-        </w:rPr>
-      </w:pPr>
-    </w:p>
-    <w:p>
-      <w:pPr>
-        <w:adjustRightInd w:val="0"/>
-        <w:snapToGrid w:val="0"/>
-        <w:spacing w:line="600" w:lineRule="exact"/>
-        <w:ind w:firstLine="555"/>
-        <w:jc w:val="left"/>
-        <w:rPr>
-          <w:rFonts w:ascii="仿宋_GB2312" w:hAnsi="宋体" w:eastAsia="仿宋_GB2312"/>
-          <w:sz w:val="28"/>
-          <w:szCs w:val="28"/>
-          <w:highlight w:val="none"/>
-        </w:rPr>
-      </w:pPr>
-    </w:p>
-    <w:p>
-      <w:pPr>
-        <w:adjustRightInd w:val="0"/>
-        <w:snapToGrid w:val="0"/>
-        <w:spacing w:line="600" w:lineRule="exact"/>
-        <w:ind w:firstLine="555"/>
-        <w:jc w:val="left"/>
-        <w:rPr>
-          <w:rFonts w:ascii="仿宋_GB2312" w:hAnsi="宋体" w:eastAsia="仿宋_GB2312"/>
-          <w:sz w:val="28"/>
-          <w:szCs w:val="28"/>
-          <w:highlight w:val="none"/>
-        </w:rPr>
-      </w:pPr>
-    </w:p>
-    <w:p>
-      <w:pPr>
-        <w:adjustRightInd w:val="0"/>
-        <w:snapToGrid w:val="0"/>
-        <w:spacing w:line="600" w:lineRule="exact"/>
-        <w:jc w:val="left"/>
-        <w:rPr>
-          <w:rFonts w:hint="eastAsia" w:ascii="宋体" w:hAnsi="宋体" w:eastAsia="宋体"/>
-          <w:b/>
-          <w:sz w:val="28"/>
-          <w:szCs w:val="28"/>
-          <w:highlight w:val="none"/>
-          <w:lang w:eastAsia="zh-CN"/>
-        </w:rPr>
-      </w:pPr>
-      <w:r>
-        <w:rPr>
-          <w:rFonts w:hint="eastAsia" w:ascii="宋体" w:hAnsi="宋体"/>
-          <w:b/>
-          <w:sz w:val="28"/>
-          <w:szCs w:val="28"/>
-          <w:highlight w:val="none"/>
-        </w:rPr>
-        <w:t>附件</w:t>
-      </w:r>
-      <w:r>
-        <w:rPr>
-          <w:rFonts w:hint="eastAsia" w:ascii="宋体" w:hAnsi="宋体"/>
-          <w:b/>
-          <w:sz w:val="28"/>
-          <w:szCs w:val="28"/>
-          <w:highlight w:val="none"/>
-          <w:lang w:val="en-US" w:eastAsia="zh-CN"/>
-        </w:rPr>
-        <w:t>2</w:t>
+      <w:r>
+        <w:rPr>
+          <w:rFonts w:hint="eastAsia" w:ascii="宋体" w:hAnsi="宋体" w:eastAsia="宋体" w:cs="宋体"/>
+          <w:sz w:val="32"/>
+          <w:szCs w:val="32"/>
+          <w:highlight w:val="none"/>
+        </w:rPr>
+        <w:t>中选通知书</w:t>
       </w:r>
     </w:p>
     <w:p>
@@ -12264,29 +11586,6 @@
           <w:highlight w:val="none"/>
         </w:rPr>
       </w:pPr>
-      <w:r>
-        <w:rPr>
-          <w:rFonts w:hint="eastAsia" w:ascii="宋体" w:hAnsi="宋体" w:eastAsia="宋体" w:cs="宋体"/>
-          <w:sz w:val="32"/>
-          <w:szCs w:val="32"/>
-          <w:highlight w:val="none"/>
-        </w:rPr>
-        <w:t>中选通知书</w:t>
-      </w:r>
-    </w:p>
-    <w:p>
-      <w:pPr>
-        <w:adjustRightInd w:val="0"/>
-        <w:snapToGrid w:val="0"/>
-        <w:spacing w:line="600" w:lineRule="exact"/>
-        <w:jc w:val="center"/>
-        <w:rPr>
-          <w:rFonts w:ascii="方正小标宋简体" w:hAnsi="宋体" w:eastAsia="方正小标宋简体"/>
-          <w:sz w:val="32"/>
-          <w:szCs w:val="32"/>
-          <w:highlight w:val="none"/>
-        </w:rPr>
-      </w:pPr>
     </w:p>
     <w:p>
       <w:pPr>
@@ -12678,83 +11977,22 @@
     </w:p>
     <w:p>
       <w:pPr>
-        <w:adjustRightInd w:val="0"/>
-        <w:snapToGrid w:val="0"/>
-        <w:spacing w:line="600" w:lineRule="exact"/>
-        <w:jc w:val="left"/>
-        <w:rPr>
-          <w:rFonts w:ascii="宋体" w:hAnsi="宋体"/>
-          <w:b/>
-          <w:sz w:val="28"/>
-          <w:szCs w:val="28"/>
-          <w:highlight w:val="none"/>
-        </w:rPr>
-      </w:pPr>
-    </w:p>
-    <w:p>
-      <w:pPr>
-        <w:rPr>
-          <w:highlight w:val="none"/>
-        </w:rPr>
-      </w:pPr>
-    </w:p>
-    <w:p>
-      <w:pPr>
-        <w:adjustRightInd w:val="0"/>
-        <w:snapToGrid w:val="0"/>
-        <w:spacing w:line="600" w:lineRule="exact"/>
-        <w:ind w:firstLine="555"/>
-        <w:jc w:val="left"/>
-        <w:rPr>
-          <w:rFonts w:ascii="仿宋_GB2312" w:hAnsi="宋体" w:eastAsia="仿宋_GB2312"/>
-          <w:sz w:val="28"/>
-          <w:szCs w:val="28"/>
-          <w:highlight w:val="none"/>
-        </w:rPr>
-      </w:pPr>
-    </w:p>
-    <w:p>
-      <w:pPr>
-        <w:pStyle w:val="14"/>
-        <w:rPr>
-          <w:highlight w:val="none"/>
-        </w:rPr>
-      </w:pPr>
-    </w:p>
-    <w:p>
-      <w:pPr>
-        <w:pStyle w:val="59"/>
-        <w:rPr>
-          <w:highlight w:val="none"/>
-        </w:rPr>
-      </w:pPr>
-    </w:p>
-    <w:p>
-      <w:pPr>
-        <w:pStyle w:val="59"/>
-        <w:rPr>
-          <w:highlight w:val="none"/>
-        </w:rPr>
-      </w:pPr>
-    </w:p>
-    <w:p>
-      <w:pPr>
-        <w:rPr>
-          <w:highlight w:val="none"/>
-        </w:rPr>
-      </w:pPr>
-    </w:p>
-    <w:p>
-      <w:pPr>
-        <w:pStyle w:val="14"/>
-        <w:rPr>
-          <w:highlight w:val="none"/>
-        </w:rPr>
-      </w:pPr>
-    </w:p>
-    <w:p>
-      <w:pPr>
         <w:pStyle w:val="3"/>
+        <w:keepNext w:val="0"/>
+        <w:keepLines w:val="0"/>
+        <w:pageBreakBefore/>
+        <w:widowControl w:val="0"/>
+        <w:kinsoku/>
+        <w:wordWrap/>
+        <w:overflowPunct/>
+        <w:topLinePunct w:val="0"/>
+        <w:autoSpaceDE/>
+        <w:autoSpaceDN/>
+        <w:bidi w:val="0"/>
+        <w:adjustRightInd/>
+        <w:snapToGrid/>
+        <w:spacing w:line="416" w:lineRule="auto"/>
+        <w:textAlignment w:val="auto"/>
         <w:outlineLvl w:val="0"/>
         <w:rPr>
           <w:highlight w:val="none"/>
@@ -12768,8 +12006,8 @@
         </w:rPr>
         <w:t>第三章</w:t>
       </w:r>
-      <w:bookmarkStart w:id="26" w:name="_Toc88209934"/>
-      <w:bookmarkStart w:id="27" w:name="_Toc87616371"/>
+      <w:bookmarkStart w:id="26" w:name="_Toc87616371"/>
+      <w:bookmarkStart w:id="27" w:name="_Toc88209934"/>
       <w:r>
         <w:rPr>
           <w:rFonts w:hint="eastAsia" w:ascii="宋体" w:hAnsi="宋体" w:eastAsia="宋体" w:cs="宋体"/>
@@ -13206,6 +12444,7 @@
               <w:ind w:left="480" w:hanging="480" w:hangingChars="200"/>
               <w:rPr>
                 <w:rFonts w:hint="eastAsia" w:ascii="仿宋_GB2312" w:hAnsi="宋体" w:eastAsia="仿宋_GB2312"/>
+                <w:color w:val="0000FF"/>
                 <w:sz w:val="24"/>
                 <w:szCs w:val="24"/>
                 <w:highlight w:val="none"/>
@@ -13216,6 +12455,7 @@
             <w:r>
               <w:rPr>
                 <w:rFonts w:hint="eastAsia" w:ascii="仿宋_GB2312" w:hAnsi="宋体" w:eastAsia="仿宋_GB2312"/>
+                <w:color w:val="0000FF"/>
                 <w:sz w:val="24"/>
                 <w:szCs w:val="24"/>
                 <w:highlight w:val="none"/>
@@ -14042,9 +13282,9 @@
     <w:p>
       <w:pPr>
         <w:pStyle w:val="2"/>
-        <w:keepNext/>
-        <w:keepLines/>
-        <w:pageBreakBefore w:val="0"/>
+        <w:keepNext w:val="0"/>
+        <w:keepLines w:val="0"/>
+        <w:pageBreakBefore/>
         <w:widowControl w:val="0"/>
         <w:kinsoku/>
         <w:wordWrap/>
@@ -14061,13 +13301,6 @@
           <w:highlight w:val="none"/>
         </w:rPr>
       </w:pPr>
-      <w:r>
-        <w:rPr>
-          <w:rFonts w:hint="eastAsia"/>
-          <w:highlight w:val="none"/>
-        </w:rPr>
-        <w:br w:type="page"/>
-      </w:r>
       <w:bookmarkStart w:id="28" w:name="_Toc6982"/>
       <w:r>
         <w:rPr>
@@ -17101,20 +16334,27 @@
     <w:p>
       <w:pPr>
         <w:pStyle w:val="2"/>
+        <w:keepNext w:val="0"/>
+        <w:keepLines w:val="0"/>
+        <w:pageBreakBefore/>
+        <w:widowControl w:val="0"/>
+        <w:kinsoku/>
+        <w:wordWrap/>
+        <w:overflowPunct/>
+        <w:topLinePunct w:val="0"/>
+        <w:autoSpaceDE/>
+        <w:autoSpaceDN/>
+        <w:bidi w:val="0"/>
+        <w:adjustRightInd/>
+        <w:snapToGrid/>
         <w:spacing w:line="360" w:lineRule="auto"/>
+        <w:textAlignment w:val="auto"/>
         <w:rPr>
           <w:rFonts w:hint="eastAsia" w:ascii="宋体" w:hAnsi="宋体" w:eastAsia="宋体" w:cs="宋体"/>
           <w:highlight w:val="none"/>
           <w:lang w:val="en-US" w:eastAsia="zh-CN"/>
         </w:rPr>
       </w:pPr>
-      <w:r>
-        <w:rPr>
-          <w:rFonts w:hint="eastAsia"/>
-          <w:highlight w:val="none"/>
-        </w:rPr>
-        <w:br w:type="page"/>
-      </w:r>
       <w:bookmarkStart w:id="36" w:name="_Toc20383"/>
       <w:r>
         <w:rPr>
@@ -20297,9 +19537,23 @@
     </w:p>
     <w:p>
       <w:pPr>
+        <w:keepNext/>
+        <w:keepLines w:val="0"/>
+        <w:pageBreakBefore w:val="0"/>
+        <w:widowControl w:val="0"/>
+        <w:kinsoku/>
+        <w:wordWrap/>
+        <w:overflowPunct/>
+        <w:topLinePunct w:val="0"/>
+        <w:autoSpaceDE/>
+        <w:autoSpaceDN/>
+        <w:bidi w:val="0"/>
+        <w:adjustRightInd/>
+        <w:snapToGrid/>
         <w:spacing w:line="240" w:lineRule="auto"/>
         <w:ind w:left="0" w:right="0" w:firstLine="0"/>
         <w:jc w:val="both"/>
+        <w:textAlignment w:val="auto"/>
         <w:rPr>
           <w:rFonts w:hint="eastAsia" w:ascii="黑体" w:hAnsi="黑体" w:eastAsia="黑体" w:cs="黑体"/>
           <w:w w:val="100"/>
@@ -20661,155 +19915,46 @@
       </w:r>
     </w:p>
     <w:p/>
-    <w:p/>
-    <w:p/>
-    <w:p/>
-    <w:p/>
-    <w:p/>
-    <w:p/>
-    <w:p/>
-    <w:p/>
-    <w:p/>
-    <w:p/>
-    <w:p/>
-    <w:p/>
-    <w:p/>
-    <w:p/>
-    <w:p/>
-    <w:p/>
-    <w:p/>
-    <w:p/>
-    <w:p/>
-    <w:p/>
-    <w:p/>
-    <w:p/>
-    <w:p/>
-    <w:p>
-      <w:pPr>
-        <w:rPr>
-          <w:highlight w:val="none"/>
-        </w:rPr>
-      </w:pPr>
-    </w:p>
-    <w:p>
-      <w:pPr>
-        <w:rPr>
-          <w:highlight w:val="none"/>
-        </w:rPr>
-      </w:pPr>
-    </w:p>
-    <w:p>
-      <w:pPr>
-        <w:rPr>
-          <w:highlight w:val="none"/>
-        </w:rPr>
-      </w:pPr>
-    </w:p>
-    <w:p>
-      <w:pPr>
-        <w:rPr>
-          <w:highlight w:val="none"/>
-        </w:rPr>
-      </w:pPr>
-    </w:p>
-    <w:p>
-      <w:pPr>
-        <w:rPr>
-          <w:highlight w:val="none"/>
-        </w:rPr>
-      </w:pPr>
-    </w:p>
-    <w:p>
-      <w:pPr>
-        <w:rPr>
-          <w:highlight w:val="none"/>
-        </w:rPr>
-      </w:pPr>
-    </w:p>
-    <w:p>
-      <w:pPr>
-        <w:rPr>
-          <w:highlight w:val="none"/>
-        </w:rPr>
-      </w:pPr>
-    </w:p>
-    <w:p>
-      <w:pPr>
-        <w:rPr>
-          <w:highlight w:val="none"/>
-        </w:rPr>
-      </w:pPr>
-    </w:p>
-    <w:p>
-      <w:pPr>
-        <w:rPr>
-          <w:highlight w:val="none"/>
-        </w:rPr>
-      </w:pPr>
-    </w:p>
-    <w:p>
-      <w:pPr>
-        <w:rPr>
-          <w:highlight w:val="none"/>
-        </w:rPr>
-      </w:pPr>
-    </w:p>
-    <w:p>
-      <w:pPr>
-        <w:rPr>
-          <w:highlight w:val="none"/>
-        </w:rPr>
-      </w:pPr>
-    </w:p>
-    <w:p>
-      <w:pPr>
-        <w:rPr>
-          <w:highlight w:val="none"/>
-        </w:rPr>
-      </w:pPr>
-    </w:p>
-    <w:p>
-      <w:pPr>
-        <w:rPr>
-          <w:highlight w:val="none"/>
-        </w:rPr>
-      </w:pPr>
-    </w:p>
-    <w:p>
-      <w:pPr>
-        <w:rPr>
-          <w:highlight w:val="none"/>
-        </w:rPr>
-      </w:pPr>
-    </w:p>
-    <w:p>
-      <w:pPr>
-        <w:rPr>
-          <w:highlight w:val="none"/>
-        </w:rPr>
-      </w:pPr>
-    </w:p>
-    <w:p>
-      <w:pPr>
-        <w:rPr>
-          <w:highlight w:val="none"/>
-        </w:rPr>
-      </w:pPr>
-    </w:p>
     <w:p>
       <w:pPr>
         <w:pStyle w:val="2"/>
+        <w:keepNext w:val="0"/>
+        <w:keepLines w:val="0"/>
+        <w:pageBreakBefore/>
+        <w:widowControl w:val="0"/>
         <w:numPr>
           <w:ilvl w:val="0"/>
-          <w:numId w:val="3"/>
+          <w:numId w:val="0"/>
         </w:numPr>
+        <w:kinsoku/>
+        <w:wordWrap/>
+        <w:overflowPunct/>
+        <w:topLinePunct w:val="0"/>
+        <w:autoSpaceDE/>
+        <w:autoSpaceDN/>
+        <w:bidi w:val="0"/>
+        <w:adjustRightInd/>
+        <w:snapToGrid/>
+        <w:spacing w:line="579" w:lineRule="auto"/>
+        <w:textAlignment w:val="auto"/>
         <w:rPr>
           <w:rFonts w:hint="eastAsia" w:ascii="宋体" w:hAnsi="宋体" w:eastAsia="宋体" w:cs="宋体"/>
           <w:highlight w:val="none"/>
         </w:rPr>
       </w:pPr>
-      <w:bookmarkStart w:id="39" w:name="_Toc87616386"/>
-      <w:bookmarkStart w:id="40" w:name="_Toc88209949"/>
+      <w:bookmarkStart w:id="39" w:name="_Toc88209949"/>
+      <w:bookmarkStart w:id="40" w:name="_Toc87616386"/>
+      <w:r>
+        <w:rPr>
+          <w:rFonts w:hint="eastAsia" w:ascii="宋体" w:hAnsi="宋体" w:eastAsia="宋体" w:cs="宋体"/>
+          <w:bCs/>
+          <w:kern w:val="44"/>
+          <w:sz w:val="44"/>
+          <w:szCs w:val="44"/>
+          <w:lang w:val="en-US" w:eastAsia="zh-CN" w:bidi="ar-SA"/>
+        </w:rPr>
+        <w:t>第六章</w:t>
+      </w:r>
       <w:r>
         <w:rPr>
           <w:rFonts w:hint="eastAsia" w:ascii="宋体" w:hAnsi="宋体" w:eastAsia="宋体" w:cs="宋体"/>
@@ -20839,18 +19984,26 @@
     <w:p>
       <w:pPr>
         <w:pStyle w:val="2"/>
+        <w:keepNext w:val="0"/>
+        <w:keepLines w:val="0"/>
+        <w:pageBreakBefore/>
+        <w:widowControl w:val="0"/>
+        <w:kinsoku/>
+        <w:wordWrap/>
+        <w:overflowPunct/>
+        <w:topLinePunct w:val="0"/>
+        <w:autoSpaceDE/>
+        <w:autoSpaceDN/>
+        <w:bidi w:val="0"/>
+        <w:adjustRightInd/>
+        <w:snapToGrid/>
+        <w:spacing w:line="579" w:lineRule="auto"/>
+        <w:textAlignment w:val="auto"/>
         <w:rPr>
           <w:rFonts w:hint="eastAsia" w:ascii="宋体" w:hAnsi="宋体" w:eastAsia="宋体" w:cs="宋体"/>
           <w:highlight w:val="none"/>
         </w:rPr>
       </w:pPr>
-      <w:r>
-        <w:rPr>
-          <w:rFonts w:hint="eastAsia"/>
-          <w:highlight w:val="none"/>
-        </w:rPr>
-        <w:br w:type="page"/>
-      </w:r>
       <w:bookmarkStart w:id="42" w:name="_Toc15676"/>
       <w:r>
         <w:rPr>
@@ -20859,8 +20012,8 @@
         </w:rPr>
         <w:t>第七章</w:t>
       </w:r>
-      <w:bookmarkStart w:id="43" w:name="_Toc88209951"/>
-      <w:bookmarkStart w:id="44" w:name="_Toc87616388"/>
+      <w:bookmarkStart w:id="43" w:name="_Toc87616388"/>
+      <w:bookmarkStart w:id="44" w:name="_Toc88209951"/>
       <w:r>
         <w:rPr>
           <w:rFonts w:hint="eastAsia" w:ascii="宋体" w:hAnsi="宋体" w:eastAsia="宋体" w:cs="宋体"/>
@@ -20921,7 +20074,7 @@
       <w:r>
         <w:rPr>
           <w:rFonts w:hint="eastAsia" w:ascii="方正小标宋简体" w:eastAsia="方正小标宋简体"/>
-          <w:color w:val="FF0000"/>
+          <w:color w:val="0000FF"/>
           <w:sz w:val="44"/>
           <w:szCs w:val="44"/>
           <w:highlight w:val="none"/>
@@ -21165,10 +20318,22 @@
     </w:p>
     <w:p>
       <w:pPr>
+        <w:keepNext w:val="0"/>
+        <w:keepLines w:val="0"/>
+        <w:pageBreakBefore/>
+        <w:widowControl w:val="0"/>
+        <w:kinsoku/>
+        <w:wordWrap/>
+        <w:overflowPunct/>
+        <w:topLinePunct w:val="0"/>
+        <w:autoSpaceDE/>
+        <w:autoSpaceDN/>
+        <w:bidi w:val="0"/>
         <w:adjustRightInd w:val="0"/>
         <w:snapToGrid w:val="0"/>
         <w:spacing w:before="120" w:beforeLines="50" w:after="120" w:afterLines="50" w:line="600" w:lineRule="exact"/>
         <w:jc w:val="center"/>
+        <w:textAlignment w:val="auto"/>
         <w:rPr>
           <w:rFonts w:ascii="方正小标宋简体" w:eastAsia="方正小标宋简体"/>
           <w:sz w:val="44"/>
@@ -21176,15 +20341,6 @@
           <w:highlight w:val="none"/>
         </w:rPr>
       </w:pPr>
-      <w:r>
-        <w:rPr>
-          <w:rFonts w:ascii="方正小标宋简体" w:eastAsia="方正小标宋简体"/>
-          <w:sz w:val="44"/>
-          <w:szCs w:val="44"/>
-          <w:highlight w:val="none"/>
-        </w:rPr>
-        <w:br w:type="page"/>
-      </w:r>
       <w:r>
         <w:rPr>
           <w:rFonts w:hint="eastAsia" w:ascii="宋体" w:hAnsi="宋体" w:eastAsia="宋体" w:cs="宋体"/>
@@ -21221,8 +20377,8 @@
         </w:rPr>
       </w:pPr>
       <w:bookmarkStart w:id="45" w:name="_Toc88209952"/>
-      <w:bookmarkStart w:id="46" w:name="_Toc28256"/>
-      <w:bookmarkStart w:id="47" w:name="_Toc87616389"/>
+      <w:bookmarkStart w:id="46" w:name="_Toc87616389"/>
+      <w:bookmarkStart w:id="47" w:name="_Toc28256"/>
       <w:r>
         <w:rPr>
           <w:rFonts w:hint="eastAsia" w:ascii="仿宋_GB2312" w:eastAsia="仿宋_GB2312"/>
@@ -21247,8 +20403,8 @@
           <w:lang w:val="en-US" w:eastAsia="zh-CN"/>
         </w:rPr>
       </w:pPr>
-      <w:bookmarkStart w:id="48" w:name="_Toc88209953"/>
-      <w:bookmarkStart w:id="49" w:name="_Toc87616390"/>
+      <w:bookmarkStart w:id="48" w:name="_Toc87616390"/>
+      <w:bookmarkStart w:id="49" w:name="_Toc88209953"/>
       <w:r>
         <w:rPr>
           <w:rFonts w:hint="eastAsia" w:ascii="仿宋_GB2312" w:eastAsia="仿宋_GB2312"/>
@@ -21260,8 +20416,8 @@
       </w:r>
       <w:bookmarkEnd w:id="48"/>
       <w:bookmarkEnd w:id="49"/>
-      <w:bookmarkStart w:id="50" w:name="_Toc88209956"/>
-      <w:bookmarkStart w:id="51" w:name="_Toc87616393"/>
+      <w:bookmarkStart w:id="50" w:name="_Toc87616393"/>
+      <w:bookmarkStart w:id="51" w:name="_Toc88209956"/>
       <w:r>
         <w:rPr>
           <w:rFonts w:hint="eastAsia" w:ascii="仿宋_GB2312" w:eastAsia="仿宋_GB2312"/>
@@ -21378,201 +20534,34 @@
     <w:bookmarkEnd w:id="51"/>
     <w:p>
       <w:pPr>
-        <w:spacing w:line="600" w:lineRule="exact"/>
-        <w:rPr>
-          <w:rFonts w:ascii="仿宋_GB2312" w:eastAsia="仿宋_GB2312"/>
+        <w:pStyle w:val="4"/>
+        <w:keepNext w:val="0"/>
+        <w:keepLines w:val="0"/>
+        <w:pageBreakBefore/>
+        <w:widowControl w:val="0"/>
+        <w:kinsoku/>
+        <w:wordWrap/>
+        <w:overflowPunct/>
+        <w:topLinePunct w:val="0"/>
+        <w:autoSpaceDE/>
+        <w:autoSpaceDN/>
+        <w:bidi w:val="0"/>
+        <w:adjustRightInd/>
+        <w:snapToGrid/>
+        <w:spacing w:line="416" w:lineRule="auto"/>
+        <w:jc w:val="left"/>
+        <w:textAlignment w:val="auto"/>
+        <w:outlineLvl w:val="1"/>
+        <w:rPr>
+          <w:rFonts w:ascii="宋体" w:hAnsi="宋体"/>
           <w:sz w:val="28"/>
           <w:szCs w:val="28"/>
           <w:highlight w:val="none"/>
         </w:rPr>
       </w:pPr>
-    </w:p>
-    <w:p>
-      <w:pPr>
-        <w:adjustRightInd w:val="0"/>
-        <w:snapToGrid w:val="0"/>
-        <w:spacing w:before="120" w:beforeLines="50" w:after="120" w:afterLines="50" w:line="600" w:lineRule="exact"/>
-        <w:jc w:val="center"/>
-        <w:rPr>
-          <w:rFonts w:ascii="方正小标宋简体" w:eastAsia="方正小标宋简体"/>
-          <w:sz w:val="44"/>
-          <w:szCs w:val="44"/>
-          <w:highlight w:val="none"/>
-        </w:rPr>
-      </w:pPr>
-    </w:p>
-    <w:p>
-      <w:pPr>
-        <w:adjustRightInd w:val="0"/>
-        <w:snapToGrid w:val="0"/>
-        <w:spacing w:before="120" w:beforeLines="50" w:after="120" w:afterLines="50" w:line="600" w:lineRule="exact"/>
-        <w:jc w:val="center"/>
-        <w:rPr>
-          <w:rFonts w:ascii="方正小标宋简体" w:eastAsia="方正小标宋简体"/>
-          <w:sz w:val="44"/>
-          <w:szCs w:val="44"/>
-          <w:highlight w:val="none"/>
-        </w:rPr>
-      </w:pPr>
-    </w:p>
-    <w:p>
-      <w:pPr>
-        <w:adjustRightInd w:val="0"/>
-        <w:snapToGrid w:val="0"/>
-        <w:spacing w:before="120" w:beforeLines="50" w:after="120" w:afterLines="50" w:line="600" w:lineRule="exact"/>
-        <w:jc w:val="center"/>
-        <w:rPr>
-          <w:rFonts w:ascii="方正小标宋简体" w:eastAsia="方正小标宋简体"/>
-          <w:sz w:val="44"/>
-          <w:szCs w:val="44"/>
-          <w:highlight w:val="none"/>
-        </w:rPr>
-      </w:pPr>
-    </w:p>
-    <w:p>
-      <w:pPr>
-        <w:adjustRightInd w:val="0"/>
-        <w:snapToGrid w:val="0"/>
-        <w:spacing w:before="120" w:beforeLines="50" w:after="120" w:afterLines="50" w:line="600" w:lineRule="exact"/>
-        <w:jc w:val="center"/>
-        <w:rPr>
-          <w:rFonts w:ascii="方正小标宋简体" w:eastAsia="方正小标宋简体"/>
-          <w:sz w:val="44"/>
-          <w:szCs w:val="44"/>
-          <w:highlight w:val="none"/>
-        </w:rPr>
-      </w:pPr>
-    </w:p>
-    <w:p>
-      <w:pPr>
-        <w:adjustRightInd w:val="0"/>
-        <w:snapToGrid w:val="0"/>
-        <w:spacing w:before="120" w:beforeLines="50" w:after="120" w:afterLines="50" w:line="600" w:lineRule="exact"/>
-        <w:jc w:val="center"/>
-        <w:rPr>
-          <w:rFonts w:ascii="方正小标宋简体" w:eastAsia="方正小标宋简体"/>
-          <w:sz w:val="44"/>
-          <w:szCs w:val="44"/>
-          <w:highlight w:val="none"/>
-        </w:rPr>
-      </w:pPr>
-    </w:p>
-    <w:p>
-      <w:pPr>
-        <w:adjustRightInd w:val="0"/>
-        <w:snapToGrid w:val="0"/>
-        <w:spacing w:before="120" w:beforeLines="50" w:after="120" w:afterLines="50" w:line="600" w:lineRule="exact"/>
-        <w:jc w:val="center"/>
-        <w:rPr>
-          <w:rFonts w:ascii="方正小标宋简体" w:eastAsia="方正小标宋简体"/>
-          <w:sz w:val="44"/>
-          <w:szCs w:val="44"/>
-          <w:highlight w:val="none"/>
-        </w:rPr>
-      </w:pPr>
-    </w:p>
-    <w:p>
-      <w:pPr>
-        <w:widowControl/>
-        <w:jc w:val="left"/>
-        <w:rPr>
-          <w:rFonts w:ascii="宋体" w:hAnsi="宋体"/>
-          <w:b/>
-          <w:bCs/>
-          <w:sz w:val="28"/>
-          <w:szCs w:val="28"/>
-          <w:highlight w:val="none"/>
-        </w:rPr>
-      </w:pPr>
-      <w:bookmarkStart w:id="52" w:name="_Toc88209957"/>
+      <w:bookmarkStart w:id="52" w:name="_Toc87616394"/>
       <w:bookmarkStart w:id="53" w:name="_Toc28619645"/>
-      <w:bookmarkStart w:id="54" w:name="_Toc87616394"/>
-    </w:p>
-    <w:p>
-      <w:pPr>
-        <w:pStyle w:val="14"/>
-        <w:rPr>
-          <w:highlight w:val="none"/>
-        </w:rPr>
-      </w:pPr>
-    </w:p>
-    <w:p>
-      <w:pPr>
-        <w:pStyle w:val="59"/>
-        <w:rPr>
-          <w:highlight w:val="none"/>
-        </w:rPr>
-      </w:pPr>
-    </w:p>
-    <w:p>
-      <w:pPr>
-        <w:rPr>
-          <w:highlight w:val="none"/>
-        </w:rPr>
-      </w:pPr>
-    </w:p>
-    <w:p>
-      <w:pPr>
-        <w:pStyle w:val="14"/>
-        <w:rPr>
-          <w:highlight w:val="none"/>
-        </w:rPr>
-      </w:pPr>
-    </w:p>
-    <w:p>
-      <w:pPr>
-        <w:pStyle w:val="59"/>
-        <w:rPr>
-          <w:highlight w:val="none"/>
-        </w:rPr>
-      </w:pPr>
-    </w:p>
-    <w:p>
-      <w:pPr>
-        <w:rPr>
-          <w:highlight w:val="none"/>
-        </w:rPr>
-      </w:pPr>
-    </w:p>
-    <w:p>
-      <w:pPr>
-        <w:pStyle w:val="14"/>
-        <w:rPr>
-          <w:highlight w:val="none"/>
-        </w:rPr>
-      </w:pPr>
-    </w:p>
-    <w:p>
-      <w:pPr>
-        <w:pStyle w:val="59"/>
-        <w:rPr>
-          <w:highlight w:val="none"/>
-        </w:rPr>
-      </w:pPr>
-    </w:p>
-    <w:p>
-      <w:pPr>
-        <w:pStyle w:val="59"/>
-        <w:ind w:left="0"/>
-        <w:jc w:val="both"/>
-        <w:rPr>
-          <w:rFonts w:hint="eastAsia"/>
-          <w:highlight w:val="none"/>
-        </w:rPr>
-      </w:pPr>
-    </w:p>
-    <w:p>
-      <w:pPr>
-        <w:pStyle w:val="4"/>
-        <w:jc w:val="left"/>
-        <w:outlineLvl w:val="1"/>
-        <w:rPr>
-          <w:rFonts w:ascii="宋体" w:hAnsi="宋体"/>
-          <w:sz w:val="28"/>
-          <w:szCs w:val="28"/>
-          <w:highlight w:val="none"/>
-        </w:rPr>
-      </w:pPr>
+      <w:bookmarkStart w:id="54" w:name="_Toc88209957"/>
       <w:bookmarkStart w:id="55" w:name="_Toc22652"/>
       <w:r>
         <w:rPr>
@@ -23061,151 +22050,32 @@
     </w:p>
     <w:p>
       <w:pPr>
-        <w:widowControl/>
-        <w:jc w:val="left"/>
+        <w:pStyle w:val="4"/>
+        <w:keepNext w:val="0"/>
+        <w:keepLines w:val="0"/>
+        <w:pageBreakBefore/>
+        <w:widowControl w:val="0"/>
+        <w:kinsoku/>
+        <w:wordWrap/>
+        <w:overflowPunct/>
+        <w:topLinePunct w:val="0"/>
+        <w:autoSpaceDE/>
+        <w:autoSpaceDN/>
+        <w:bidi w:val="0"/>
+        <w:adjustRightInd/>
+        <w:snapToGrid/>
+        <w:spacing w:line="416" w:lineRule="auto"/>
+        <w:textAlignment w:val="auto"/>
+        <w:outlineLvl w:val="1"/>
         <w:rPr>
           <w:rFonts w:ascii="宋体" w:hAnsi="宋体"/>
-          <w:sz w:val="32"/>
-          <w:szCs w:val="32"/>
+          <w:sz w:val="28"/>
+          <w:szCs w:val="28"/>
           <w:highlight w:val="none"/>
         </w:rPr>
       </w:pPr>
       <w:bookmarkStart w:id="57" w:name="_Toc88209958"/>
       <w:bookmarkStart w:id="58" w:name="_Toc87616395"/>
-    </w:p>
-    <w:p>
-      <w:pPr>
-        <w:widowControl/>
-        <w:jc w:val="left"/>
-        <w:rPr>
-          <w:rFonts w:ascii="宋体" w:hAnsi="宋体"/>
-          <w:sz w:val="28"/>
-          <w:szCs w:val="28"/>
-          <w:highlight w:val="none"/>
-        </w:rPr>
-      </w:pPr>
-    </w:p>
-    <w:p>
-      <w:pPr>
-        <w:widowControl/>
-        <w:jc w:val="left"/>
-        <w:rPr>
-          <w:rFonts w:ascii="宋体" w:hAnsi="宋体"/>
-          <w:sz w:val="28"/>
-          <w:szCs w:val="28"/>
-          <w:highlight w:val="none"/>
-        </w:rPr>
-      </w:pPr>
-    </w:p>
-    <w:p>
-      <w:pPr>
-        <w:widowControl/>
-        <w:jc w:val="left"/>
-        <w:rPr>
-          <w:rFonts w:ascii="宋体" w:hAnsi="宋体"/>
-          <w:b/>
-          <w:bCs/>
-          <w:sz w:val="28"/>
-          <w:szCs w:val="28"/>
-          <w:highlight w:val="none"/>
-        </w:rPr>
-      </w:pPr>
-    </w:p>
-    <w:p>
-      <w:pPr>
-        <w:pStyle w:val="14"/>
-        <w:rPr>
-          <w:highlight w:val="none"/>
-        </w:rPr>
-      </w:pPr>
-    </w:p>
-    <w:p>
-      <w:pPr>
-        <w:pStyle w:val="59"/>
-        <w:rPr>
-          <w:highlight w:val="none"/>
-        </w:rPr>
-      </w:pPr>
-    </w:p>
-    <w:p>
-      <w:pPr>
-        <w:rPr>
-          <w:highlight w:val="none"/>
-        </w:rPr>
-      </w:pPr>
-    </w:p>
-    <w:p>
-      <w:pPr>
-        <w:pStyle w:val="14"/>
-        <w:rPr>
-          <w:highlight w:val="none"/>
-        </w:rPr>
-      </w:pPr>
-    </w:p>
-    <w:p>
-      <w:pPr>
-        <w:pStyle w:val="59"/>
-        <w:rPr>
-          <w:highlight w:val="none"/>
-        </w:rPr>
-      </w:pPr>
-    </w:p>
-    <w:p>
-      <w:pPr>
-        <w:rPr>
-          <w:highlight w:val="none"/>
-        </w:rPr>
-      </w:pPr>
-    </w:p>
-    <w:p>
-      <w:pPr>
-        <w:pStyle w:val="14"/>
-        <w:rPr>
-          <w:highlight w:val="none"/>
-        </w:rPr>
-      </w:pPr>
-    </w:p>
-    <w:p>
-      <w:pPr>
-        <w:pStyle w:val="59"/>
-        <w:rPr>
-          <w:highlight w:val="none"/>
-        </w:rPr>
-      </w:pPr>
-    </w:p>
-    <w:p>
-      <w:pPr>
-        <w:rPr>
-          <w:highlight w:val="none"/>
-        </w:rPr>
-      </w:pPr>
-    </w:p>
-    <w:p>
-      <w:pPr>
-        <w:pStyle w:val="14"/>
-        <w:rPr>
-          <w:highlight w:val="none"/>
-        </w:rPr>
-      </w:pPr>
-    </w:p>
-    <w:p>
-      <w:pPr>
-        <w:rPr>
-          <w:highlight w:val="none"/>
-        </w:rPr>
-      </w:pPr>
-    </w:p>
-    <w:p>
-      <w:pPr>
-        <w:pStyle w:val="4"/>
-        <w:outlineLvl w:val="1"/>
-        <w:rPr>
-          <w:rFonts w:ascii="宋体" w:hAnsi="宋体"/>
-          <w:sz w:val="28"/>
-          <w:szCs w:val="28"/>
-          <w:highlight w:val="none"/>
-        </w:rPr>
-      </w:pPr>
       <w:bookmarkStart w:id="59" w:name="_Toc30867"/>
       <w:r>
         <w:rPr>
@@ -24023,22 +22893,26 @@
     </w:p>
     <w:p>
       <w:pPr>
+        <w:keepNext w:val="0"/>
+        <w:keepLines w:val="0"/>
+        <w:pageBreakBefore/>
+        <w:widowControl w:val="0"/>
+        <w:kinsoku/>
+        <w:wordWrap/>
+        <w:overflowPunct/>
+        <w:topLinePunct w:val="0"/>
+        <w:autoSpaceDE/>
+        <w:autoSpaceDN/>
+        <w:bidi w:val="0"/>
+        <w:adjustRightInd/>
+        <w:snapToGrid/>
         <w:spacing w:line="360" w:lineRule="auto"/>
+        <w:textAlignment w:val="auto"/>
         <w:outlineLvl w:val="2"/>
         <w:rPr>
           <w:highlight w:val="none"/>
         </w:rPr>
       </w:pPr>
-      <w:r>
-        <w:rPr>
-          <w:rFonts w:hint="eastAsia" w:ascii="宋体" w:hAnsi="宋体" w:cs="宋体"/>
-          <w:kern w:val="0"/>
-          <w:sz w:val="28"/>
-          <w:szCs w:val="28"/>
-          <w:highlight w:val="none"/>
-        </w:rPr>
-        <w:br w:type="page"/>
-      </w:r>
       <w:bookmarkStart w:id="61" w:name="_Toc26444"/>
       <w:r>
         <w:rPr>
@@ -24692,37 +23566,21 @@
     </w:p>
     <w:p>
       <w:pPr>
-        <w:pStyle w:val="6"/>
-        <w:spacing w:after="0" w:line="600" w:lineRule="exact"/>
-        <w:rPr>
-          <w:rFonts w:ascii="仿宋_GB2312" w:eastAsia="仿宋_GB2312"/>
-          <w:highlight w:val="none"/>
-        </w:rPr>
-      </w:pPr>
-    </w:p>
-    <w:p>
-      <w:pPr>
-        <w:pStyle w:val="6"/>
-        <w:spacing w:after="0" w:line="600" w:lineRule="exact"/>
-        <w:rPr>
-          <w:rFonts w:ascii="仿宋_GB2312" w:eastAsia="仿宋_GB2312"/>
-          <w:highlight w:val="none"/>
-        </w:rPr>
-      </w:pPr>
-    </w:p>
-    <w:p>
-      <w:pPr>
-        <w:pStyle w:val="6"/>
-        <w:spacing w:after="0" w:line="600" w:lineRule="exact"/>
-        <w:rPr>
-          <w:rFonts w:ascii="仿宋_GB2312" w:eastAsia="仿宋_GB2312"/>
-          <w:highlight w:val="none"/>
-        </w:rPr>
-      </w:pPr>
-    </w:p>
-    <w:p>
-      <w:pPr>
+        <w:keepNext w:val="0"/>
+        <w:keepLines w:val="0"/>
+        <w:pageBreakBefore/>
+        <w:widowControl w:val="0"/>
+        <w:kinsoku/>
+        <w:wordWrap/>
+        <w:overflowPunct/>
+        <w:topLinePunct w:val="0"/>
+        <w:autoSpaceDE/>
+        <w:autoSpaceDN/>
+        <w:bidi w:val="0"/>
+        <w:adjustRightInd/>
+        <w:snapToGrid/>
         <w:spacing w:line="360" w:lineRule="auto"/>
+        <w:textAlignment w:val="auto"/>
         <w:outlineLvl w:val="1"/>
         <w:rPr>
           <w:rFonts w:hint="eastAsia" w:ascii="宋体" w:hAnsi="宋体" w:eastAsia="宋体" w:cs="Times New Roman"/>
@@ -24735,8 +23593,8 @@
           <w:lang w:val="en-US" w:eastAsia="zh-CN" w:bidi="ar-SA"/>
         </w:rPr>
       </w:pPr>
-      <w:bookmarkStart w:id="63" w:name="_Toc88209962"/>
-      <w:bookmarkStart w:id="64" w:name="_Toc87616399"/>
+      <w:bookmarkStart w:id="63" w:name="_Toc87616399"/>
+      <w:bookmarkStart w:id="64" w:name="_Toc88209962"/>
       <w:bookmarkStart w:id="65" w:name="_Toc14803"/>
       <w:r>
         <w:rPr>
@@ -24845,17 +23703,6 @@
           <w:szCs w:val="21"/>
         </w:rPr>
         <w:t>项目名称：</w:t>
-      </w:r>
-      <w:r>
-        <w:rPr>
-          <w:rFonts w:hint="eastAsia" w:ascii="宋体" w:hAnsi="宋体" w:eastAsia="宋体" w:cs="宋体"/>
-          <w:b w:val="0"/>
-          <w:bCs w:val="0"/>
-          <w:sz w:val="21"/>
-          <w:szCs w:val="21"/>
-          <w:lang w:val="en-US" w:eastAsia="zh-CN"/>
-        </w:rPr>
-        <w:t>{{caigou_xiangmu_ming}}</w:t>
       </w:r>
     </w:p>
     <w:p>
@@ -27417,83 +26264,32 @@
     </w:p>
     <w:p>
       <w:pPr>
-        <w:spacing w:line="360" w:lineRule="auto"/>
-        <w:jc w:val="center"/>
-        <w:rPr>
-          <w:rFonts w:hint="eastAsia" w:ascii="宋体" w:hAnsi="宋体" w:cs="宋体"/>
-          <w:sz w:val="30"/>
-          <w:szCs w:val="30"/>
+        <w:pStyle w:val="4"/>
+        <w:keepNext w:val="0"/>
+        <w:keepLines w:val="0"/>
+        <w:pageBreakBefore/>
+        <w:widowControl w:val="0"/>
+        <w:kinsoku/>
+        <w:wordWrap/>
+        <w:overflowPunct/>
+        <w:topLinePunct w:val="0"/>
+        <w:autoSpaceDE/>
+        <w:autoSpaceDN/>
+        <w:bidi w:val="0"/>
+        <w:adjustRightInd/>
+        <w:snapToGrid/>
+        <w:spacing w:line="416" w:lineRule="auto"/>
+        <w:textAlignment w:val="auto"/>
+        <w:outlineLvl w:val="1"/>
+        <w:rPr>
+          <w:rFonts w:ascii="宋体" w:hAnsi="宋体"/>
+          <w:sz w:val="28"/>
+          <w:szCs w:val="28"/>
           <w:highlight w:val="none"/>
         </w:rPr>
       </w:pPr>
-    </w:p>
-    <w:p>
-      <w:pPr>
-        <w:adjustRightInd w:val="0"/>
-        <w:snapToGrid w:val="0"/>
-        <w:ind w:firstLine="573"/>
-        <w:rPr>
-          <w:rFonts w:ascii="仿宋_GB2312" w:hAnsi="宋体" w:eastAsia="仿宋_GB2312"/>
-          <w:sz w:val="24"/>
-          <w:szCs w:val="24"/>
-          <w:highlight w:val="none"/>
-        </w:rPr>
-      </w:pPr>
-    </w:p>
-    <w:p>
-      <w:pPr>
-        <w:rPr>
-          <w:rFonts w:ascii="仿宋_GB2312" w:eastAsia="仿宋_GB2312"/>
-          <w:sz w:val="24"/>
-          <w:szCs w:val="24"/>
-          <w:highlight w:val="none"/>
-        </w:rPr>
-      </w:pPr>
-    </w:p>
-    <w:p>
-      <w:pPr>
-        <w:rPr>
-          <w:rFonts w:ascii="仿宋_GB2312" w:eastAsia="仿宋_GB2312"/>
-          <w:sz w:val="24"/>
-          <w:szCs w:val="24"/>
-          <w:highlight w:val="none"/>
-        </w:rPr>
-      </w:pPr>
-    </w:p>
-    <w:p>
-      <w:pPr>
-        <w:widowControl/>
-        <w:jc w:val="left"/>
-        <w:rPr>
-          <w:rFonts w:ascii="仿宋_GB2312" w:hAnsi="宋体" w:eastAsia="仿宋_GB2312"/>
-          <w:sz w:val="28"/>
-          <w:szCs w:val="28"/>
-          <w:highlight w:val="none"/>
-        </w:rPr>
-      </w:pPr>
-      <w:bookmarkStart w:id="66" w:name="_Toc87616400"/>
-      <w:bookmarkStart w:id="67" w:name="_Toc88209963"/>
-    </w:p>
-    <w:p>
-      <w:pPr>
-        <w:pStyle w:val="4"/>
-        <w:outlineLvl w:val="1"/>
-        <w:rPr>
-          <w:rFonts w:ascii="宋体" w:hAnsi="宋体"/>
-          <w:sz w:val="28"/>
-          <w:szCs w:val="28"/>
-          <w:highlight w:val="none"/>
-        </w:rPr>
-      </w:pPr>
-      <w:r>
-        <w:rPr>
-          <w:rFonts w:hint="eastAsia" w:ascii="仿宋_GB2312" w:hAnsi="宋体" w:eastAsia="仿宋_GB2312"/>
-          <w:sz w:val="28"/>
-          <w:szCs w:val="28"/>
-          <w:highlight w:val="none"/>
-        </w:rPr>
-        <w:br w:type="page"/>
-      </w:r>
+      <w:bookmarkStart w:id="66" w:name="_Toc88209963"/>
+      <w:bookmarkStart w:id="67" w:name="_Toc87616400"/>
       <w:bookmarkStart w:id="68" w:name="_Toc7197"/>
       <w:r>
         <w:rPr>
@@ -28803,331 +27599,21 @@
     </w:p>
     <w:p>
       <w:pPr>
-        <w:adjustRightInd w:val="0"/>
-        <w:snapToGrid w:val="0"/>
-        <w:spacing w:line="600" w:lineRule="exact"/>
-        <w:outlineLvl w:val="2"/>
-        <w:rPr>
-          <w:rFonts w:ascii="仿宋_GB2312" w:hAnsi="宋体" w:eastAsia="仿宋_GB2312"/>
-          <w:sz w:val="28"/>
-          <w:szCs w:val="28"/>
-          <w:highlight w:val="none"/>
-        </w:rPr>
-      </w:pPr>
-      <w:r>
-        <w:rPr>
-          <w:rFonts w:ascii="仿宋_GB2312" w:hAnsi="宋体" w:eastAsia="仿宋_GB2312"/>
-          <w:b/>
-          <w:bCs/>
-          <w:sz w:val="28"/>
-          <w:szCs w:val="28"/>
-          <w:highlight w:val="none"/>
-        </w:rPr>
-        <w:t>4.2</w:t>
-      </w:r>
-      <w:r>
-        <w:rPr>
-          <w:rFonts w:hint="eastAsia" w:ascii="仿宋_GB2312" w:hAnsi="宋体" w:eastAsia="仿宋_GB2312"/>
-          <w:b/>
-          <w:bCs/>
-          <w:sz w:val="28"/>
-          <w:szCs w:val="28"/>
-          <w:highlight w:val="none"/>
-        </w:rPr>
-        <w:t>近年类似项目情况表</w:t>
-      </w:r>
-    </w:p>
-    <w:p>
-      <w:pPr>
-        <w:adjustRightInd w:val="0"/>
-        <w:snapToGrid w:val="0"/>
-        <w:spacing w:line="600" w:lineRule="exact"/>
-        <w:ind w:firstLine="570"/>
-        <w:rPr>
-          <w:rFonts w:ascii="仿宋_GB2312" w:hAnsi="宋体" w:eastAsia="仿宋_GB2312"/>
-          <w:sz w:val="28"/>
-          <w:szCs w:val="28"/>
-          <w:highlight w:val="none"/>
-        </w:rPr>
-      </w:pPr>
-      <w:r>
-        <w:rPr>
-          <w:rFonts w:ascii="仿宋_GB2312" w:hAnsi="宋体" w:eastAsia="仿宋_GB2312"/>
-          <w:sz w:val="28"/>
-          <w:szCs w:val="28"/>
-          <w:highlight w:val="none"/>
-        </w:rPr>
-        <w:t>注</w:t>
-      </w:r>
-      <w:r>
-        <w:rPr>
-          <w:rFonts w:hint="eastAsia" w:ascii="仿宋_GB2312" w:hAnsi="宋体" w:eastAsia="仿宋_GB2312"/>
-          <w:sz w:val="28"/>
-          <w:szCs w:val="28"/>
-          <w:highlight w:val="none"/>
-        </w:rPr>
-        <w:t>：</w:t>
-      </w:r>
-      <w:r>
-        <w:rPr>
-          <w:rFonts w:ascii="仿宋_GB2312" w:hAnsi="宋体" w:eastAsia="仿宋_GB2312"/>
-          <w:sz w:val="28"/>
-          <w:szCs w:val="28"/>
-          <w:highlight w:val="none"/>
-        </w:rPr>
-        <w:t>供应商应按供应商须知的要求附相关证明材料</w:t>
-      </w:r>
-    </w:p>
-    <w:p>
-      <w:pPr>
         <w:pStyle w:val="19"/>
-        <w:rPr>
-          <w:rFonts w:hint="eastAsia" w:ascii="宋体" w:hAnsi="宋体"/>
-          <w:color w:val="auto"/>
-          <w:sz w:val="28"/>
-          <w:szCs w:val="28"/>
-          <w:highlight w:val="none"/>
-          <w:lang w:val="en-US" w:eastAsia="zh-CN"/>
-        </w:rPr>
-      </w:pPr>
-    </w:p>
-    <w:p>
-      <w:pPr>
-        <w:pStyle w:val="19"/>
-        <w:rPr>
-          <w:rFonts w:hint="eastAsia" w:ascii="宋体" w:hAnsi="宋体"/>
-          <w:color w:val="auto"/>
-          <w:sz w:val="28"/>
-          <w:szCs w:val="28"/>
-          <w:highlight w:val="none"/>
-          <w:lang w:val="en-US" w:eastAsia="zh-CN"/>
-        </w:rPr>
-      </w:pPr>
-    </w:p>
-    <w:p>
-      <w:pPr>
-        <w:pStyle w:val="19"/>
-        <w:rPr>
-          <w:rFonts w:hint="eastAsia" w:ascii="宋体" w:hAnsi="宋体"/>
-          <w:color w:val="auto"/>
-          <w:sz w:val="28"/>
-          <w:szCs w:val="28"/>
-          <w:highlight w:val="none"/>
-          <w:lang w:val="en-US" w:eastAsia="zh-CN"/>
-        </w:rPr>
-      </w:pPr>
-    </w:p>
-    <w:p>
-      <w:pPr>
-        <w:pStyle w:val="19"/>
-        <w:rPr>
-          <w:rFonts w:hint="eastAsia" w:ascii="宋体" w:hAnsi="宋体"/>
-          <w:color w:val="auto"/>
-          <w:sz w:val="28"/>
-          <w:szCs w:val="28"/>
-          <w:highlight w:val="none"/>
-          <w:lang w:val="en-US" w:eastAsia="zh-CN"/>
-        </w:rPr>
-      </w:pPr>
-    </w:p>
-    <w:p>
-      <w:pPr>
-        <w:pStyle w:val="19"/>
-        <w:rPr>
-          <w:rFonts w:hint="eastAsia" w:ascii="宋体" w:hAnsi="宋体"/>
-          <w:color w:val="auto"/>
-          <w:sz w:val="28"/>
-          <w:szCs w:val="28"/>
-          <w:highlight w:val="none"/>
-          <w:lang w:val="en-US" w:eastAsia="zh-CN"/>
-        </w:rPr>
-      </w:pPr>
-    </w:p>
-    <w:p>
-      <w:pPr>
-        <w:pStyle w:val="19"/>
-        <w:rPr>
-          <w:rFonts w:hint="eastAsia" w:ascii="宋体" w:hAnsi="宋体"/>
-          <w:color w:val="auto"/>
-          <w:sz w:val="28"/>
-          <w:szCs w:val="28"/>
-          <w:highlight w:val="none"/>
-          <w:lang w:val="en-US" w:eastAsia="zh-CN"/>
-        </w:rPr>
-      </w:pPr>
-    </w:p>
-    <w:p>
-      <w:pPr>
-        <w:pStyle w:val="19"/>
-        <w:rPr>
-          <w:rFonts w:hint="eastAsia" w:ascii="宋体" w:hAnsi="宋体"/>
-          <w:color w:val="auto"/>
-          <w:sz w:val="28"/>
-          <w:szCs w:val="28"/>
-          <w:highlight w:val="none"/>
-          <w:lang w:val="en-US" w:eastAsia="zh-CN"/>
-        </w:rPr>
-      </w:pPr>
-    </w:p>
-    <w:p>
-      <w:pPr>
-        <w:pStyle w:val="19"/>
-        <w:rPr>
-          <w:rFonts w:hint="eastAsia" w:ascii="宋体" w:hAnsi="宋体"/>
-          <w:color w:val="auto"/>
-          <w:sz w:val="28"/>
-          <w:szCs w:val="28"/>
-          <w:highlight w:val="none"/>
-          <w:lang w:val="en-US" w:eastAsia="zh-CN"/>
-        </w:rPr>
-      </w:pPr>
-    </w:p>
-    <w:p>
-      <w:pPr>
-        <w:pStyle w:val="19"/>
-        <w:rPr>
-          <w:rFonts w:hint="eastAsia" w:ascii="宋体" w:hAnsi="宋体"/>
-          <w:color w:val="auto"/>
-          <w:sz w:val="28"/>
-          <w:szCs w:val="28"/>
-          <w:highlight w:val="none"/>
-          <w:lang w:val="en-US" w:eastAsia="zh-CN"/>
-        </w:rPr>
-      </w:pPr>
-    </w:p>
-    <w:p>
-      <w:pPr>
-        <w:pStyle w:val="19"/>
-        <w:rPr>
-          <w:rFonts w:hint="eastAsia" w:ascii="宋体" w:hAnsi="宋体"/>
-          <w:color w:val="auto"/>
-          <w:sz w:val="28"/>
-          <w:szCs w:val="28"/>
-          <w:highlight w:val="none"/>
-          <w:lang w:val="en-US" w:eastAsia="zh-CN"/>
-        </w:rPr>
-      </w:pPr>
-    </w:p>
-    <w:p>
-      <w:pPr>
-        <w:pStyle w:val="19"/>
-        <w:rPr>
-          <w:rFonts w:hint="eastAsia" w:ascii="宋体" w:hAnsi="宋体"/>
-          <w:color w:val="auto"/>
-          <w:sz w:val="28"/>
-          <w:szCs w:val="28"/>
-          <w:highlight w:val="none"/>
-          <w:lang w:val="en-US" w:eastAsia="zh-CN"/>
-        </w:rPr>
-      </w:pPr>
-    </w:p>
-    <w:p>
-      <w:pPr>
-        <w:pStyle w:val="19"/>
-        <w:rPr>
-          <w:rFonts w:hint="eastAsia" w:ascii="宋体" w:hAnsi="宋体"/>
-          <w:color w:val="auto"/>
-          <w:sz w:val="28"/>
-          <w:szCs w:val="28"/>
-          <w:highlight w:val="none"/>
-          <w:lang w:val="en-US" w:eastAsia="zh-CN"/>
-        </w:rPr>
-      </w:pPr>
-    </w:p>
-    <w:p>
-      <w:pPr>
-        <w:pStyle w:val="19"/>
-        <w:rPr>
-          <w:rFonts w:hint="eastAsia" w:ascii="宋体" w:hAnsi="宋体"/>
-          <w:color w:val="auto"/>
-          <w:sz w:val="28"/>
-          <w:szCs w:val="28"/>
-          <w:highlight w:val="none"/>
-          <w:lang w:val="en-US" w:eastAsia="zh-CN"/>
-        </w:rPr>
-      </w:pPr>
-    </w:p>
-    <w:p>
-      <w:pPr>
-        <w:pStyle w:val="19"/>
-        <w:rPr>
-          <w:rFonts w:hint="eastAsia" w:ascii="宋体" w:hAnsi="宋体"/>
-          <w:color w:val="auto"/>
-          <w:sz w:val="28"/>
-          <w:szCs w:val="28"/>
-          <w:highlight w:val="none"/>
-          <w:lang w:val="en-US" w:eastAsia="zh-CN"/>
-        </w:rPr>
-      </w:pPr>
-    </w:p>
-    <w:p>
-      <w:pPr>
-        <w:pStyle w:val="19"/>
-        <w:rPr>
-          <w:rFonts w:hint="eastAsia" w:ascii="宋体" w:hAnsi="宋体"/>
-          <w:color w:val="auto"/>
-          <w:sz w:val="28"/>
-          <w:szCs w:val="28"/>
-          <w:highlight w:val="none"/>
-          <w:lang w:val="en-US" w:eastAsia="zh-CN"/>
-        </w:rPr>
-      </w:pPr>
-    </w:p>
-    <w:p>
-      <w:pPr>
-        <w:pStyle w:val="19"/>
-        <w:rPr>
-          <w:rFonts w:hint="eastAsia" w:ascii="宋体" w:hAnsi="宋体"/>
-          <w:color w:val="auto"/>
-          <w:sz w:val="28"/>
-          <w:szCs w:val="28"/>
-          <w:highlight w:val="none"/>
-          <w:lang w:val="en-US" w:eastAsia="zh-CN"/>
-        </w:rPr>
-      </w:pPr>
-    </w:p>
-    <w:p>
-      <w:pPr>
-        <w:pStyle w:val="19"/>
-        <w:rPr>
-          <w:rFonts w:hint="eastAsia" w:ascii="宋体" w:hAnsi="宋体"/>
-          <w:color w:val="auto"/>
-          <w:sz w:val="28"/>
-          <w:szCs w:val="28"/>
-          <w:highlight w:val="none"/>
-          <w:lang w:val="en-US" w:eastAsia="zh-CN"/>
-        </w:rPr>
-      </w:pPr>
-    </w:p>
-    <w:p>
-      <w:pPr>
-        <w:pStyle w:val="19"/>
-        <w:rPr>
-          <w:rFonts w:hint="eastAsia" w:ascii="宋体" w:hAnsi="宋体"/>
-          <w:color w:val="auto"/>
-          <w:sz w:val="28"/>
-          <w:szCs w:val="28"/>
-          <w:highlight w:val="none"/>
-          <w:lang w:val="en-US" w:eastAsia="zh-CN"/>
-        </w:rPr>
-      </w:pPr>
-    </w:p>
-    <w:p>
-      <w:pPr>
-        <w:pStyle w:val="19"/>
-        <w:rPr>
-          <w:rFonts w:hint="eastAsia" w:ascii="宋体" w:hAnsi="宋体"/>
-          <w:color w:val="auto"/>
-          <w:sz w:val="28"/>
-          <w:szCs w:val="28"/>
-          <w:highlight w:val="none"/>
-          <w:lang w:val="en-US" w:eastAsia="zh-CN"/>
-        </w:rPr>
-      </w:pPr>
-    </w:p>
-    <w:p>
-      <w:pPr>
-        <w:pStyle w:val="19"/>
+        <w:keepNext w:val="0"/>
+        <w:keepLines w:val="0"/>
+        <w:pageBreakBefore/>
+        <w:widowControl w:val="0"/>
+        <w:kinsoku/>
+        <w:wordWrap/>
+        <w:overflowPunct/>
+        <w:topLinePunct w:val="0"/>
+        <w:autoSpaceDE/>
+        <w:autoSpaceDN/>
+        <w:bidi w:val="0"/>
+        <w:adjustRightInd/>
+        <w:snapToGrid/>
+        <w:textAlignment w:val="auto"/>
         <w:rPr>
           <w:rFonts w:hint="eastAsia" w:ascii="仿宋_GB2312" w:hAnsi="宋体" w:eastAsia="宋体"/>
           <w:color w:val="auto"/>
@@ -29474,97 +27960,30 @@
     <w:p>
       <w:pPr>
         <w:pStyle w:val="4"/>
-        <w:rPr>
-          <w:rFonts w:hint="eastAsia"/>
+        <w:keepNext w:val="0"/>
+        <w:keepLines w:val="0"/>
+        <w:pageBreakBefore/>
+        <w:widowControl w:val="0"/>
+        <w:kinsoku/>
+        <w:wordWrap/>
+        <w:overflowPunct/>
+        <w:topLinePunct w:val="0"/>
+        <w:autoSpaceDE/>
+        <w:autoSpaceDN/>
+        <w:bidi w:val="0"/>
+        <w:adjustRightInd/>
+        <w:snapToGrid/>
+        <w:spacing w:line="416" w:lineRule="auto"/>
+        <w:textAlignment w:val="auto"/>
+        <w:outlineLvl w:val="1"/>
+        <w:rPr>
+          <w:rFonts w:ascii="宋体" w:hAnsi="宋体"/>
+          <w:sz w:val="28"/>
+          <w:szCs w:val="28"/>
+          <w:highlight w:val="none"/>
         </w:rPr>
       </w:pPr>
-    </w:p>
-    <w:p>
-      <w:pPr>
-        <w:rPr>
-          <w:rFonts w:hint="eastAsia"/>
-        </w:rPr>
-      </w:pPr>
-    </w:p>
-    <w:p>
-      <w:pPr>
-        <w:pStyle w:val="19"/>
-        <w:rPr>
-          <w:rFonts w:hint="eastAsia"/>
-        </w:rPr>
-      </w:pPr>
-    </w:p>
-    <w:p>
-      <w:pPr>
-        <w:pStyle w:val="19"/>
-        <w:rPr>
-          <w:rFonts w:hint="eastAsia"/>
-        </w:rPr>
-      </w:pPr>
-    </w:p>
-    <w:p>
-      <w:pPr>
-        <w:pStyle w:val="19"/>
-        <w:rPr>
-          <w:rFonts w:hint="eastAsia"/>
-        </w:rPr>
-      </w:pPr>
-    </w:p>
-    <w:p>
-      <w:pPr>
-        <w:pStyle w:val="19"/>
-        <w:rPr>
-          <w:rFonts w:hint="eastAsia"/>
-        </w:rPr>
-      </w:pPr>
-    </w:p>
-    <w:p>
-      <w:pPr>
-        <w:pStyle w:val="19"/>
-        <w:rPr>
-          <w:rFonts w:hint="eastAsia"/>
-        </w:rPr>
-      </w:pPr>
-    </w:p>
-    <w:p>
-      <w:pPr>
-        <w:pStyle w:val="19"/>
-        <w:rPr>
-          <w:rFonts w:hint="eastAsia"/>
-        </w:rPr>
-      </w:pPr>
-    </w:p>
-    <w:p>
-      <w:pPr>
-        <w:pStyle w:val="19"/>
-        <w:rPr>
-          <w:rFonts w:hint="eastAsia"/>
-        </w:rPr>
-      </w:pPr>
-    </w:p>
-    <w:p>
-      <w:pPr>
-        <w:rPr>
-          <w:highlight w:val="none"/>
-        </w:rPr>
-      </w:pPr>
-      <w:bookmarkStart w:id="71" w:name="_Toc87616402"/>
-      <w:bookmarkStart w:id="72" w:name="_Toc88209965"/>
-    </w:p>
-    <w:bookmarkEnd w:id="71"/>
-    <w:bookmarkEnd w:id="72"/>
-    <w:p>
-      <w:pPr>
-        <w:pStyle w:val="4"/>
-        <w:outlineLvl w:val="1"/>
-        <w:rPr>
-          <w:rFonts w:ascii="宋体" w:hAnsi="宋体"/>
-          <w:sz w:val="28"/>
-          <w:szCs w:val="28"/>
-          <w:highlight w:val="none"/>
-        </w:rPr>
-      </w:pPr>
-      <w:bookmarkStart w:id="73" w:name="_Toc30866"/>
+      <w:bookmarkStart w:id="71" w:name="_Toc30866"/>
       <w:r>
         <w:rPr>
           <w:rFonts w:hint="eastAsia" w:ascii="宋体" w:hAnsi="宋体"/>
@@ -29584,7 +28003,7 @@
         </w:rPr>
         <w:t>.其他资料</w:t>
       </w:r>
-      <w:bookmarkEnd w:id="73"/>
+      <w:bookmarkEnd w:id="71"/>
     </w:p>
     <w:p>
       <w:pPr>
@@ -29711,7 +28130,7 @@
         <w:spacing w:line="600" w:lineRule="exact"/>
         <w:ind w:firstLine="570"/>
         <w:rPr>
-          <w:rFonts w:hint="eastAsia" w:ascii="仿宋_GB2312" w:hAnsi="宋体" w:eastAsia="仿宋_GB2312"/>
+          <w:rFonts w:ascii="仿宋_GB2312" w:hAnsi="宋体" w:eastAsia="仿宋_GB2312"/>
           <w:sz w:val="28"/>
           <w:szCs w:val="28"/>
           <w:highlight w:val="none"/>
@@ -29728,134 +28147,6 @@
           <w:lang w:val="en-US" w:eastAsia="zh-CN"/>
         </w:rPr>
         <w:t>5.2</w:t>
-      </w:r>
-      <w:r>
-        <w:rPr>
-          <w:rFonts w:hint="eastAsia" w:ascii="仿宋_GB2312" w:hAnsi="宋体" w:eastAsia="仿宋_GB2312"/>
-          <w:sz w:val="28"/>
-          <w:szCs w:val="28"/>
-          <w:highlight w:val="none"/>
-          <w:lang w:val="en-US" w:eastAsia="zh-CN"/>
-        </w:rPr>
-        <w:t>须附上</w:t>
-      </w:r>
-      <w:r>
-        <w:rPr>
-          <w:rFonts w:hint="eastAsia" w:ascii="仿宋_GB2312" w:hAnsi="宋体" w:eastAsia="仿宋_GB2312"/>
-          <w:sz w:val="28"/>
-          <w:szCs w:val="28"/>
-          <w:highlight w:val="none"/>
-        </w:rPr>
-        <w:t>通过</w:t>
-      </w:r>
-      <w:r>
-        <w:rPr>
-          <w:rFonts w:ascii="仿宋_GB2312" w:hAnsi="宋体" w:eastAsia="仿宋_GB2312"/>
-          <w:sz w:val="28"/>
-          <w:szCs w:val="28"/>
-          <w:highlight w:val="none"/>
-        </w:rPr>
-        <w:t>“</w:t>
-      </w:r>
-      <w:r>
-        <w:rPr>
-          <w:rFonts w:hint="eastAsia" w:ascii="仿宋_GB2312" w:hAnsi="宋体" w:eastAsia="仿宋_GB2312"/>
-          <w:sz w:val="28"/>
-          <w:szCs w:val="28"/>
-          <w:highlight w:val="none"/>
-        </w:rPr>
-        <w:t>国家税务总局</w:t>
-      </w:r>
-      <w:r>
-        <w:rPr>
-          <w:rFonts w:ascii="仿宋_GB2312" w:hAnsi="宋体" w:eastAsia="仿宋_GB2312"/>
-          <w:sz w:val="28"/>
-          <w:szCs w:val="28"/>
-          <w:highlight w:val="none"/>
-        </w:rPr>
-        <w:t>”</w:t>
-      </w:r>
-      <w:r>
-        <w:rPr>
-          <w:rFonts w:hint="eastAsia" w:ascii="仿宋_GB2312" w:hAnsi="宋体" w:eastAsia="仿宋_GB2312"/>
-          <w:sz w:val="28"/>
-          <w:szCs w:val="28"/>
-          <w:highlight w:val="none"/>
-        </w:rPr>
-        <w:t>网下载完税</w:t>
-      </w:r>
-      <w:r>
-        <w:rPr>
-          <w:rFonts w:ascii="仿宋_GB2312" w:hAnsi="宋体" w:eastAsia="仿宋_GB2312"/>
-          <w:sz w:val="28"/>
-          <w:szCs w:val="28"/>
-          <w:highlight w:val="none"/>
-        </w:rPr>
-        <w:t>证明</w:t>
-      </w:r>
-      <w:r>
-        <w:rPr>
-          <w:rFonts w:hint="eastAsia" w:ascii="仿宋_GB2312" w:hAnsi="宋体" w:eastAsia="仿宋_GB2312"/>
-          <w:sz w:val="28"/>
-          <w:szCs w:val="28"/>
-          <w:highlight w:val="none"/>
-          <w:lang w:eastAsia="zh-CN"/>
-        </w:rPr>
-        <w:t>，</w:t>
-      </w:r>
-      <w:r>
-        <w:rPr>
-          <w:rFonts w:hint="eastAsia" w:ascii="仿宋_GB2312" w:hAnsi="宋体" w:eastAsia="仿宋_GB2312"/>
-          <w:sz w:val="28"/>
-          <w:szCs w:val="28"/>
-          <w:highlight w:val="none"/>
-          <w:lang w:val="en-US" w:eastAsia="zh-CN"/>
-        </w:rPr>
-        <w:t>并</w:t>
-      </w:r>
-      <w:r>
-        <w:rPr>
-          <w:rFonts w:ascii="仿宋_GB2312" w:hAnsi="宋体" w:eastAsia="仿宋_GB2312"/>
-          <w:sz w:val="28"/>
-          <w:szCs w:val="28"/>
-          <w:highlight w:val="none"/>
-        </w:rPr>
-        <w:t>加盖公章</w:t>
-      </w:r>
-      <w:r>
-        <w:rPr>
-          <w:rFonts w:hint="eastAsia" w:ascii="仿宋_GB2312" w:hAnsi="宋体" w:eastAsia="仿宋_GB2312"/>
-          <w:sz w:val="28"/>
-          <w:szCs w:val="28"/>
-          <w:highlight w:val="none"/>
-        </w:rPr>
-        <w:t>。</w:t>
-      </w:r>
-    </w:p>
-    <w:p>
-      <w:pPr>
-        <w:adjustRightInd w:val="0"/>
-        <w:snapToGrid w:val="0"/>
-        <w:spacing w:line="600" w:lineRule="exact"/>
-        <w:ind w:firstLine="570"/>
-        <w:rPr>
-          <w:rFonts w:ascii="仿宋_GB2312" w:hAnsi="宋体" w:eastAsia="仿宋_GB2312"/>
-          <w:sz w:val="28"/>
-          <w:szCs w:val="28"/>
-          <w:highlight w:val="none"/>
-        </w:rPr>
-      </w:pPr>
-      <w:r>
-        <w:rPr>
-          <w:rFonts w:hint="eastAsia" w:ascii="仿宋_GB2312" w:hAnsi="宋体" w:eastAsia="仿宋_GB2312"/>
-          <w:b/>
-          <w:bCs/>
-          <w:sz w:val="28"/>
-          <w:szCs w:val="28"/>
-          <w:highlight w:val="none"/>
-          <w:lang w:val="en-US" w:eastAsia="zh-CN"/>
-        </w:rPr>
-        <w:t>5.3</w:t>
       </w:r>
       <w:r>
         <w:rPr>
@@ -29886,1465 +28177,15 @@
     </w:p>
     <w:p>
       <w:pPr>
-        <w:adjustRightInd w:val="0"/>
-        <w:snapToGrid w:val="0"/>
-        <w:spacing w:line="600" w:lineRule="exact"/>
-        <w:ind w:firstLine="570"/>
-        <w:outlineLvl w:val="0"/>
-        <w:rPr>
-          <w:rFonts w:ascii="仿宋_GB2312" w:hAnsi="宋体" w:eastAsia="仿宋_GB2312"/>
-          <w:sz w:val="28"/>
-          <w:szCs w:val="28"/>
-          <w:highlight w:val="none"/>
-        </w:rPr>
-      </w:pPr>
-      <w:bookmarkStart w:id="74" w:name="_Toc21622"/>
-      <w:r>
-        <w:rPr>
-          <w:rFonts w:hint="eastAsia" w:ascii="仿宋_GB2312" w:hAnsi="宋体" w:eastAsia="仿宋_GB2312"/>
-          <w:sz w:val="28"/>
-          <w:szCs w:val="28"/>
-          <w:highlight w:val="none"/>
-        </w:rPr>
-        <w:t>附件1.拟投入本项目的业绩一揽表</w:t>
-      </w:r>
-      <w:bookmarkEnd w:id="74"/>
-    </w:p>
-    <w:p>
-      <w:pPr>
-        <w:adjustRightInd w:val="0"/>
-        <w:snapToGrid w:val="0"/>
-        <w:spacing w:line="600" w:lineRule="exact"/>
-        <w:ind w:firstLine="570"/>
-        <w:rPr>
-          <w:rFonts w:hint="eastAsia" w:ascii="仿宋_GB2312" w:hAnsi="宋体" w:eastAsia="仿宋_GB2312"/>
-          <w:sz w:val="28"/>
-          <w:szCs w:val="28"/>
-          <w:highlight w:val="none"/>
-          <w:lang w:eastAsia="zh-CN"/>
-        </w:rPr>
-      </w:pPr>
-    </w:p>
-    <w:p>
-      <w:pPr>
-        <w:pStyle w:val="14"/>
-        <w:rPr>
-          <w:highlight w:val="none"/>
-        </w:rPr>
-      </w:pPr>
-    </w:p>
-    <w:p>
-      <w:pPr>
-        <w:pStyle w:val="14"/>
-        <w:rPr>
-          <w:highlight w:val="none"/>
-        </w:rPr>
-      </w:pPr>
-    </w:p>
-    <w:p>
-      <w:pPr>
-        <w:pStyle w:val="59"/>
-        <w:rPr>
-          <w:highlight w:val="none"/>
-        </w:rPr>
-      </w:pPr>
-    </w:p>
-    <w:p>
-      <w:pPr>
-        <w:rPr>
-          <w:highlight w:val="none"/>
-        </w:rPr>
-      </w:pPr>
-    </w:p>
-    <w:p>
-      <w:pPr>
-        <w:pStyle w:val="4"/>
-        <w:rPr>
-          <w:highlight w:val="none"/>
-        </w:rPr>
-      </w:pPr>
-    </w:p>
-    <w:p>
-      <w:pPr>
-        <w:rPr>
-          <w:highlight w:val="none"/>
-        </w:rPr>
-      </w:pPr>
-    </w:p>
-    <w:p>
-      <w:pPr>
-        <w:pStyle w:val="4"/>
-        <w:rPr>
-          <w:highlight w:val="none"/>
-        </w:rPr>
-      </w:pPr>
-    </w:p>
-    <w:p>
-      <w:pPr>
-        <w:rPr>
-          <w:highlight w:val="none"/>
-        </w:rPr>
-      </w:pPr>
-    </w:p>
-    <w:p>
-      <w:pPr>
-        <w:pStyle w:val="4"/>
-        <w:rPr>
-          <w:highlight w:val="none"/>
-        </w:rPr>
-      </w:pPr>
-    </w:p>
-    <w:p>
-      <w:pPr>
-        <w:rPr>
-          <w:highlight w:val="none"/>
-        </w:rPr>
-      </w:pPr>
-    </w:p>
-    <w:p>
-      <w:pPr>
-        <w:pStyle w:val="4"/>
-        <w:rPr>
-          <w:highlight w:val="none"/>
-        </w:rPr>
-      </w:pPr>
-    </w:p>
-    <w:p/>
-    <w:p>
-      <w:pPr>
-        <w:pStyle w:val="14"/>
-        <w:rPr>
-          <w:rFonts w:hint="eastAsia"/>
-          <w:highlight w:val="none"/>
-        </w:rPr>
-      </w:pPr>
-    </w:p>
-    <w:p>
-      <w:pPr>
-        <w:rPr>
-          <w:rFonts w:hint="eastAsia"/>
-          <w:highlight w:val="none"/>
-        </w:rPr>
-      </w:pPr>
-    </w:p>
-    <w:p>
-      <w:pPr>
-        <w:rPr>
-          <w:rFonts w:hint="eastAsia"/>
-          <w:highlight w:val="none"/>
-        </w:rPr>
-      </w:pPr>
-    </w:p>
-    <w:p>
-      <w:pPr>
-        <w:rPr>
-          <w:rFonts w:hint="eastAsia"/>
-          <w:highlight w:val="none"/>
-        </w:rPr>
-      </w:pPr>
-    </w:p>
-    <w:p>
-      <w:pPr>
-        <w:rPr>
-          <w:rFonts w:hint="eastAsia"/>
-          <w:highlight w:val="none"/>
-        </w:rPr>
-      </w:pPr>
-    </w:p>
-    <w:p>
-      <w:pPr>
-        <w:pStyle w:val="14"/>
-        <w:rPr>
-          <w:rFonts w:hint="eastAsia"/>
-          <w:highlight w:val="none"/>
-        </w:rPr>
-      </w:pPr>
-    </w:p>
-    <w:p>
-      <w:pPr>
-        <w:spacing w:line="420" w:lineRule="exact"/>
-        <w:ind w:right="264" w:firstLine="640" w:firstLineChars="200"/>
-        <w:jc w:val="left"/>
-        <w:outlineLvl w:val="0"/>
-        <w:rPr>
-          <w:rFonts w:ascii="仿宋" w:hAnsi="仿宋" w:eastAsia="仿宋"/>
-          <w:spacing w:val="20"/>
-          <w:sz w:val="28"/>
-          <w:highlight w:val="none"/>
-        </w:rPr>
-      </w:pPr>
-      <w:bookmarkStart w:id="75" w:name="_Toc2481"/>
-      <w:r>
         <w:rPr>
           <w:rFonts w:hint="eastAsia" w:ascii="仿宋" w:hAnsi="仿宋" w:eastAsia="仿宋"/>
           <w:spacing w:val="20"/>
           <w:sz w:val="28"/>
           <w:highlight w:val="none"/>
         </w:rPr>
-        <w:t>附件</w:t>
-      </w:r>
-      <w:r>
-        <w:rPr>
-          <w:rFonts w:ascii="仿宋" w:hAnsi="仿宋" w:eastAsia="仿宋"/>
-          <w:spacing w:val="20"/>
-          <w:sz w:val="28"/>
-          <w:highlight w:val="none"/>
-        </w:rPr>
-        <w:t>1</w:t>
-      </w:r>
-      <w:bookmarkEnd w:id="75"/>
-    </w:p>
-    <w:p>
-      <w:pPr>
-        <w:spacing w:line="420" w:lineRule="exact"/>
-        <w:ind w:right="264" w:firstLine="643" w:firstLineChars="200"/>
-        <w:jc w:val="center"/>
-        <w:rPr>
-          <w:rFonts w:ascii="仿宋" w:hAnsi="仿宋" w:eastAsia="仿宋"/>
-          <w:b/>
-          <w:bCs/>
-          <w:kern w:val="0"/>
-          <w:sz w:val="32"/>
-          <w:szCs w:val="32"/>
-          <w:highlight w:val="none"/>
-        </w:rPr>
       </w:pPr>
-    </w:p>
-    <w:p>
-      <w:pPr>
-        <w:spacing w:line="420" w:lineRule="exact"/>
-        <w:ind w:right="264" w:firstLine="643" w:firstLineChars="200"/>
-        <w:jc w:val="center"/>
-        <w:outlineLvl w:val="0"/>
-        <w:rPr>
-          <w:rFonts w:ascii="仿宋" w:hAnsi="仿宋" w:eastAsia="仿宋"/>
-          <w:b/>
-          <w:bCs/>
-          <w:kern w:val="0"/>
-          <w:sz w:val="32"/>
-          <w:szCs w:val="32"/>
-          <w:highlight w:val="none"/>
-        </w:rPr>
-      </w:pPr>
-      <w:bookmarkStart w:id="76" w:name="_Toc12091"/>
-      <w:r>
-        <w:rPr>
-          <w:rFonts w:hint="eastAsia" w:ascii="仿宋" w:hAnsi="仿宋" w:eastAsia="仿宋"/>
-          <w:b/>
-          <w:bCs/>
-          <w:kern w:val="0"/>
-          <w:sz w:val="32"/>
-          <w:szCs w:val="32"/>
-          <w:highlight w:val="none"/>
-        </w:rPr>
-        <w:t>拟投入本项目的业绩一揽表</w:t>
-      </w:r>
-      <w:bookmarkEnd w:id="76"/>
-    </w:p>
-    <w:p>
-      <w:pPr>
-        <w:spacing w:line="400" w:lineRule="exact"/>
-        <w:ind w:right="264"/>
-        <w:jc w:val="left"/>
-        <w:rPr>
-          <w:rFonts w:ascii="仿宋" w:hAnsi="仿宋" w:eastAsia="仿宋"/>
-          <w:spacing w:val="20"/>
-          <w:sz w:val="24"/>
-          <w:szCs w:val="24"/>
-          <w:highlight w:val="none"/>
-        </w:rPr>
-      </w:pPr>
-      <w:r>
-        <w:rPr>
-          <w:rFonts w:hint="eastAsia" w:ascii="仿宋" w:hAnsi="仿宋" w:eastAsia="仿宋" w:cs="宋体"/>
-          <w:kern w:val="0"/>
-          <w:sz w:val="24"/>
-          <w:szCs w:val="24"/>
-          <w:highlight w:val="none"/>
-        </w:rPr>
-        <w:t>工程名称：</w:t>
-      </w:r>
-      <w:r>
-        <w:rPr>
-          <w:rFonts w:hint="eastAsia" w:ascii="仿宋" w:hAnsi="仿宋" w:eastAsia="仿宋" w:cs="宋体"/>
-          <w:kern w:val="0"/>
-          <w:sz w:val="24"/>
-          <w:szCs w:val="24"/>
-          <w:highlight w:val="none"/>
-          <w:lang w:val="en-US" w:eastAsia="zh-CN"/>
-        </w:rPr>
-        <w:t>{{caigou_xiangmu_ming}}</w:t>
-      </w:r>
-    </w:p>
-    <w:tbl>
-      <w:tblPr>
-        <w:tblStyle w:val="30"/>
-        <w:tblW w:w="4997" w:type="pct"/>
-        <w:tblInd w:w="0" w:type="dxa"/>
-        <w:tblBorders>
-          <w:top w:val="single" w:color="auto" w:sz="4" w:space="0"/>
-          <w:left w:val="single" w:color="auto" w:sz="4" w:space="0"/>
-          <w:bottom w:val="single" w:color="auto" w:sz="4" w:space="0"/>
-          <w:right w:val="single" w:color="auto" w:sz="4" w:space="0"/>
-          <w:insideH w:val="single" w:color="auto" w:sz="4" w:space="0"/>
-          <w:insideV w:val="single" w:color="auto" w:sz="4" w:space="0"/>
-        </w:tblBorders>
-        <w:tblLayout w:type="autofit"/>
-        <w:tblCellMar>
-          <w:top w:w="0" w:type="dxa"/>
-          <w:left w:w="108" w:type="dxa"/>
-          <w:bottom w:w="0" w:type="dxa"/>
-          <w:right w:w="108" w:type="dxa"/>
-        </w:tblCellMar>
-      </w:tblPr>
-      <w:tblGrid>
-        <w:gridCol w:w="1028"/>
-        <w:gridCol w:w="2584"/>
-        <w:gridCol w:w="2065"/>
-        <w:gridCol w:w="1718"/>
-        <w:gridCol w:w="1546"/>
-      </w:tblGrid>
-      <w:tr>
-        <w:tblPrEx>
-          <w:tblBorders>
-            <w:top w:val="single" w:color="auto" w:sz="4" w:space="0"/>
-            <w:left w:val="single" w:color="auto" w:sz="4" w:space="0"/>
-            <w:bottom w:val="single" w:color="auto" w:sz="4" w:space="0"/>
-            <w:right w:val="single" w:color="auto" w:sz="4" w:space="0"/>
-            <w:insideH w:val="single" w:color="auto" w:sz="4" w:space="0"/>
-            <w:insideV w:val="single" w:color="auto" w:sz="4" w:space="0"/>
-          </w:tblBorders>
-          <w:tblCellMar>
-            <w:top w:w="0" w:type="dxa"/>
-            <w:left w:w="108" w:type="dxa"/>
-            <w:bottom w:w="0" w:type="dxa"/>
-            <w:right w:w="108" w:type="dxa"/>
-          </w:tblCellMar>
-        </w:tblPrEx>
-        <w:tc>
-          <w:tcPr>
-            <w:tcW w:w="575" w:type="pct"/>
-            <w:tcBorders>
-              <w:top w:val="single" w:color="000000" w:sz="4" w:space="0"/>
-              <w:left w:val="single" w:color="000000" w:sz="4" w:space="0"/>
-              <w:bottom w:val="single" w:color="000000" w:sz="4" w:space="0"/>
-              <w:right w:val="single" w:color="000000" w:sz="4" w:space="0"/>
-            </w:tcBorders>
-            <w:noWrap w:val="0"/>
-            <w:vAlign w:val="center"/>
-          </w:tcPr>
-          <w:p>
-            <w:pPr>
-              <w:adjustRightInd w:val="0"/>
-              <w:snapToGrid w:val="0"/>
-              <w:jc w:val="center"/>
-              <w:rPr>
-                <w:rFonts w:ascii="仿宋" w:hAnsi="仿宋" w:eastAsia="仿宋"/>
-                <w:sz w:val="24"/>
-                <w:szCs w:val="24"/>
-                <w:highlight w:val="none"/>
-              </w:rPr>
-            </w:pPr>
-            <w:r>
-              <w:rPr>
-                <w:rFonts w:hint="eastAsia" w:ascii="仿宋" w:hAnsi="仿宋" w:eastAsia="仿宋"/>
-                <w:sz w:val="24"/>
-                <w:szCs w:val="24"/>
-                <w:highlight w:val="none"/>
-              </w:rPr>
-              <w:t>序号</w:t>
-            </w:r>
-          </w:p>
-        </w:tc>
-        <w:tc>
-          <w:tcPr>
-            <w:tcW w:w="1444" w:type="pct"/>
-            <w:tcBorders>
-              <w:top w:val="single" w:color="000000" w:sz="4" w:space="0"/>
-              <w:left w:val="single" w:color="000000" w:sz="4" w:space="0"/>
-              <w:bottom w:val="single" w:color="000000" w:sz="4" w:space="0"/>
-              <w:right w:val="single" w:color="auto" w:sz="4" w:space="0"/>
-            </w:tcBorders>
-            <w:noWrap w:val="0"/>
-            <w:vAlign w:val="center"/>
-          </w:tcPr>
-          <w:p>
-            <w:pPr>
-              <w:adjustRightInd w:val="0"/>
-              <w:snapToGrid w:val="0"/>
-              <w:jc w:val="center"/>
-              <w:rPr>
-                <w:rFonts w:hint="eastAsia" w:ascii="仿宋" w:hAnsi="仿宋" w:eastAsia="仿宋"/>
-                <w:sz w:val="24"/>
-                <w:szCs w:val="24"/>
-                <w:highlight w:val="none"/>
-              </w:rPr>
-            </w:pPr>
-            <w:r>
-              <w:rPr>
-                <w:rFonts w:hint="eastAsia" w:ascii="仿宋" w:hAnsi="仿宋" w:eastAsia="仿宋"/>
-                <w:sz w:val="24"/>
-                <w:szCs w:val="24"/>
-                <w:highlight w:val="none"/>
-              </w:rPr>
-              <w:t>项目名称</w:t>
-            </w:r>
-          </w:p>
-        </w:tc>
-        <w:tc>
-          <w:tcPr>
-            <w:tcW w:w="1154" w:type="pct"/>
-            <w:tcBorders>
-              <w:top w:val="single" w:color="000000" w:sz="4" w:space="0"/>
-              <w:left w:val="nil"/>
-              <w:bottom w:val="single" w:color="000000" w:sz="4" w:space="0"/>
-              <w:right w:val="single" w:color="000000" w:sz="4" w:space="0"/>
-            </w:tcBorders>
-            <w:noWrap w:val="0"/>
-            <w:vAlign w:val="center"/>
-          </w:tcPr>
-          <w:p>
-            <w:pPr>
-              <w:adjustRightInd w:val="0"/>
-              <w:snapToGrid w:val="0"/>
-              <w:jc w:val="center"/>
-              <w:rPr>
-                <w:rFonts w:hint="eastAsia" w:ascii="仿宋" w:hAnsi="仿宋" w:eastAsia="仿宋"/>
-                <w:sz w:val="24"/>
-                <w:szCs w:val="24"/>
-                <w:highlight w:val="none"/>
-              </w:rPr>
-            </w:pPr>
-            <w:r>
-              <w:rPr>
-                <w:rFonts w:hint="eastAsia" w:ascii="仿宋" w:hAnsi="仿宋" w:eastAsia="仿宋"/>
-                <w:sz w:val="24"/>
-                <w:szCs w:val="24"/>
-                <w:highlight w:val="none"/>
-              </w:rPr>
-              <w:t>发包人名称</w:t>
-            </w:r>
-          </w:p>
-        </w:tc>
-        <w:tc>
-          <w:tcPr>
-            <w:tcW w:w="960" w:type="pct"/>
-            <w:tcBorders>
-              <w:top w:val="single" w:color="000000" w:sz="4" w:space="0"/>
-              <w:left w:val="single" w:color="000000" w:sz="4" w:space="0"/>
-              <w:bottom w:val="single" w:color="000000" w:sz="4" w:space="0"/>
-              <w:right w:val="single" w:color="auto" w:sz="4" w:space="0"/>
-            </w:tcBorders>
-            <w:noWrap w:val="0"/>
-            <w:vAlign w:val="center"/>
-          </w:tcPr>
-          <w:p>
-            <w:pPr>
-              <w:adjustRightInd w:val="0"/>
-              <w:snapToGrid w:val="0"/>
-              <w:jc w:val="center"/>
-              <w:rPr>
-                <w:rFonts w:hint="eastAsia" w:ascii="仿宋" w:hAnsi="仿宋" w:eastAsia="仿宋"/>
-                <w:sz w:val="24"/>
-                <w:szCs w:val="24"/>
-                <w:highlight w:val="none"/>
-              </w:rPr>
-            </w:pPr>
-            <w:r>
-              <w:rPr>
-                <w:rFonts w:hint="eastAsia" w:ascii="仿宋" w:hAnsi="仿宋" w:eastAsia="仿宋"/>
-                <w:sz w:val="24"/>
-                <w:szCs w:val="24"/>
-                <w:highlight w:val="none"/>
-              </w:rPr>
-              <w:t>合同价格（元）</w:t>
-            </w:r>
-          </w:p>
-        </w:tc>
-        <w:tc>
-          <w:tcPr>
-            <w:tcW w:w="864" w:type="pct"/>
-            <w:tcBorders>
-              <w:top w:val="single" w:color="000000" w:sz="4" w:space="0"/>
-              <w:left w:val="single" w:color="000000" w:sz="4" w:space="0"/>
-              <w:bottom w:val="single" w:color="000000" w:sz="4" w:space="0"/>
-              <w:right w:val="single" w:color="auto" w:sz="4" w:space="0"/>
-            </w:tcBorders>
-            <w:noWrap w:val="0"/>
-            <w:vAlign w:val="center"/>
-          </w:tcPr>
-          <w:p>
-            <w:pPr>
-              <w:adjustRightInd w:val="0"/>
-              <w:snapToGrid w:val="0"/>
-              <w:jc w:val="center"/>
-              <w:rPr>
-                <w:rFonts w:hint="eastAsia" w:ascii="仿宋" w:hAnsi="仿宋" w:eastAsia="仿宋"/>
-                <w:sz w:val="24"/>
-                <w:szCs w:val="24"/>
-                <w:highlight w:val="none"/>
-              </w:rPr>
-            </w:pPr>
-            <w:r>
-              <w:rPr>
-                <w:rFonts w:hint="eastAsia" w:ascii="仿宋" w:hAnsi="仿宋" w:eastAsia="仿宋"/>
-                <w:sz w:val="24"/>
-                <w:szCs w:val="24"/>
-                <w:highlight w:val="none"/>
-              </w:rPr>
-              <w:t>履约情况</w:t>
-            </w:r>
-          </w:p>
-        </w:tc>
-      </w:tr>
-      <w:tr>
-        <w:tblPrEx>
-          <w:tblBorders>
-            <w:top w:val="single" w:color="auto" w:sz="4" w:space="0"/>
-            <w:left w:val="single" w:color="auto" w:sz="4" w:space="0"/>
-            <w:bottom w:val="single" w:color="auto" w:sz="4" w:space="0"/>
-            <w:right w:val="single" w:color="auto" w:sz="4" w:space="0"/>
-            <w:insideH w:val="single" w:color="auto" w:sz="4" w:space="0"/>
-            <w:insideV w:val="single" w:color="auto" w:sz="4" w:space="0"/>
-          </w:tblBorders>
-          <w:tblCellMar>
-            <w:top w:w="0" w:type="dxa"/>
-            <w:left w:w="108" w:type="dxa"/>
-            <w:bottom w:w="0" w:type="dxa"/>
-            <w:right w:w="108" w:type="dxa"/>
-          </w:tblCellMar>
-        </w:tblPrEx>
-        <w:tc>
-          <w:tcPr>
-            <w:tcW w:w="575" w:type="pct"/>
-            <w:tcBorders>
-              <w:top w:val="single" w:color="000000" w:sz="4" w:space="0"/>
-              <w:left w:val="single" w:color="000000" w:sz="4" w:space="0"/>
-              <w:bottom w:val="single" w:color="000000" w:sz="4" w:space="0"/>
-              <w:right w:val="single" w:color="000000" w:sz="4" w:space="0"/>
-            </w:tcBorders>
-            <w:noWrap w:val="0"/>
-            <w:vAlign w:val="top"/>
-          </w:tcPr>
-          <w:p>
-            <w:pPr>
-              <w:adjustRightInd w:val="0"/>
-              <w:snapToGrid w:val="0"/>
-              <w:spacing w:line="600" w:lineRule="exact"/>
-              <w:jc w:val="left"/>
-              <w:rPr>
-                <w:rFonts w:hint="eastAsia" w:ascii="仿宋" w:hAnsi="仿宋" w:eastAsia="仿宋"/>
-                <w:sz w:val="24"/>
-                <w:szCs w:val="24"/>
-                <w:highlight w:val="none"/>
-              </w:rPr>
-            </w:pPr>
-          </w:p>
-        </w:tc>
-        <w:tc>
-          <w:tcPr>
-            <w:tcW w:w="1444" w:type="pct"/>
-            <w:tcBorders>
-              <w:top w:val="single" w:color="000000" w:sz="4" w:space="0"/>
-              <w:left w:val="single" w:color="000000" w:sz="4" w:space="0"/>
-              <w:bottom w:val="single" w:color="000000" w:sz="4" w:space="0"/>
-              <w:right w:val="single" w:color="auto" w:sz="4" w:space="0"/>
-            </w:tcBorders>
-            <w:noWrap w:val="0"/>
-            <w:vAlign w:val="top"/>
-          </w:tcPr>
-          <w:p>
-            <w:pPr>
-              <w:adjustRightInd w:val="0"/>
-              <w:snapToGrid w:val="0"/>
-              <w:spacing w:line="600" w:lineRule="exact"/>
-              <w:jc w:val="left"/>
-              <w:rPr>
-                <w:rFonts w:hint="eastAsia" w:ascii="仿宋" w:hAnsi="仿宋" w:eastAsia="仿宋"/>
-                <w:sz w:val="24"/>
-                <w:szCs w:val="24"/>
-                <w:highlight w:val="none"/>
-              </w:rPr>
-            </w:pPr>
-          </w:p>
-        </w:tc>
-        <w:tc>
-          <w:tcPr>
-            <w:tcW w:w="1154" w:type="pct"/>
-            <w:tcBorders>
-              <w:top w:val="single" w:color="000000" w:sz="4" w:space="0"/>
-              <w:left w:val="nil"/>
-              <w:bottom w:val="single" w:color="000000" w:sz="4" w:space="0"/>
-              <w:right w:val="single" w:color="000000" w:sz="4" w:space="0"/>
-            </w:tcBorders>
-            <w:noWrap w:val="0"/>
-            <w:vAlign w:val="top"/>
-          </w:tcPr>
-          <w:p>
-            <w:pPr>
-              <w:adjustRightInd w:val="0"/>
-              <w:snapToGrid w:val="0"/>
-              <w:spacing w:line="600" w:lineRule="exact"/>
-              <w:jc w:val="left"/>
-              <w:rPr>
-                <w:rFonts w:hint="eastAsia" w:ascii="仿宋" w:hAnsi="仿宋" w:eastAsia="仿宋"/>
-                <w:sz w:val="24"/>
-                <w:szCs w:val="24"/>
-                <w:highlight w:val="none"/>
-              </w:rPr>
-            </w:pPr>
-          </w:p>
-        </w:tc>
-        <w:tc>
-          <w:tcPr>
-            <w:tcW w:w="960" w:type="pct"/>
-            <w:tcBorders>
-              <w:top w:val="single" w:color="000000" w:sz="4" w:space="0"/>
-              <w:left w:val="single" w:color="000000" w:sz="4" w:space="0"/>
-              <w:bottom w:val="single" w:color="000000" w:sz="4" w:space="0"/>
-              <w:right w:val="single" w:color="auto" w:sz="4" w:space="0"/>
-            </w:tcBorders>
-            <w:noWrap w:val="0"/>
-            <w:vAlign w:val="top"/>
-          </w:tcPr>
-          <w:p>
-            <w:pPr>
-              <w:adjustRightInd w:val="0"/>
-              <w:snapToGrid w:val="0"/>
-              <w:spacing w:line="600" w:lineRule="exact"/>
-              <w:jc w:val="left"/>
-              <w:rPr>
-                <w:rFonts w:hint="eastAsia" w:ascii="仿宋" w:hAnsi="仿宋" w:eastAsia="仿宋"/>
-                <w:sz w:val="24"/>
-                <w:szCs w:val="24"/>
-                <w:highlight w:val="none"/>
-              </w:rPr>
-            </w:pPr>
-          </w:p>
-        </w:tc>
-        <w:tc>
-          <w:tcPr>
-            <w:tcW w:w="864" w:type="pct"/>
-            <w:tcBorders>
-              <w:top w:val="single" w:color="000000" w:sz="4" w:space="0"/>
-              <w:left w:val="single" w:color="000000" w:sz="4" w:space="0"/>
-              <w:bottom w:val="single" w:color="000000" w:sz="4" w:space="0"/>
-              <w:right w:val="single" w:color="auto" w:sz="4" w:space="0"/>
-            </w:tcBorders>
-            <w:noWrap w:val="0"/>
-            <w:vAlign w:val="top"/>
-          </w:tcPr>
-          <w:p>
-            <w:pPr>
-              <w:adjustRightInd w:val="0"/>
-              <w:snapToGrid w:val="0"/>
-              <w:spacing w:line="600" w:lineRule="exact"/>
-              <w:jc w:val="left"/>
-              <w:rPr>
-                <w:rFonts w:hint="eastAsia" w:ascii="仿宋" w:hAnsi="仿宋" w:eastAsia="仿宋"/>
-                <w:sz w:val="24"/>
-                <w:szCs w:val="24"/>
-                <w:highlight w:val="none"/>
-              </w:rPr>
-            </w:pPr>
-          </w:p>
-        </w:tc>
-      </w:tr>
-      <w:tr>
-        <w:tblPrEx>
-          <w:tblBorders>
-            <w:top w:val="single" w:color="auto" w:sz="4" w:space="0"/>
-            <w:left w:val="single" w:color="auto" w:sz="4" w:space="0"/>
-            <w:bottom w:val="single" w:color="auto" w:sz="4" w:space="0"/>
-            <w:right w:val="single" w:color="auto" w:sz="4" w:space="0"/>
-            <w:insideH w:val="single" w:color="auto" w:sz="4" w:space="0"/>
-            <w:insideV w:val="single" w:color="auto" w:sz="4" w:space="0"/>
-          </w:tblBorders>
-          <w:tblCellMar>
-            <w:top w:w="0" w:type="dxa"/>
-            <w:left w:w="108" w:type="dxa"/>
-            <w:bottom w:w="0" w:type="dxa"/>
-            <w:right w:w="108" w:type="dxa"/>
-          </w:tblCellMar>
-        </w:tblPrEx>
-        <w:tc>
-          <w:tcPr>
-            <w:tcW w:w="575" w:type="pct"/>
-            <w:tcBorders>
-              <w:top w:val="single" w:color="000000" w:sz="4" w:space="0"/>
-              <w:left w:val="single" w:color="000000" w:sz="4" w:space="0"/>
-              <w:bottom w:val="single" w:color="000000" w:sz="4" w:space="0"/>
-              <w:right w:val="single" w:color="000000" w:sz="4" w:space="0"/>
-            </w:tcBorders>
-            <w:noWrap w:val="0"/>
-            <w:vAlign w:val="top"/>
-          </w:tcPr>
-          <w:p>
-            <w:pPr>
-              <w:adjustRightInd w:val="0"/>
-              <w:snapToGrid w:val="0"/>
-              <w:spacing w:line="600" w:lineRule="exact"/>
-              <w:jc w:val="left"/>
-              <w:rPr>
-                <w:rFonts w:hint="eastAsia" w:ascii="仿宋" w:hAnsi="仿宋" w:eastAsia="仿宋"/>
-                <w:sz w:val="24"/>
-                <w:szCs w:val="24"/>
-                <w:highlight w:val="none"/>
-              </w:rPr>
-            </w:pPr>
-          </w:p>
-        </w:tc>
-        <w:tc>
-          <w:tcPr>
-            <w:tcW w:w="1444" w:type="pct"/>
-            <w:tcBorders>
-              <w:top w:val="single" w:color="000000" w:sz="4" w:space="0"/>
-              <w:left w:val="single" w:color="000000" w:sz="4" w:space="0"/>
-              <w:bottom w:val="single" w:color="000000" w:sz="4" w:space="0"/>
-              <w:right w:val="single" w:color="auto" w:sz="4" w:space="0"/>
-            </w:tcBorders>
-            <w:noWrap w:val="0"/>
-            <w:vAlign w:val="top"/>
-          </w:tcPr>
-          <w:p>
-            <w:pPr>
-              <w:adjustRightInd w:val="0"/>
-              <w:snapToGrid w:val="0"/>
-              <w:spacing w:line="600" w:lineRule="exact"/>
-              <w:jc w:val="left"/>
-              <w:rPr>
-                <w:rFonts w:hint="eastAsia" w:ascii="仿宋" w:hAnsi="仿宋" w:eastAsia="仿宋"/>
-                <w:sz w:val="24"/>
-                <w:szCs w:val="24"/>
-                <w:highlight w:val="none"/>
-              </w:rPr>
-            </w:pPr>
-          </w:p>
-        </w:tc>
-        <w:tc>
-          <w:tcPr>
-            <w:tcW w:w="1154" w:type="pct"/>
-            <w:tcBorders>
-              <w:top w:val="single" w:color="000000" w:sz="4" w:space="0"/>
-              <w:left w:val="nil"/>
-              <w:bottom w:val="single" w:color="000000" w:sz="4" w:space="0"/>
-              <w:right w:val="single" w:color="000000" w:sz="4" w:space="0"/>
-            </w:tcBorders>
-            <w:noWrap w:val="0"/>
-            <w:vAlign w:val="top"/>
-          </w:tcPr>
-          <w:p>
-            <w:pPr>
-              <w:adjustRightInd w:val="0"/>
-              <w:snapToGrid w:val="0"/>
-              <w:spacing w:line="600" w:lineRule="exact"/>
-              <w:jc w:val="left"/>
-              <w:rPr>
-                <w:rFonts w:hint="eastAsia" w:ascii="仿宋" w:hAnsi="仿宋" w:eastAsia="仿宋"/>
-                <w:sz w:val="24"/>
-                <w:szCs w:val="24"/>
-                <w:highlight w:val="none"/>
-              </w:rPr>
-            </w:pPr>
-          </w:p>
-        </w:tc>
-        <w:tc>
-          <w:tcPr>
-            <w:tcW w:w="960" w:type="pct"/>
-            <w:tcBorders>
-              <w:top w:val="single" w:color="000000" w:sz="4" w:space="0"/>
-              <w:left w:val="single" w:color="000000" w:sz="4" w:space="0"/>
-              <w:bottom w:val="single" w:color="000000" w:sz="4" w:space="0"/>
-              <w:right w:val="single" w:color="auto" w:sz="4" w:space="0"/>
-            </w:tcBorders>
-            <w:noWrap w:val="0"/>
-            <w:vAlign w:val="top"/>
-          </w:tcPr>
-          <w:p>
-            <w:pPr>
-              <w:adjustRightInd w:val="0"/>
-              <w:snapToGrid w:val="0"/>
-              <w:spacing w:line="600" w:lineRule="exact"/>
-              <w:jc w:val="left"/>
-              <w:rPr>
-                <w:rFonts w:hint="eastAsia" w:ascii="仿宋" w:hAnsi="仿宋" w:eastAsia="仿宋"/>
-                <w:sz w:val="24"/>
-                <w:szCs w:val="24"/>
-                <w:highlight w:val="none"/>
-              </w:rPr>
-            </w:pPr>
-          </w:p>
-        </w:tc>
-        <w:tc>
-          <w:tcPr>
-            <w:tcW w:w="864" w:type="pct"/>
-            <w:tcBorders>
-              <w:top w:val="single" w:color="000000" w:sz="4" w:space="0"/>
-              <w:left w:val="single" w:color="000000" w:sz="4" w:space="0"/>
-              <w:bottom w:val="single" w:color="000000" w:sz="4" w:space="0"/>
-              <w:right w:val="single" w:color="auto" w:sz="4" w:space="0"/>
-            </w:tcBorders>
-            <w:noWrap w:val="0"/>
-            <w:vAlign w:val="top"/>
-          </w:tcPr>
-          <w:p>
-            <w:pPr>
-              <w:adjustRightInd w:val="0"/>
-              <w:snapToGrid w:val="0"/>
-              <w:spacing w:line="600" w:lineRule="exact"/>
-              <w:jc w:val="left"/>
-              <w:rPr>
-                <w:rFonts w:hint="eastAsia" w:ascii="仿宋" w:hAnsi="仿宋" w:eastAsia="仿宋"/>
-                <w:sz w:val="24"/>
-                <w:szCs w:val="24"/>
-                <w:highlight w:val="none"/>
-              </w:rPr>
-            </w:pPr>
-          </w:p>
-        </w:tc>
-      </w:tr>
-      <w:tr>
-        <w:tblPrEx>
-          <w:tblBorders>
-            <w:top w:val="single" w:color="auto" w:sz="4" w:space="0"/>
-            <w:left w:val="single" w:color="auto" w:sz="4" w:space="0"/>
-            <w:bottom w:val="single" w:color="auto" w:sz="4" w:space="0"/>
-            <w:right w:val="single" w:color="auto" w:sz="4" w:space="0"/>
-            <w:insideH w:val="single" w:color="auto" w:sz="4" w:space="0"/>
-            <w:insideV w:val="single" w:color="auto" w:sz="4" w:space="0"/>
-          </w:tblBorders>
-          <w:tblCellMar>
-            <w:top w:w="0" w:type="dxa"/>
-            <w:left w:w="108" w:type="dxa"/>
-            <w:bottom w:w="0" w:type="dxa"/>
-            <w:right w:w="108" w:type="dxa"/>
-          </w:tblCellMar>
-        </w:tblPrEx>
-        <w:tc>
-          <w:tcPr>
-            <w:tcW w:w="575" w:type="pct"/>
-            <w:tcBorders>
-              <w:top w:val="single" w:color="000000" w:sz="4" w:space="0"/>
-              <w:left w:val="single" w:color="000000" w:sz="4" w:space="0"/>
-              <w:bottom w:val="single" w:color="000000" w:sz="4" w:space="0"/>
-              <w:right w:val="single" w:color="000000" w:sz="4" w:space="0"/>
-            </w:tcBorders>
-            <w:noWrap w:val="0"/>
-            <w:vAlign w:val="top"/>
-          </w:tcPr>
-          <w:p>
-            <w:pPr>
-              <w:adjustRightInd w:val="0"/>
-              <w:snapToGrid w:val="0"/>
-              <w:spacing w:line="600" w:lineRule="exact"/>
-              <w:jc w:val="left"/>
-              <w:rPr>
-                <w:rFonts w:hint="eastAsia" w:ascii="仿宋" w:hAnsi="仿宋" w:eastAsia="仿宋"/>
-                <w:sz w:val="24"/>
-                <w:szCs w:val="24"/>
-                <w:highlight w:val="none"/>
-              </w:rPr>
-            </w:pPr>
-          </w:p>
-        </w:tc>
-        <w:tc>
-          <w:tcPr>
-            <w:tcW w:w="1444" w:type="pct"/>
-            <w:tcBorders>
-              <w:top w:val="single" w:color="000000" w:sz="4" w:space="0"/>
-              <w:left w:val="single" w:color="000000" w:sz="4" w:space="0"/>
-              <w:bottom w:val="single" w:color="000000" w:sz="4" w:space="0"/>
-              <w:right w:val="single" w:color="auto" w:sz="4" w:space="0"/>
-            </w:tcBorders>
-            <w:noWrap w:val="0"/>
-            <w:vAlign w:val="top"/>
-          </w:tcPr>
-          <w:p>
-            <w:pPr>
-              <w:adjustRightInd w:val="0"/>
-              <w:snapToGrid w:val="0"/>
-              <w:spacing w:line="600" w:lineRule="exact"/>
-              <w:jc w:val="left"/>
-              <w:rPr>
-                <w:rFonts w:hint="eastAsia" w:ascii="仿宋" w:hAnsi="仿宋" w:eastAsia="仿宋"/>
-                <w:sz w:val="24"/>
-                <w:szCs w:val="24"/>
-                <w:highlight w:val="none"/>
-              </w:rPr>
-            </w:pPr>
-          </w:p>
-        </w:tc>
-        <w:tc>
-          <w:tcPr>
-            <w:tcW w:w="1154" w:type="pct"/>
-            <w:tcBorders>
-              <w:top w:val="single" w:color="000000" w:sz="4" w:space="0"/>
-              <w:left w:val="nil"/>
-              <w:bottom w:val="single" w:color="000000" w:sz="4" w:space="0"/>
-              <w:right w:val="single" w:color="000000" w:sz="4" w:space="0"/>
-            </w:tcBorders>
-            <w:noWrap w:val="0"/>
-            <w:vAlign w:val="top"/>
-          </w:tcPr>
-          <w:p>
-            <w:pPr>
-              <w:adjustRightInd w:val="0"/>
-              <w:snapToGrid w:val="0"/>
-              <w:spacing w:line="600" w:lineRule="exact"/>
-              <w:jc w:val="left"/>
-              <w:rPr>
-                <w:rFonts w:hint="eastAsia" w:ascii="仿宋" w:hAnsi="仿宋" w:eastAsia="仿宋"/>
-                <w:sz w:val="24"/>
-                <w:szCs w:val="24"/>
-                <w:highlight w:val="none"/>
-              </w:rPr>
-            </w:pPr>
-          </w:p>
-        </w:tc>
-        <w:tc>
-          <w:tcPr>
-            <w:tcW w:w="960" w:type="pct"/>
-            <w:tcBorders>
-              <w:top w:val="single" w:color="000000" w:sz="4" w:space="0"/>
-              <w:left w:val="single" w:color="000000" w:sz="4" w:space="0"/>
-              <w:bottom w:val="single" w:color="000000" w:sz="4" w:space="0"/>
-              <w:right w:val="single" w:color="auto" w:sz="4" w:space="0"/>
-            </w:tcBorders>
-            <w:noWrap w:val="0"/>
-            <w:vAlign w:val="top"/>
-          </w:tcPr>
-          <w:p>
-            <w:pPr>
-              <w:adjustRightInd w:val="0"/>
-              <w:snapToGrid w:val="0"/>
-              <w:spacing w:line="600" w:lineRule="exact"/>
-              <w:jc w:val="left"/>
-              <w:rPr>
-                <w:rFonts w:hint="eastAsia" w:ascii="仿宋" w:hAnsi="仿宋" w:eastAsia="仿宋"/>
-                <w:sz w:val="24"/>
-                <w:szCs w:val="24"/>
-                <w:highlight w:val="none"/>
-              </w:rPr>
-            </w:pPr>
-          </w:p>
-        </w:tc>
-        <w:tc>
-          <w:tcPr>
-            <w:tcW w:w="864" w:type="pct"/>
-            <w:tcBorders>
-              <w:top w:val="single" w:color="000000" w:sz="4" w:space="0"/>
-              <w:left w:val="single" w:color="000000" w:sz="4" w:space="0"/>
-              <w:bottom w:val="single" w:color="000000" w:sz="4" w:space="0"/>
-              <w:right w:val="single" w:color="auto" w:sz="4" w:space="0"/>
-            </w:tcBorders>
-            <w:noWrap w:val="0"/>
-            <w:vAlign w:val="top"/>
-          </w:tcPr>
-          <w:p>
-            <w:pPr>
-              <w:adjustRightInd w:val="0"/>
-              <w:snapToGrid w:val="0"/>
-              <w:spacing w:line="600" w:lineRule="exact"/>
-              <w:jc w:val="left"/>
-              <w:rPr>
-                <w:rFonts w:hint="eastAsia" w:ascii="仿宋" w:hAnsi="仿宋" w:eastAsia="仿宋"/>
-                <w:sz w:val="24"/>
-                <w:szCs w:val="24"/>
-                <w:highlight w:val="none"/>
-              </w:rPr>
-            </w:pPr>
-          </w:p>
-        </w:tc>
-      </w:tr>
-      <w:tr>
-        <w:tblPrEx>
-          <w:tblBorders>
-            <w:top w:val="single" w:color="auto" w:sz="4" w:space="0"/>
-            <w:left w:val="single" w:color="auto" w:sz="4" w:space="0"/>
-            <w:bottom w:val="single" w:color="auto" w:sz="4" w:space="0"/>
-            <w:right w:val="single" w:color="auto" w:sz="4" w:space="0"/>
-            <w:insideH w:val="single" w:color="auto" w:sz="4" w:space="0"/>
-            <w:insideV w:val="single" w:color="auto" w:sz="4" w:space="0"/>
-          </w:tblBorders>
-          <w:tblCellMar>
-            <w:top w:w="0" w:type="dxa"/>
-            <w:left w:w="108" w:type="dxa"/>
-            <w:bottom w:w="0" w:type="dxa"/>
-            <w:right w:w="108" w:type="dxa"/>
-          </w:tblCellMar>
-        </w:tblPrEx>
-        <w:tc>
-          <w:tcPr>
-            <w:tcW w:w="575" w:type="pct"/>
-            <w:tcBorders>
-              <w:top w:val="single" w:color="000000" w:sz="4" w:space="0"/>
-              <w:left w:val="single" w:color="000000" w:sz="4" w:space="0"/>
-              <w:bottom w:val="single" w:color="000000" w:sz="4" w:space="0"/>
-              <w:right w:val="single" w:color="000000" w:sz="4" w:space="0"/>
-            </w:tcBorders>
-            <w:noWrap w:val="0"/>
-            <w:vAlign w:val="top"/>
-          </w:tcPr>
-          <w:p>
-            <w:pPr>
-              <w:adjustRightInd w:val="0"/>
-              <w:snapToGrid w:val="0"/>
-              <w:spacing w:line="600" w:lineRule="exact"/>
-              <w:jc w:val="left"/>
-              <w:rPr>
-                <w:rFonts w:hint="eastAsia" w:ascii="仿宋" w:hAnsi="仿宋" w:eastAsia="仿宋"/>
-                <w:sz w:val="24"/>
-                <w:szCs w:val="24"/>
-                <w:highlight w:val="none"/>
-              </w:rPr>
-            </w:pPr>
-          </w:p>
-        </w:tc>
-        <w:tc>
-          <w:tcPr>
-            <w:tcW w:w="1444" w:type="pct"/>
-            <w:tcBorders>
-              <w:top w:val="single" w:color="000000" w:sz="4" w:space="0"/>
-              <w:left w:val="single" w:color="000000" w:sz="4" w:space="0"/>
-              <w:bottom w:val="single" w:color="000000" w:sz="4" w:space="0"/>
-              <w:right w:val="single" w:color="auto" w:sz="4" w:space="0"/>
-            </w:tcBorders>
-            <w:noWrap w:val="0"/>
-            <w:vAlign w:val="top"/>
-          </w:tcPr>
-          <w:p>
-            <w:pPr>
-              <w:adjustRightInd w:val="0"/>
-              <w:snapToGrid w:val="0"/>
-              <w:spacing w:line="600" w:lineRule="exact"/>
-              <w:jc w:val="left"/>
-              <w:rPr>
-                <w:rFonts w:hint="eastAsia" w:ascii="仿宋" w:hAnsi="仿宋" w:eastAsia="仿宋"/>
-                <w:sz w:val="24"/>
-                <w:szCs w:val="24"/>
-                <w:highlight w:val="none"/>
-              </w:rPr>
-            </w:pPr>
-          </w:p>
-        </w:tc>
-        <w:tc>
-          <w:tcPr>
-            <w:tcW w:w="1154" w:type="pct"/>
-            <w:tcBorders>
-              <w:top w:val="single" w:color="000000" w:sz="4" w:space="0"/>
-              <w:left w:val="nil"/>
-              <w:bottom w:val="single" w:color="000000" w:sz="4" w:space="0"/>
-              <w:right w:val="single" w:color="000000" w:sz="4" w:space="0"/>
-            </w:tcBorders>
-            <w:noWrap w:val="0"/>
-            <w:vAlign w:val="top"/>
-          </w:tcPr>
-          <w:p>
-            <w:pPr>
-              <w:adjustRightInd w:val="0"/>
-              <w:snapToGrid w:val="0"/>
-              <w:spacing w:line="600" w:lineRule="exact"/>
-              <w:jc w:val="left"/>
-              <w:rPr>
-                <w:rFonts w:hint="eastAsia" w:ascii="仿宋" w:hAnsi="仿宋" w:eastAsia="仿宋"/>
-                <w:sz w:val="24"/>
-                <w:szCs w:val="24"/>
-                <w:highlight w:val="none"/>
-              </w:rPr>
-            </w:pPr>
-          </w:p>
-        </w:tc>
-        <w:tc>
-          <w:tcPr>
-            <w:tcW w:w="960" w:type="pct"/>
-            <w:tcBorders>
-              <w:top w:val="single" w:color="000000" w:sz="4" w:space="0"/>
-              <w:left w:val="single" w:color="000000" w:sz="4" w:space="0"/>
-              <w:bottom w:val="single" w:color="000000" w:sz="4" w:space="0"/>
-              <w:right w:val="single" w:color="auto" w:sz="4" w:space="0"/>
-            </w:tcBorders>
-            <w:noWrap w:val="0"/>
-            <w:vAlign w:val="top"/>
-          </w:tcPr>
-          <w:p>
-            <w:pPr>
-              <w:adjustRightInd w:val="0"/>
-              <w:snapToGrid w:val="0"/>
-              <w:spacing w:line="600" w:lineRule="exact"/>
-              <w:jc w:val="left"/>
-              <w:rPr>
-                <w:rFonts w:hint="eastAsia" w:ascii="仿宋" w:hAnsi="仿宋" w:eastAsia="仿宋"/>
-                <w:sz w:val="24"/>
-                <w:szCs w:val="24"/>
-                <w:highlight w:val="none"/>
-              </w:rPr>
-            </w:pPr>
-          </w:p>
-        </w:tc>
-        <w:tc>
-          <w:tcPr>
-            <w:tcW w:w="864" w:type="pct"/>
-            <w:tcBorders>
-              <w:top w:val="single" w:color="000000" w:sz="4" w:space="0"/>
-              <w:left w:val="single" w:color="000000" w:sz="4" w:space="0"/>
-              <w:bottom w:val="single" w:color="000000" w:sz="4" w:space="0"/>
-              <w:right w:val="single" w:color="auto" w:sz="4" w:space="0"/>
-            </w:tcBorders>
-            <w:noWrap w:val="0"/>
-            <w:vAlign w:val="top"/>
-          </w:tcPr>
-          <w:p>
-            <w:pPr>
-              <w:adjustRightInd w:val="0"/>
-              <w:snapToGrid w:val="0"/>
-              <w:spacing w:line="600" w:lineRule="exact"/>
-              <w:jc w:val="left"/>
-              <w:rPr>
-                <w:rFonts w:hint="eastAsia" w:ascii="仿宋" w:hAnsi="仿宋" w:eastAsia="仿宋"/>
-                <w:sz w:val="24"/>
-                <w:szCs w:val="24"/>
-                <w:highlight w:val="none"/>
-              </w:rPr>
-            </w:pPr>
-          </w:p>
-        </w:tc>
-      </w:tr>
-      <w:tr>
-        <w:tblPrEx>
-          <w:tblBorders>
-            <w:top w:val="single" w:color="auto" w:sz="4" w:space="0"/>
-            <w:left w:val="single" w:color="auto" w:sz="4" w:space="0"/>
-            <w:bottom w:val="single" w:color="auto" w:sz="4" w:space="0"/>
-            <w:right w:val="single" w:color="auto" w:sz="4" w:space="0"/>
-            <w:insideH w:val="single" w:color="auto" w:sz="4" w:space="0"/>
-            <w:insideV w:val="single" w:color="auto" w:sz="4" w:space="0"/>
-          </w:tblBorders>
-          <w:tblCellMar>
-            <w:top w:w="0" w:type="dxa"/>
-            <w:left w:w="108" w:type="dxa"/>
-            <w:bottom w:w="0" w:type="dxa"/>
-            <w:right w:w="108" w:type="dxa"/>
-          </w:tblCellMar>
-        </w:tblPrEx>
-        <w:tc>
-          <w:tcPr>
-            <w:tcW w:w="575" w:type="pct"/>
-            <w:tcBorders>
-              <w:top w:val="single" w:color="000000" w:sz="4" w:space="0"/>
-              <w:left w:val="single" w:color="000000" w:sz="4" w:space="0"/>
-              <w:bottom w:val="single" w:color="000000" w:sz="4" w:space="0"/>
-              <w:right w:val="single" w:color="000000" w:sz="4" w:space="0"/>
-            </w:tcBorders>
-            <w:noWrap w:val="0"/>
-            <w:vAlign w:val="top"/>
-          </w:tcPr>
-          <w:p>
-            <w:pPr>
-              <w:adjustRightInd w:val="0"/>
-              <w:snapToGrid w:val="0"/>
-              <w:spacing w:line="600" w:lineRule="exact"/>
-              <w:jc w:val="left"/>
-              <w:rPr>
-                <w:rFonts w:hint="eastAsia" w:ascii="仿宋" w:hAnsi="仿宋" w:eastAsia="仿宋"/>
-                <w:sz w:val="24"/>
-                <w:szCs w:val="24"/>
-                <w:highlight w:val="none"/>
-              </w:rPr>
-            </w:pPr>
-          </w:p>
-        </w:tc>
-        <w:tc>
-          <w:tcPr>
-            <w:tcW w:w="1444" w:type="pct"/>
-            <w:tcBorders>
-              <w:top w:val="single" w:color="000000" w:sz="4" w:space="0"/>
-              <w:left w:val="single" w:color="000000" w:sz="4" w:space="0"/>
-              <w:bottom w:val="single" w:color="000000" w:sz="4" w:space="0"/>
-              <w:right w:val="single" w:color="auto" w:sz="4" w:space="0"/>
-            </w:tcBorders>
-            <w:noWrap w:val="0"/>
-            <w:vAlign w:val="top"/>
-          </w:tcPr>
-          <w:p>
-            <w:pPr>
-              <w:adjustRightInd w:val="0"/>
-              <w:snapToGrid w:val="0"/>
-              <w:spacing w:line="600" w:lineRule="exact"/>
-              <w:jc w:val="left"/>
-              <w:rPr>
-                <w:rFonts w:hint="eastAsia" w:ascii="仿宋" w:hAnsi="仿宋" w:eastAsia="仿宋"/>
-                <w:sz w:val="24"/>
-                <w:szCs w:val="24"/>
-                <w:highlight w:val="none"/>
-              </w:rPr>
-            </w:pPr>
-          </w:p>
-        </w:tc>
-        <w:tc>
-          <w:tcPr>
-            <w:tcW w:w="1154" w:type="pct"/>
-            <w:tcBorders>
-              <w:top w:val="single" w:color="000000" w:sz="4" w:space="0"/>
-              <w:left w:val="nil"/>
-              <w:bottom w:val="single" w:color="000000" w:sz="4" w:space="0"/>
-              <w:right w:val="single" w:color="000000" w:sz="4" w:space="0"/>
-            </w:tcBorders>
-            <w:noWrap w:val="0"/>
-            <w:vAlign w:val="top"/>
-          </w:tcPr>
-          <w:p>
-            <w:pPr>
-              <w:adjustRightInd w:val="0"/>
-              <w:snapToGrid w:val="0"/>
-              <w:spacing w:line="600" w:lineRule="exact"/>
-              <w:jc w:val="left"/>
-              <w:rPr>
-                <w:rFonts w:hint="eastAsia" w:ascii="仿宋" w:hAnsi="仿宋" w:eastAsia="仿宋"/>
-                <w:sz w:val="24"/>
-                <w:szCs w:val="24"/>
-                <w:highlight w:val="none"/>
-              </w:rPr>
-            </w:pPr>
-          </w:p>
-        </w:tc>
-        <w:tc>
-          <w:tcPr>
-            <w:tcW w:w="960" w:type="pct"/>
-            <w:tcBorders>
-              <w:top w:val="single" w:color="000000" w:sz="4" w:space="0"/>
-              <w:left w:val="single" w:color="000000" w:sz="4" w:space="0"/>
-              <w:bottom w:val="single" w:color="000000" w:sz="4" w:space="0"/>
-              <w:right w:val="single" w:color="auto" w:sz="4" w:space="0"/>
-            </w:tcBorders>
-            <w:noWrap w:val="0"/>
-            <w:vAlign w:val="top"/>
-          </w:tcPr>
-          <w:p>
-            <w:pPr>
-              <w:adjustRightInd w:val="0"/>
-              <w:snapToGrid w:val="0"/>
-              <w:spacing w:line="600" w:lineRule="exact"/>
-              <w:jc w:val="left"/>
-              <w:rPr>
-                <w:rFonts w:hint="eastAsia" w:ascii="仿宋" w:hAnsi="仿宋" w:eastAsia="仿宋"/>
-                <w:sz w:val="24"/>
-                <w:szCs w:val="24"/>
-                <w:highlight w:val="none"/>
-              </w:rPr>
-            </w:pPr>
-          </w:p>
-        </w:tc>
-        <w:tc>
-          <w:tcPr>
-            <w:tcW w:w="864" w:type="pct"/>
-            <w:tcBorders>
-              <w:top w:val="single" w:color="000000" w:sz="4" w:space="0"/>
-              <w:left w:val="single" w:color="000000" w:sz="4" w:space="0"/>
-              <w:bottom w:val="single" w:color="000000" w:sz="4" w:space="0"/>
-              <w:right w:val="single" w:color="auto" w:sz="4" w:space="0"/>
-            </w:tcBorders>
-            <w:noWrap w:val="0"/>
-            <w:vAlign w:val="top"/>
-          </w:tcPr>
-          <w:p>
-            <w:pPr>
-              <w:adjustRightInd w:val="0"/>
-              <w:snapToGrid w:val="0"/>
-              <w:spacing w:line="600" w:lineRule="exact"/>
-              <w:jc w:val="left"/>
-              <w:rPr>
-                <w:rFonts w:hint="eastAsia" w:ascii="仿宋" w:hAnsi="仿宋" w:eastAsia="仿宋"/>
-                <w:sz w:val="24"/>
-                <w:szCs w:val="24"/>
-                <w:highlight w:val="none"/>
-              </w:rPr>
-            </w:pPr>
-          </w:p>
-        </w:tc>
-      </w:tr>
-    </w:tbl>
-    <w:p>
-      <w:pPr>
-        <w:spacing w:line="420" w:lineRule="exact"/>
-        <w:ind w:right="264"/>
-        <w:rPr>
-          <w:rFonts w:ascii="仿宋" w:hAnsi="仿宋" w:eastAsia="仿宋"/>
-          <w:spacing w:val="20"/>
-          <w:sz w:val="24"/>
-          <w:szCs w:val="24"/>
-          <w:highlight w:val="none"/>
-        </w:rPr>
-      </w:pPr>
-      <w:r>
-        <w:rPr>
-          <w:rFonts w:hint="eastAsia" w:ascii="仿宋" w:hAnsi="仿宋" w:eastAsia="仿宋"/>
-          <w:spacing w:val="20"/>
-          <w:sz w:val="24"/>
-          <w:szCs w:val="24"/>
-          <w:highlight w:val="none"/>
-        </w:rPr>
-        <w:t>备注：附上合同或中标通知书复印件</w:t>
-      </w:r>
-    </w:p>
-    <w:p>
-      <w:pPr>
-        <w:rPr>
-          <w:rFonts w:ascii="仿宋" w:hAnsi="仿宋" w:eastAsia="仿宋"/>
-          <w:spacing w:val="20"/>
-          <w:sz w:val="28"/>
-          <w:highlight w:val="none"/>
-        </w:rPr>
-      </w:pPr>
-    </w:p>
-    <w:p>
-      <w:pPr>
-        <w:rPr>
-          <w:rFonts w:ascii="仿宋" w:hAnsi="仿宋" w:eastAsia="仿宋"/>
-          <w:spacing w:val="20"/>
-          <w:sz w:val="28"/>
-          <w:highlight w:val="none"/>
-        </w:rPr>
-      </w:pPr>
-    </w:p>
-    <w:p>
-      <w:pPr>
-        <w:spacing w:line="420" w:lineRule="exact"/>
-        <w:ind w:right="264"/>
-        <w:jc w:val="center"/>
-        <w:rPr>
-          <w:rFonts w:hint="eastAsia" w:ascii="仿宋" w:hAnsi="仿宋" w:eastAsia="仿宋"/>
-          <w:spacing w:val="20"/>
-          <w:sz w:val="24"/>
-          <w:szCs w:val="24"/>
-          <w:highlight w:val="none"/>
-        </w:rPr>
-      </w:pPr>
-      <w:r>
-        <w:rPr>
-          <w:rFonts w:hint="eastAsia" w:ascii="仿宋" w:hAnsi="仿宋" w:eastAsia="仿宋"/>
-          <w:spacing w:val="20"/>
-          <w:sz w:val="24"/>
-          <w:szCs w:val="24"/>
-          <w:highlight w:val="none"/>
-        </w:rPr>
-        <w:t>供应商（盖章）：</w:t>
-      </w:r>
-    </w:p>
-    <w:p>
-      <w:pPr>
-        <w:spacing w:line="420" w:lineRule="exact"/>
-        <w:ind w:right="264"/>
-        <w:rPr>
-          <w:rFonts w:ascii="仿宋" w:hAnsi="仿宋" w:eastAsia="仿宋"/>
-          <w:spacing w:val="20"/>
-          <w:sz w:val="24"/>
-          <w:szCs w:val="24"/>
-          <w:highlight w:val="none"/>
-        </w:rPr>
-      </w:pPr>
-      <w:r>
-        <w:rPr>
-          <w:rFonts w:hint="eastAsia" w:ascii="仿宋" w:hAnsi="仿宋" w:eastAsia="仿宋"/>
-          <w:spacing w:val="20"/>
-          <w:sz w:val="24"/>
-          <w:szCs w:val="24"/>
-          <w:highlight w:val="none"/>
-        </w:rPr>
-        <w:t xml:space="preserve"> </w:t>
-      </w:r>
-      <w:r>
-        <w:rPr>
-          <w:rFonts w:ascii="仿宋" w:hAnsi="仿宋" w:eastAsia="仿宋"/>
-          <w:spacing w:val="20"/>
-          <w:sz w:val="24"/>
-          <w:szCs w:val="24"/>
-          <w:highlight w:val="none"/>
-        </w:rPr>
-        <w:t xml:space="preserve">              </w:t>
-      </w:r>
-    </w:p>
-    <w:p>
-      <w:pPr>
-        <w:spacing w:line="420" w:lineRule="exact"/>
-        <w:ind w:right="264" w:firstLine="3080" w:firstLineChars="1100"/>
-        <w:rPr>
-          <w:rFonts w:ascii="仿宋" w:hAnsi="仿宋" w:eastAsia="仿宋"/>
-          <w:spacing w:val="20"/>
-          <w:sz w:val="24"/>
-          <w:szCs w:val="24"/>
-          <w:highlight w:val="none"/>
-        </w:rPr>
-      </w:pPr>
-      <w:r>
-        <w:rPr>
-          <w:rFonts w:hint="eastAsia" w:ascii="仿宋" w:hAnsi="仿宋" w:eastAsia="仿宋"/>
-          <w:spacing w:val="20"/>
-          <w:sz w:val="24"/>
-          <w:szCs w:val="24"/>
-          <w:highlight w:val="none"/>
-        </w:rPr>
-        <w:t xml:space="preserve">日  期： </w:t>
-      </w:r>
-      <w:r>
-        <w:rPr>
-          <w:rFonts w:ascii="仿宋" w:hAnsi="仿宋" w:eastAsia="仿宋"/>
-          <w:spacing w:val="20"/>
-          <w:sz w:val="24"/>
-          <w:szCs w:val="24"/>
-          <w:highlight w:val="none"/>
-        </w:rPr>
-        <w:t xml:space="preserve"> </w:t>
-      </w:r>
-      <w:r>
-        <w:rPr>
-          <w:rFonts w:hint="eastAsia" w:ascii="仿宋" w:hAnsi="仿宋" w:eastAsia="仿宋"/>
-          <w:spacing w:val="20"/>
-          <w:sz w:val="24"/>
-          <w:szCs w:val="24"/>
-          <w:highlight w:val="none"/>
-        </w:rPr>
-        <w:t xml:space="preserve">年 </w:t>
-      </w:r>
-      <w:r>
-        <w:rPr>
-          <w:rFonts w:ascii="仿宋" w:hAnsi="仿宋" w:eastAsia="仿宋"/>
-          <w:spacing w:val="20"/>
-          <w:sz w:val="24"/>
-          <w:szCs w:val="24"/>
-          <w:highlight w:val="none"/>
-        </w:rPr>
-        <w:t xml:space="preserve">  </w:t>
-      </w:r>
-      <w:r>
-        <w:rPr>
-          <w:rFonts w:hint="eastAsia" w:ascii="仿宋" w:hAnsi="仿宋" w:eastAsia="仿宋"/>
-          <w:spacing w:val="20"/>
-          <w:sz w:val="24"/>
-          <w:szCs w:val="24"/>
-          <w:highlight w:val="none"/>
-        </w:rPr>
-        <w:t xml:space="preserve">月 </w:t>
-      </w:r>
-      <w:r>
-        <w:rPr>
-          <w:rFonts w:ascii="仿宋" w:hAnsi="仿宋" w:eastAsia="仿宋"/>
-          <w:spacing w:val="20"/>
-          <w:sz w:val="24"/>
-          <w:szCs w:val="24"/>
-          <w:highlight w:val="none"/>
-        </w:rPr>
-        <w:t xml:space="preserve">   日</w:t>
-      </w:r>
-    </w:p>
-    <w:p>
-      <w:pPr>
-        <w:rPr>
-          <w:rFonts w:hint="eastAsia" w:ascii="仿宋" w:hAnsi="仿宋" w:eastAsia="仿宋"/>
-          <w:spacing w:val="20"/>
-          <w:sz w:val="28"/>
-          <w:highlight w:val="none"/>
-        </w:rPr>
-      </w:pPr>
+      <w:bookmarkStart w:id="72" w:name="_GoBack"/>
+      <w:bookmarkEnd w:id="72"/>
     </w:p>
     <w:sectPr>
       <w:footerReference r:id="rId6" w:type="first"/>
@@ -31560,21 +28401,6 @@
     </w:lvl>
   </w:abstractNum>
   <w:abstractNum w:abstractNumId="1">
-    <w:nsid w:val="1BA27DBA"/>
-    <w:multiLevelType w:val="singleLevel"/>
-    <w:tmpl w:val="1BA27DBA"/>
-    <w:lvl w:ilvl="0" w:tentative="0">
-      <w:start w:val="6"/>
-      <w:numFmt w:val="chineseCounting"/>
-      <w:suff w:val="space"/>
-      <w:lvlText w:val="第%1章"/>
-      <w:lvlJc w:val="left"/>
-      <w:rPr>
-        <w:rFonts w:hint="eastAsia"/>
-      </w:rPr>
-    </w:lvl>
-  </w:abstractNum>
-  <w:abstractNum w:abstractNumId="2">
     <w:nsid w:val="259905B5"/>
     <w:multiLevelType w:val="multilevel"/>
     <w:tmpl w:val="259905B5"/>
@@ -31726,13 +28552,10 @@
     </w:lvl>
   </w:abstractNum>
   <w:num w:numId="1">
-    <w:abstractNumId w:val="2"/>
+    <w:abstractNumId w:val="1"/>
   </w:num>
   <w:num w:numId="2">
     <w:abstractNumId w:val="0"/>
-  </w:num>
-  <w:num w:numId="3">
-    <w:abstractNumId w:val="1"/>
   </w:num>
 </w:numbering>
 </file>
